--- a/mitterpach_bp_en.docx
+++ b/mitterpach_bp_en.docx
@@ -3944,178 +3944,751 @@
     </w:p>
     <w:p>
       <w:pPr>
+        <w:spacing w:after="160" w:line="259" w:lineRule="auto"/>
+        <w:jc w:val="left"/>
+      </w:pPr>
+      <w:r>
+        <w:br w:type="page"/>
+      </w:r>
+    </w:p>
+    <w:p>
+      <w:pPr>
         <w:pStyle w:val="Nadpis2"/>
       </w:pPr>
       <w:bookmarkStart w:id="9" w:name="_Toc222408001"/>
       <w:r>
+        <w:lastRenderedPageBreak/>
         <w:t>Logging Formats</w:t>
       </w:r>
       <w:bookmarkEnd w:id="9"/>
     </w:p>
+    <w:p>
+      <w:r>
+        <w:t xml:space="preserve">As different development teams have different requirements, so too do their needs for logging differ. Some applications may require a large </w:t>
+      </w:r>
+      <w:r>
+        <w:t>number</w:t>
+      </w:r>
+      <w:r>
+        <w:t xml:space="preserve"> of logs to be processed in a short amount of time, some place large importance on the data integrity and log all actions taken by the software multiple times on multiple different places. Some teams may be locked into working with specific formats based on their software vendors, customers or due to regulations defined by the law.</w:t>
+      </w:r>
+    </w:p>
+    <w:p>
+      <w:r>
+        <w:t>For the reasons detailed above, several logging formats have emerged from the developer community. The specifics and abilities of each format can differ greatly. The following chapters detail the commonly used formats, as well as the formats for the specific reporting standards that the application developed in the practical part of this thesis standardizes.</w:t>
+      </w:r>
+    </w:p>
+    <w:p>
+      <w:pPr>
+        <w:pStyle w:val="Nadpis3"/>
+      </w:pPr>
+      <w:bookmarkStart w:id="10" w:name="_Toc222408002"/>
+      <w:r>
+        <w:t>JSON</w:t>
+      </w:r>
+      <w:bookmarkEnd w:id="10"/>
+    </w:p>
+    <w:p>
+      <w:r>
+        <w:t>JSON (JavaScript Object Notation) is a lightweight data-interchange format, which aims to be easily readable and writable by both humans and computers</w:t>
+      </w:r>
+      <w:r>
+        <w:t xml:space="preserve">, while still being more concise and less verbose than its previously used counterparts (see 2.1.2 XML) </w:t>
+      </w:r>
+    </w:p>
+    <w:p>
+      <w:r>
+        <w:t>I</w:t>
+      </w:r>
+      <w:r>
+        <w:t>n</w:t>
+      </w:r>
+      <w:r>
+        <w:t xml:space="preserve"> essence, JSON documents are “dictionaries consisting of key-value pairs, where the object can be a JSON document, allowing arbitrary levels of nesting” </w:t>
+      </w:r>
+      <w:r>
+        <w:t>(Bourhis et al., 2020)</w:t>
+      </w:r>
+    </w:p>
+    <w:p>
+      <w:r>
+        <w:t>While the keys can only be strings, and each key must be unique in its JSON structure, values can have multiple different data types alongside the previously mentioned JSON document:</w:t>
+      </w:r>
+    </w:p>
+    <w:p>
+      <w:pPr>
+        <w:pStyle w:val="Odstavecseseznamem"/>
+        <w:numPr>
+          <w:ilvl w:val="0"/>
+          <w:numId w:val="28"/>
+        </w:numPr>
+      </w:pPr>
+      <w:r>
+        <w:t>String, usually used for the representation of text</w:t>
+      </w:r>
+    </w:p>
+    <w:p>
+      <w:pPr>
+        <w:pStyle w:val="Odstavecseseznamem"/>
+        <w:numPr>
+          <w:ilvl w:val="0"/>
+          <w:numId w:val="28"/>
+        </w:numPr>
+      </w:pPr>
+      <w:r>
+        <w:t>Numbe</w:t>
+      </w:r>
+      <w:r>
+        <w:t xml:space="preserve">r, in an integer or a </w:t>
+      </w:r>
+      <w:r>
+        <w:t>floating-point</w:t>
+      </w:r>
+      <w:r>
+        <w:t xml:space="preserve"> representation</w:t>
+      </w:r>
+      <w:r>
+        <w:t xml:space="preserve"> </w:t>
+      </w:r>
+    </w:p>
+    <w:p>
+      <w:pPr>
+        <w:pStyle w:val="Odstavecseseznamem"/>
+        <w:numPr>
+          <w:ilvl w:val="0"/>
+          <w:numId w:val="28"/>
+        </w:numPr>
+      </w:pPr>
+      <w:r>
+        <w:t>Array</w:t>
+      </w:r>
+      <w:r>
+        <w:t xml:space="preserve">, denoted by square brackets </w:t>
+      </w:r>
+    </w:p>
+    <w:p>
+      <w:pPr>
+        <w:pStyle w:val="Odstavecseseznamem"/>
+        <w:numPr>
+          <w:ilvl w:val="0"/>
+          <w:numId w:val="28"/>
+        </w:numPr>
+      </w:pPr>
+      <w:r>
+        <w:t>Boolean</w:t>
+      </w:r>
+      <w:r>
+        <w:t xml:space="preserve">, with values of </w:t>
+      </w:r>
+      <w:r>
+        <w:rPr>
+          <w:rStyle w:val="TextprogramovhokduChar"/>
+          <w:rFonts w:eastAsiaTheme="minorHAnsi"/>
+        </w:rPr>
+        <w:t>true</w:t>
+      </w:r>
+      <w:r>
+        <w:t xml:space="preserve"> or </w:t>
+      </w:r>
+      <w:r>
+        <w:rPr>
+          <w:rStyle w:val="TextprogramovhokduChar"/>
+          <w:rFonts w:eastAsiaTheme="minorHAnsi"/>
+        </w:rPr>
+        <w:t>false</w:t>
+      </w:r>
+    </w:p>
+    <w:p>
+      <w:pPr>
+        <w:pStyle w:val="Odstavecseseznamem"/>
+        <w:numPr>
+          <w:ilvl w:val="0"/>
+          <w:numId w:val="28"/>
+        </w:numPr>
+      </w:pPr>
+      <w:r>
+        <w:t>Null</w:t>
+      </w:r>
+      <w:r>
+        <w:t>, a nonexistent value</w:t>
+      </w:r>
+    </w:p>
+    <w:p>
+      <w:bookmarkStart w:id="11" w:name="_Ref7017310"/>
+      <w:bookmarkStart w:id="12" w:name="_Toc7017593"/>
+      <w:r>
+        <w:rPr>
+          <w:b/>
+          <w:bCs/>
+          <w:iCs/>
+          <w:lang w:val="en-GB"/>
+        </w:rPr>
+        <w:t xml:space="preserve">Code </w:t>
+      </w:r>
+      <w:r>
+        <w:rPr>
+          <w:iCs/>
+          <w:lang w:val="cs-CZ"/>
+        </w:rPr>
+        <w:fldChar w:fldCharType="begin"/>
+      </w:r>
+      <w:r>
+        <w:rPr>
+          <w:b/>
+          <w:bCs/>
+          <w:iCs/>
+          <w:lang w:val="en-GB"/>
+        </w:rPr>
+        <w:instrText xml:space="preserve"> STYLEREF 1 \s </w:instrText>
+      </w:r>
+      <w:r>
+        <w:rPr>
+          <w:iCs/>
+          <w:lang w:val="cs-CZ"/>
+        </w:rPr>
+        <w:fldChar w:fldCharType="separate"/>
+      </w:r>
+      <w:r>
+        <w:rPr>
+          <w:b/>
+          <w:bCs/>
+          <w:iCs/>
+          <w:lang w:val="en-GB"/>
+        </w:rPr>
+        <w:t>1</w:t>
+      </w:r>
+      <w:r>
+        <w:fldChar w:fldCharType="end"/>
+      </w:r>
+      <w:r>
+        <w:rPr>
+          <w:b/>
+          <w:bCs/>
+          <w:iCs/>
+          <w:lang w:val="en-GB"/>
+        </w:rPr>
+        <w:t>.</w:t>
+      </w:r>
+      <w:r>
+        <w:rPr>
+          <w:iCs/>
+          <w:lang w:val="cs-CZ"/>
+        </w:rPr>
+        <w:fldChar w:fldCharType="begin"/>
+      </w:r>
+      <w:r>
+        <w:rPr>
+          <w:b/>
+          <w:bCs/>
+          <w:iCs/>
+          <w:lang w:val="en-GB"/>
+        </w:rPr>
+        <w:instrText xml:space="preserve"> SEQ Code \* ARABIC \s 1 </w:instrText>
+      </w:r>
+      <w:r>
+        <w:rPr>
+          <w:iCs/>
+          <w:lang w:val="cs-CZ"/>
+        </w:rPr>
+        <w:fldChar w:fldCharType="separate"/>
+      </w:r>
+      <w:r>
+        <w:rPr>
+          <w:b/>
+          <w:bCs/>
+          <w:iCs/>
+          <w:lang w:val="en-GB"/>
+        </w:rPr>
+        <w:t>1</w:t>
+      </w:r>
+      <w:r>
+        <w:fldChar w:fldCharType="end"/>
+      </w:r>
+      <w:bookmarkEnd w:id="11"/>
+    </w:p>
+    <w:p>
+      <w:pPr>
+        <w:pStyle w:val="Titulek"/>
+        <w:rPr>
+          <w:i/>
+          <w:lang w:val="en-GB"/>
+        </w:rPr>
+      </w:pPr>
+      <w:r>
+        <w:rPr>
+          <w:i/>
+          <w:lang w:val="en-GB"/>
+        </w:rPr>
+        <w:t xml:space="preserve">A simple JSON document </w:t>
+      </w:r>
+      <w:r>
+        <w:rPr>
+          <w:i/>
+          <w:lang w:val="en-GB"/>
+        </w:rPr>
+        <w:t>(Bourhis et al., 2020)</w:t>
+      </w:r>
+    </w:p>
+    <w:bookmarkEnd w:id="12"/>
+    <w:p>
+      <w:pPr>
+        <w:pStyle w:val="Textprogramovhokdu"/>
+        <w:numPr>
+          <w:ilvl w:val="0"/>
+          <w:numId w:val="27"/>
+        </w:numPr>
+        <w:ind w:left="426" w:hanging="426"/>
+        <w:rPr>
+          <w:lang w:val="en-GB"/>
+        </w:rPr>
+      </w:pPr>
+      <w:r>
+        <w:rPr>
+          <w:lang w:val="en-GB"/>
+        </w:rPr>
+        <w:t>{</w:t>
+      </w:r>
+    </w:p>
+    <w:p>
+      <w:pPr>
+        <w:pStyle w:val="Textprogramovhokdu"/>
+        <w:numPr>
+          <w:ilvl w:val="0"/>
+          <w:numId w:val="27"/>
+        </w:numPr>
+        <w:ind w:left="426" w:hanging="426"/>
+        <w:rPr>
+          <w:lang w:val="en-GB"/>
+        </w:rPr>
+      </w:pPr>
+      <w:r>
+        <w:rPr>
+          <w:lang w:val="en-GB"/>
+        </w:rPr>
+        <w:t>"name": {</w:t>
+      </w:r>
+    </w:p>
+    <w:p>
+      <w:pPr>
+        <w:pStyle w:val="Textprogramovhokdu"/>
+        <w:numPr>
+          <w:ilvl w:val="0"/>
+          <w:numId w:val="27"/>
+        </w:numPr>
+        <w:ind w:left="426" w:hanging="426"/>
+        <w:rPr>
+          <w:lang w:val="en-GB"/>
+        </w:rPr>
+      </w:pPr>
+      <w:r>
+        <w:rPr>
+          <w:lang w:val="en-GB"/>
+        </w:rPr>
+        <w:t xml:space="preserve">    </w:t>
+      </w:r>
+      <w:r>
+        <w:rPr>
+          <w:lang w:val="en-GB"/>
+        </w:rPr>
+        <w:t xml:space="preserve">"first": "John", </w:t>
+      </w:r>
+    </w:p>
+    <w:p>
+      <w:pPr>
+        <w:pStyle w:val="Textprogramovhokdu"/>
+        <w:numPr>
+          <w:ilvl w:val="0"/>
+          <w:numId w:val="27"/>
+        </w:numPr>
+        <w:ind w:left="426" w:hanging="426"/>
+        <w:rPr>
+          <w:lang w:val="en-GB"/>
+        </w:rPr>
+      </w:pPr>
+      <w:r>
+        <w:rPr>
+          <w:lang w:val="en-GB"/>
+        </w:rPr>
+        <w:t xml:space="preserve">    </w:t>
+      </w:r>
+      <w:r>
+        <w:rPr>
+          <w:lang w:val="en-GB"/>
+        </w:rPr>
+        <w:t>"last": "Doe"</w:t>
+      </w:r>
+    </w:p>
+    <w:p>
+      <w:pPr>
+        <w:pStyle w:val="Textprogramovhokdu"/>
+        <w:numPr>
+          <w:ilvl w:val="0"/>
+          <w:numId w:val="27"/>
+        </w:numPr>
+        <w:ind w:left="426" w:hanging="426"/>
+        <w:rPr>
+          <w:lang w:val="en-GB"/>
+        </w:rPr>
+      </w:pPr>
+      <w:r>
+        <w:rPr>
+          <w:lang w:val="en-GB"/>
+        </w:rPr>
+        <w:t xml:space="preserve">    </w:t>
+      </w:r>
+      <w:r>
+        <w:rPr>
+          <w:lang w:val="en-GB"/>
+        </w:rPr>
+        <w:t xml:space="preserve">}, </w:t>
+      </w:r>
+    </w:p>
+    <w:p>
+      <w:pPr>
+        <w:pStyle w:val="Textprogramovhokdu"/>
+        <w:numPr>
+          <w:ilvl w:val="0"/>
+          <w:numId w:val="27"/>
+        </w:numPr>
+        <w:ind w:left="426" w:hanging="426"/>
+        <w:rPr>
+          <w:lang w:val="en-GB"/>
+        </w:rPr>
+      </w:pPr>
+      <w:r>
+        <w:rPr>
+          <w:lang w:val="en-GB"/>
+        </w:rPr>
+        <w:t>"age": 32,</w:t>
+      </w:r>
+    </w:p>
+    <w:p>
+      <w:pPr>
+        <w:pStyle w:val="Textprogramovhokdu"/>
+        <w:numPr>
+          <w:ilvl w:val="0"/>
+          <w:numId w:val="27"/>
+        </w:numPr>
+        <w:ind w:left="426" w:hanging="426"/>
+        <w:rPr>
+          <w:lang w:val="en-GB"/>
+        </w:rPr>
+      </w:pPr>
+      <w:r>
+        <w:rPr>
+          <w:lang w:val="en-GB"/>
+        </w:rPr>
+        <w:t xml:space="preserve">"hobbies": ["fishing","yoga"] </w:t>
+      </w:r>
+    </w:p>
+    <w:p>
+      <w:pPr>
+        <w:pStyle w:val="Textprogramovhokdu"/>
+        <w:numPr>
+          <w:ilvl w:val="0"/>
+          <w:numId w:val="27"/>
+        </w:numPr>
+        <w:ind w:left="426" w:hanging="426"/>
+        <w:rPr>
+          <w:lang w:val="en-GB"/>
+        </w:rPr>
+      </w:pPr>
+      <w:r>
+        <w:rPr>
+          <w:lang w:val="en-GB"/>
+        </w:rPr>
+        <w:t>}</w:t>
+      </w:r>
+    </w:p>
     <w:p/>
     <w:p>
+      <w:r>
+        <w:lastRenderedPageBreak/>
+        <w:t xml:space="preserve">JSON has </w:t>
+      </w:r>
+      <w:proofErr w:type="gramStart"/>
+      <w:r>
+        <w:t>quickly</w:t>
+      </w:r>
+      <w:proofErr w:type="gramEnd"/>
+      <w:r>
+        <w:t xml:space="preserve"> since its inception </w:t>
+      </w:r>
+      <w:r>
+        <w:t xml:space="preserve">in </w:t>
+      </w:r>
+      <w:proofErr w:type="gramStart"/>
+      <w:r>
+        <w:t>1999</w:t>
+      </w:r>
+      <w:proofErr w:type="gramEnd"/>
+      <w:r>
+        <w:t xml:space="preserve"> </w:t>
+      </w:r>
+      <w:r>
+        <w:t xml:space="preserve">become one of the predominant formats for use in exchanging data on the Web. </w:t>
+      </w:r>
+      <w:r>
+        <w:t xml:space="preserve">As much of the web runs on JavaScript, having a data format which can be used natively with the language is a big benefit. A JSON object can be copied and pasted into a JavaScript code directly without any additional work in translating. </w:t>
+      </w:r>
+      <w:r>
+        <w:t>For API applications which send large amounts of data over the HTTP protocol, JSON is currently the default format.</w:t>
+      </w:r>
+      <w:r>
+        <w:t xml:space="preserve"> Additionally, JSON is much used in database systems built around the NoSQL paradigm.</w:t>
+      </w:r>
+    </w:p>
+    <w:p>
+      <w:r>
+        <w:t>JSON, however,</w:t>
+      </w:r>
+      <w:r>
+        <w:t xml:space="preserve"> has several problems which may</w:t>
+      </w:r>
+      <w:r>
+        <w:t xml:space="preserve"> lead it to be unsuitable </w:t>
+      </w:r>
+      <w:proofErr w:type="gramStart"/>
+      <w:r>
+        <w:t>to</w:t>
+      </w:r>
+      <w:proofErr w:type="gramEnd"/>
+      <w:r>
+        <w:t xml:space="preserve"> certain tasks</w:t>
+      </w:r>
+      <w:r>
+        <w:t xml:space="preserve">. The following </w:t>
+      </w:r>
+      <w:r>
+        <w:t xml:space="preserve">issues </w:t>
+      </w:r>
+      <w:r>
+        <w:t xml:space="preserve">have been cited in connection </w:t>
+      </w:r>
+      <w:r>
+        <w:t>with</w:t>
+      </w:r>
+      <w:r>
+        <w:t xml:space="preserve"> problems with JSON:</w:t>
+      </w:r>
+    </w:p>
+    <w:p>
+      <w:pPr>
+        <w:pStyle w:val="Odstavecseseznamem"/>
+        <w:numPr>
+          <w:ilvl w:val="0"/>
+          <w:numId w:val="29"/>
+        </w:numPr>
+      </w:pPr>
+      <w:r>
+        <w:t>Comments are not supported</w:t>
+      </w:r>
+      <w:r>
+        <w:t xml:space="preserve"> </w:t>
+      </w:r>
+      <w:r>
+        <w:t>(Wei et al., 2025)</w:t>
+      </w:r>
+    </w:p>
+    <w:p>
+      <w:pPr>
+        <w:pStyle w:val="Odstavecseseznamem"/>
+        <w:numPr>
+          <w:ilvl w:val="0"/>
+          <w:numId w:val="29"/>
+        </w:numPr>
+      </w:pPr>
+      <w:r>
+        <w:t>The data formats available are limited, with missing support for more complex data types such as dates or binary data</w:t>
+      </w:r>
+      <w:r>
+        <w:t xml:space="preserve"> </w:t>
+      </w:r>
+      <w:r>
+        <w:t>(Wei et al., 2025)</w:t>
+      </w:r>
+    </w:p>
+    <w:p>
+      <w:pPr>
+        <w:pStyle w:val="Odstavecseseznamem"/>
+        <w:numPr>
+          <w:ilvl w:val="0"/>
+          <w:numId w:val="29"/>
+        </w:numPr>
+      </w:pPr>
+      <w:r>
+        <w:t xml:space="preserve">There does not exist a single JSON schema, though there have been attempts to rectify this </w:t>
+      </w:r>
+      <w:r>
+        <w:t>(Bourhis et al., 2020)</w:t>
+      </w:r>
+    </w:p>
+    <w:p>
+      <w:r>
+        <w:t xml:space="preserve">Despite these issues, JSON remains overall a commonly used and very attractive format for storing and representing data. Additionally, research has shown good compatibility with modern AI systems. </w:t>
+      </w:r>
+      <w:r>
+        <w:t>(Wei et al., 2025)</w:t>
+      </w:r>
+    </w:p>
+    <w:p/>
+    <w:p>
       <w:pPr>
         <w:pStyle w:val="Nadpis3"/>
       </w:pPr>
-      <w:bookmarkStart w:id="10" w:name="_Toc222408002"/>
+      <w:bookmarkStart w:id="13" w:name="_Toc222408003"/>
+      <w:r>
+        <w:t>X</w:t>
+      </w:r>
+      <w:r>
+        <w:t>ML</w:t>
+      </w:r>
+      <w:bookmarkEnd w:id="13"/>
+      <w:r>
+        <w:t xml:space="preserve"> and other markup languages</w:t>
+      </w:r>
+    </w:p>
+    <w:p/>
+    <w:p>
+      <w:pPr>
+        <w:pStyle w:val="Nadpis3"/>
+      </w:pPr>
+      <w:bookmarkStart w:id="14" w:name="_Toc222408004"/>
       <w:r>
         <w:lastRenderedPageBreak/>
-        <w:t>JSON</w:t>
-      </w:r>
-      <w:bookmarkEnd w:id="10"/>
+        <w:t>rsyslog</w:t>
+      </w:r>
+      <w:bookmarkEnd w:id="14"/>
     </w:p>
     <w:p>
       <w:pPr>
         <w:pStyle w:val="Nadpis3"/>
       </w:pPr>
-      <w:bookmarkStart w:id="11" w:name="_Toc222408003"/>
-      <w:r>
-        <w:t>X</w:t>
-      </w:r>
-      <w:r>
-        <w:t>ML</w:t>
-      </w:r>
-      <w:bookmarkEnd w:id="11"/>
+      <w:bookmarkStart w:id="15" w:name="_Toc222408005"/>
+      <w:r>
+        <w:t>DMA</w:t>
+      </w:r>
+      <w:bookmarkEnd w:id="15"/>
+      <w:r>
+        <w:t>RC</w:t>
+      </w:r>
+    </w:p>
+    <w:p>
+      <w:pPr>
+        <w:pStyle w:val="Nadpis2"/>
+      </w:pPr>
+      <w:bookmarkStart w:id="16" w:name="_Toc222408006"/>
+      <w:r>
+        <w:t>Storing and analyzing logs</w:t>
+      </w:r>
+      <w:bookmarkEnd w:id="16"/>
     </w:p>
     <w:p>
       <w:pPr>
         <w:pStyle w:val="Nadpis3"/>
       </w:pPr>
-      <w:bookmarkStart w:id="12" w:name="_Toc222408004"/>
-      <w:r>
-        <w:t>rsyslog</w:t>
-      </w:r>
-      <w:bookmarkEnd w:id="12"/>
+      <w:bookmarkStart w:id="17" w:name="_Toc222408007"/>
+      <w:r>
+        <w:t>System Logs</w:t>
+      </w:r>
+      <w:bookmarkEnd w:id="17"/>
     </w:p>
     <w:p>
       <w:pPr>
         <w:pStyle w:val="Nadpis3"/>
       </w:pPr>
-      <w:bookmarkStart w:id="13" w:name="_Toc222408005"/>
-      <w:r>
-        <w:t>DMA</w:t>
-      </w:r>
-      <w:bookmarkEnd w:id="13"/>
-      <w:r>
-        <w:t>RC</w:t>
+      <w:bookmarkStart w:id="18" w:name="_Toc222408008"/>
+      <w:r>
+        <w:t>Aggregate Reports</w:t>
+      </w:r>
+      <w:bookmarkEnd w:id="18"/>
+    </w:p>
+    <w:p>
+      <w:pPr>
+        <w:pStyle w:val="Nadpis3"/>
+      </w:pPr>
+      <w:bookmarkStart w:id="19" w:name="_Toc222408009"/>
+      <w:r>
+        <w:t>Storage requirements and costs</w:t>
+      </w:r>
+      <w:bookmarkEnd w:id="19"/>
+    </w:p>
+    <w:p>
+      <w:pPr>
+        <w:pStyle w:val="Nadpis4"/>
+      </w:pPr>
+      <w:r>
+        <w:t>Reducing storage costs</w:t>
       </w:r>
     </w:p>
     <w:p>
       <w:pPr>
         <w:pStyle w:val="Nadpis2"/>
       </w:pPr>
-      <w:bookmarkStart w:id="14" w:name="_Toc222408006"/>
-      <w:r>
-        <w:t>Storing and analyzing logs</w:t>
-      </w:r>
-      <w:bookmarkEnd w:id="14"/>
+      <w:bookmarkStart w:id="20" w:name="_Toc222408010"/>
+      <w:r>
+        <w:t>Monitoring</w:t>
+      </w:r>
+      <w:bookmarkEnd w:id="20"/>
     </w:p>
     <w:p>
       <w:pPr>
         <w:pStyle w:val="Nadpis3"/>
       </w:pPr>
-      <w:bookmarkStart w:id="15" w:name="_Toc222408007"/>
-      <w:r>
-        <w:t>System Logs</w:t>
-      </w:r>
-      <w:bookmarkEnd w:id="15"/>
+      <w:bookmarkStart w:id="21" w:name="_Toc222408011"/>
+      <w:r>
+        <w:t>Real-time monitoring</w:t>
+      </w:r>
+      <w:bookmarkEnd w:id="21"/>
     </w:p>
     <w:p>
       <w:pPr>
         <w:pStyle w:val="Nadpis3"/>
       </w:pPr>
-      <w:bookmarkStart w:id="16" w:name="_Toc222408008"/>
-      <w:r>
-        <w:t>Aggregate Reports</w:t>
-      </w:r>
-      <w:bookmarkEnd w:id="16"/>
+      <w:bookmarkStart w:id="22" w:name="_Toc222408012"/>
+      <w:r>
+        <w:t>Dashboards and Single Pane of Glass</w:t>
+      </w:r>
+      <w:bookmarkEnd w:id="22"/>
+    </w:p>
+    <w:p>
+      <w:pPr>
+        <w:pStyle w:val="Nadpis2"/>
+      </w:pPr>
+      <w:bookmarkStart w:id="23" w:name="_Toc222408013"/>
+      <w:r>
+        <w:t>Alerting</w:t>
+      </w:r>
+      <w:bookmarkEnd w:id="23"/>
     </w:p>
     <w:p>
       <w:pPr>
         <w:pStyle w:val="Nadpis3"/>
       </w:pPr>
-      <w:bookmarkStart w:id="17" w:name="_Toc222408009"/>
-      <w:r>
-        <w:t>Storage requirements and costs</w:t>
-      </w:r>
-      <w:bookmarkEnd w:id="17"/>
-    </w:p>
-    <w:p>
-      <w:pPr>
-        <w:pStyle w:val="Nadpis4"/>
-      </w:pPr>
-      <w:r>
-        <w:t>Reducing storage costs</w:t>
-      </w:r>
-    </w:p>
-    <w:p>
-      <w:pPr>
-        <w:pStyle w:val="Nadpis2"/>
-      </w:pPr>
-      <w:bookmarkStart w:id="18" w:name="_Toc222408010"/>
-      <w:r>
-        <w:t>Monitoring</w:t>
-      </w:r>
-      <w:bookmarkEnd w:id="18"/>
+      <w:bookmarkStart w:id="24" w:name="_Toc222408014"/>
+      <w:r>
+        <w:t>Methods of Alerting</w:t>
+      </w:r>
+      <w:bookmarkEnd w:id="24"/>
     </w:p>
     <w:p>
       <w:pPr>
         <w:pStyle w:val="Nadpis3"/>
       </w:pPr>
-      <w:bookmarkStart w:id="19" w:name="_Toc222408011"/>
-      <w:r>
-        <w:t>Real-time monitoring</w:t>
-      </w:r>
-      <w:bookmarkEnd w:id="19"/>
-    </w:p>
-    <w:p>
-      <w:pPr>
-        <w:pStyle w:val="Nadpis3"/>
-      </w:pPr>
-      <w:bookmarkStart w:id="20" w:name="_Toc222408012"/>
-      <w:r>
-        <w:t>Dashboards and Single Pane of Glass</w:t>
-      </w:r>
-      <w:bookmarkEnd w:id="20"/>
-    </w:p>
-    <w:p>
-      <w:pPr>
-        <w:pStyle w:val="Nadpis2"/>
-      </w:pPr>
-      <w:bookmarkStart w:id="21" w:name="_Toc222408013"/>
-      <w:r>
-        <w:t>Alerting</w:t>
-      </w:r>
-      <w:bookmarkEnd w:id="21"/>
-    </w:p>
-    <w:p>
-      <w:pPr>
-        <w:pStyle w:val="Nadpis3"/>
-      </w:pPr>
-      <w:bookmarkStart w:id="22" w:name="_Toc222408014"/>
-      <w:r>
-        <w:t>Methods of Alerting</w:t>
-      </w:r>
-      <w:bookmarkEnd w:id="22"/>
-    </w:p>
-    <w:p>
-      <w:pPr>
-        <w:pStyle w:val="Nadpis3"/>
-      </w:pPr>
       <w:r>
         <w:tab/>
       </w:r>
-      <w:bookmarkStart w:id="23" w:name="_Toc222408015"/>
+      <w:bookmarkStart w:id="25" w:name="_Toc222408015"/>
       <w:r>
         <w:t>Alert Fatigue</w:t>
       </w:r>
-      <w:bookmarkEnd w:id="23"/>
+      <w:bookmarkEnd w:id="25"/>
     </w:p>
     <w:p>
       <w:pPr>
         <w:pStyle w:val="Nadpis1"/>
       </w:pPr>
-      <w:bookmarkStart w:id="24" w:name="_Toc222408016"/>
+      <w:bookmarkStart w:id="26" w:name="_Toc222408016"/>
       <w:r>
         <w:lastRenderedPageBreak/>
         <w:t>Application</w:t>
@@ -4123,80 +4696,80 @@
       <w:r>
         <w:t xml:space="preserve"> Implementation</w:t>
       </w:r>
-      <w:bookmarkEnd w:id="24"/>
+      <w:bookmarkEnd w:id="26"/>
     </w:p>
     <w:p>
       <w:pPr>
         <w:pStyle w:val="Nadpis2"/>
       </w:pPr>
-      <w:bookmarkStart w:id="25" w:name="_Toc222408017"/>
+      <w:bookmarkStart w:id="27" w:name="_Toc222408017"/>
       <w:r>
         <w:t>Requirements</w:t>
       </w:r>
-      <w:bookmarkEnd w:id="25"/>
+      <w:bookmarkEnd w:id="27"/>
     </w:p>
     <w:p>
       <w:pPr>
         <w:pStyle w:val="Nadpis2"/>
       </w:pPr>
-      <w:bookmarkStart w:id="26" w:name="_Toc222408018"/>
+      <w:bookmarkStart w:id="28" w:name="_Toc222408018"/>
       <w:r>
         <w:t>Specification</w:t>
       </w:r>
-      <w:bookmarkEnd w:id="26"/>
+      <w:bookmarkEnd w:id="28"/>
     </w:p>
     <w:p>
       <w:pPr>
         <w:pStyle w:val="Nadpis2"/>
       </w:pPr>
-      <w:bookmarkStart w:id="27" w:name="_Toc222408019"/>
+      <w:bookmarkStart w:id="29" w:name="_Toc222408019"/>
       <w:r>
         <w:t>Implementation</w:t>
       </w:r>
-      <w:bookmarkEnd w:id="27"/>
+      <w:bookmarkEnd w:id="29"/>
     </w:p>
     <w:p>
       <w:pPr>
         <w:pStyle w:val="Nadpis2"/>
       </w:pPr>
-      <w:bookmarkStart w:id="28" w:name="_Toc222408020"/>
+      <w:bookmarkStart w:id="30" w:name="_Toc222408020"/>
       <w:r>
         <w:t>Testing and CI/CD</w:t>
       </w:r>
-      <w:bookmarkEnd w:id="28"/>
+      <w:bookmarkEnd w:id="30"/>
     </w:p>
     <w:p>
       <w:pPr>
         <w:pStyle w:val="Nadpis1"/>
       </w:pPr>
-      <w:bookmarkStart w:id="29" w:name="_Toc222408021"/>
+      <w:bookmarkStart w:id="31" w:name="_Toc222408021"/>
       <w:r>
         <w:lastRenderedPageBreak/>
         <w:t>Discussion to implementation</w:t>
       </w:r>
-      <w:bookmarkEnd w:id="29"/>
+      <w:bookmarkEnd w:id="31"/>
     </w:p>
     <w:p>
       <w:pPr>
         <w:pStyle w:val="Nadpis1"/>
       </w:pPr>
-      <w:bookmarkStart w:id="30" w:name="_Toc222408022"/>
+      <w:bookmarkStart w:id="32" w:name="_Toc222408022"/>
       <w:r>
         <w:lastRenderedPageBreak/>
         <w:t>Conclusions</w:t>
       </w:r>
-      <w:bookmarkEnd w:id="30"/>
+      <w:bookmarkEnd w:id="32"/>
     </w:p>
     <w:p>
       <w:pPr>
         <w:pStyle w:val="Nadpis1"/>
       </w:pPr>
-      <w:bookmarkStart w:id="31" w:name="_Toc222408023"/>
+      <w:bookmarkStart w:id="33" w:name="_Toc222408023"/>
       <w:r>
         <w:lastRenderedPageBreak/>
         <w:t>List of references</w:t>
       </w:r>
-      <w:bookmarkEnd w:id="31"/>
+      <w:bookmarkEnd w:id="33"/>
     </w:p>
     <w:p>
       <w:r>
@@ -4306,12 +4879,12 @@
       <w:pPr>
         <w:pStyle w:val="Nadpis1neslovan"/>
       </w:pPr>
-      <w:bookmarkStart w:id="32" w:name="_Toc222408024"/>
+      <w:bookmarkStart w:id="34" w:name="_Toc222408024"/>
       <w:r>
         <w:lastRenderedPageBreak/>
         <w:t>Appendices</w:t>
       </w:r>
-      <w:bookmarkEnd w:id="32"/>
+      <w:bookmarkEnd w:id="34"/>
     </w:p>
     <w:p/>
     <w:sectPr>
@@ -4632,6 +5205,119 @@
     </w:lvl>
   </w:abstractNum>
   <w:abstractNum w:abstractNumId="1" w15:restartNumberingAfterBreak="0">
+    <w:nsid w:val="04641490"/>
+    <w:multiLevelType w:val="hybridMultilevel"/>
+    <w:tmpl w:val="36D2644E"/>
+    <w:lvl w:ilvl="0" w:tplc="5046E610">
+      <w:start w:val="1"/>
+      <w:numFmt w:val="bullet"/>
+      <w:lvlText w:val="-"/>
+      <w:lvlJc w:val="left"/>
+      <w:pPr>
+        <w:ind w:left="720" w:hanging="360"/>
+      </w:pPr>
+      <w:rPr>
+        <w:rFonts w:ascii="Georgia" w:eastAsiaTheme="minorHAnsi" w:hAnsi="Georgia" w:cstheme="minorBidi" w:hint="default"/>
+      </w:rPr>
+    </w:lvl>
+    <w:lvl w:ilvl="1" w:tplc="04050003" w:tentative="1">
+      <w:start w:val="1"/>
+      <w:numFmt w:val="bullet"/>
+      <w:lvlText w:val="o"/>
+      <w:lvlJc w:val="left"/>
+      <w:pPr>
+        <w:ind w:left="1440" w:hanging="360"/>
+      </w:pPr>
+      <w:rPr>
+        <w:rFonts w:ascii="Courier New" w:hAnsi="Courier New" w:cs="Courier New" w:hint="default"/>
+      </w:rPr>
+    </w:lvl>
+    <w:lvl w:ilvl="2" w:tplc="04050005" w:tentative="1">
+      <w:start w:val="1"/>
+      <w:numFmt w:val="bullet"/>
+      <w:lvlText w:val=""/>
+      <w:lvlJc w:val="left"/>
+      <w:pPr>
+        <w:ind w:left="2160" w:hanging="360"/>
+      </w:pPr>
+      <w:rPr>
+        <w:rFonts w:ascii="Wingdings" w:hAnsi="Wingdings" w:hint="default"/>
+      </w:rPr>
+    </w:lvl>
+    <w:lvl w:ilvl="3" w:tplc="04050001" w:tentative="1">
+      <w:start w:val="1"/>
+      <w:numFmt w:val="bullet"/>
+      <w:lvlText w:val=""/>
+      <w:lvlJc w:val="left"/>
+      <w:pPr>
+        <w:ind w:left="2880" w:hanging="360"/>
+      </w:pPr>
+      <w:rPr>
+        <w:rFonts w:ascii="Symbol" w:hAnsi="Symbol" w:hint="default"/>
+      </w:rPr>
+    </w:lvl>
+    <w:lvl w:ilvl="4" w:tplc="04050003" w:tentative="1">
+      <w:start w:val="1"/>
+      <w:numFmt w:val="bullet"/>
+      <w:lvlText w:val="o"/>
+      <w:lvlJc w:val="left"/>
+      <w:pPr>
+        <w:ind w:left="3600" w:hanging="360"/>
+      </w:pPr>
+      <w:rPr>
+        <w:rFonts w:ascii="Courier New" w:hAnsi="Courier New" w:cs="Courier New" w:hint="default"/>
+      </w:rPr>
+    </w:lvl>
+    <w:lvl w:ilvl="5" w:tplc="04050005" w:tentative="1">
+      <w:start w:val="1"/>
+      <w:numFmt w:val="bullet"/>
+      <w:lvlText w:val=""/>
+      <w:lvlJc w:val="left"/>
+      <w:pPr>
+        <w:ind w:left="4320" w:hanging="360"/>
+      </w:pPr>
+      <w:rPr>
+        <w:rFonts w:ascii="Wingdings" w:hAnsi="Wingdings" w:hint="default"/>
+      </w:rPr>
+    </w:lvl>
+    <w:lvl w:ilvl="6" w:tplc="04050001" w:tentative="1">
+      <w:start w:val="1"/>
+      <w:numFmt w:val="bullet"/>
+      <w:lvlText w:val=""/>
+      <w:lvlJc w:val="left"/>
+      <w:pPr>
+        <w:ind w:left="5040" w:hanging="360"/>
+      </w:pPr>
+      <w:rPr>
+        <w:rFonts w:ascii="Symbol" w:hAnsi="Symbol" w:hint="default"/>
+      </w:rPr>
+    </w:lvl>
+    <w:lvl w:ilvl="7" w:tplc="04050003" w:tentative="1">
+      <w:start w:val="1"/>
+      <w:numFmt w:val="bullet"/>
+      <w:lvlText w:val="o"/>
+      <w:lvlJc w:val="left"/>
+      <w:pPr>
+        <w:ind w:left="5760" w:hanging="360"/>
+      </w:pPr>
+      <w:rPr>
+        <w:rFonts w:ascii="Courier New" w:hAnsi="Courier New" w:cs="Courier New" w:hint="default"/>
+      </w:rPr>
+    </w:lvl>
+    <w:lvl w:ilvl="8" w:tplc="04050005" w:tentative="1">
+      <w:start w:val="1"/>
+      <w:numFmt w:val="bullet"/>
+      <w:lvlText w:val=""/>
+      <w:lvlJc w:val="left"/>
+      <w:pPr>
+        <w:ind w:left="6480" w:hanging="360"/>
+      </w:pPr>
+      <w:rPr>
+        <w:rFonts w:ascii="Wingdings" w:hAnsi="Wingdings" w:hint="default"/>
+      </w:rPr>
+    </w:lvl>
+  </w:abstractNum>
+  <w:abstractNum w:abstractNumId="2" w15:restartNumberingAfterBreak="0">
     <w:nsid w:val="0B515033"/>
     <w:multiLevelType w:val="hybridMultilevel"/>
     <w:tmpl w:val="F5F8C7F0"/>
@@ -4744,7 +5430,7 @@
       </w:rPr>
     </w:lvl>
   </w:abstractNum>
-  <w:abstractNum w:abstractNumId="2" w15:restartNumberingAfterBreak="0">
+  <w:abstractNum w:abstractNumId="3" w15:restartNumberingAfterBreak="0">
     <w:nsid w:val="0DFA6A73"/>
     <w:multiLevelType w:val="hybridMultilevel"/>
     <w:tmpl w:val="A750381A"/>
@@ -4857,7 +5543,120 @@
       </w:rPr>
     </w:lvl>
   </w:abstractNum>
-  <w:abstractNum w:abstractNumId="3" w15:restartNumberingAfterBreak="0">
+  <w:abstractNum w:abstractNumId="4" w15:restartNumberingAfterBreak="0">
+    <w:nsid w:val="0EBE37C3"/>
+    <w:multiLevelType w:val="hybridMultilevel"/>
+    <w:tmpl w:val="003EC7E4"/>
+    <w:lvl w:ilvl="0" w:tplc="04050001">
+      <w:start w:val="1"/>
+      <w:numFmt w:val="bullet"/>
+      <w:lvlText w:val=""/>
+      <w:lvlJc w:val="left"/>
+      <w:pPr>
+        <w:ind w:left="720" w:hanging="360"/>
+      </w:pPr>
+      <w:rPr>
+        <w:rFonts w:ascii="Symbol" w:hAnsi="Symbol" w:hint="default"/>
+      </w:rPr>
+    </w:lvl>
+    <w:lvl w:ilvl="1" w:tplc="04050003" w:tentative="1">
+      <w:start w:val="1"/>
+      <w:numFmt w:val="bullet"/>
+      <w:lvlText w:val="o"/>
+      <w:lvlJc w:val="left"/>
+      <w:pPr>
+        <w:ind w:left="1440" w:hanging="360"/>
+      </w:pPr>
+      <w:rPr>
+        <w:rFonts w:ascii="Courier New" w:hAnsi="Courier New" w:cs="Courier New" w:hint="default"/>
+      </w:rPr>
+    </w:lvl>
+    <w:lvl w:ilvl="2" w:tplc="04050005" w:tentative="1">
+      <w:start w:val="1"/>
+      <w:numFmt w:val="bullet"/>
+      <w:lvlText w:val=""/>
+      <w:lvlJc w:val="left"/>
+      <w:pPr>
+        <w:ind w:left="2160" w:hanging="360"/>
+      </w:pPr>
+      <w:rPr>
+        <w:rFonts w:ascii="Wingdings" w:hAnsi="Wingdings" w:hint="default"/>
+      </w:rPr>
+    </w:lvl>
+    <w:lvl w:ilvl="3" w:tplc="04050001" w:tentative="1">
+      <w:start w:val="1"/>
+      <w:numFmt w:val="bullet"/>
+      <w:lvlText w:val=""/>
+      <w:lvlJc w:val="left"/>
+      <w:pPr>
+        <w:ind w:left="2880" w:hanging="360"/>
+      </w:pPr>
+      <w:rPr>
+        <w:rFonts w:ascii="Symbol" w:hAnsi="Symbol" w:hint="default"/>
+      </w:rPr>
+    </w:lvl>
+    <w:lvl w:ilvl="4" w:tplc="04050003" w:tentative="1">
+      <w:start w:val="1"/>
+      <w:numFmt w:val="bullet"/>
+      <w:lvlText w:val="o"/>
+      <w:lvlJc w:val="left"/>
+      <w:pPr>
+        <w:ind w:left="3600" w:hanging="360"/>
+      </w:pPr>
+      <w:rPr>
+        <w:rFonts w:ascii="Courier New" w:hAnsi="Courier New" w:cs="Courier New" w:hint="default"/>
+      </w:rPr>
+    </w:lvl>
+    <w:lvl w:ilvl="5" w:tplc="04050005" w:tentative="1">
+      <w:start w:val="1"/>
+      <w:numFmt w:val="bullet"/>
+      <w:lvlText w:val=""/>
+      <w:lvlJc w:val="left"/>
+      <w:pPr>
+        <w:ind w:left="4320" w:hanging="360"/>
+      </w:pPr>
+      <w:rPr>
+        <w:rFonts w:ascii="Wingdings" w:hAnsi="Wingdings" w:hint="default"/>
+      </w:rPr>
+    </w:lvl>
+    <w:lvl w:ilvl="6" w:tplc="04050001" w:tentative="1">
+      <w:start w:val="1"/>
+      <w:numFmt w:val="bullet"/>
+      <w:lvlText w:val=""/>
+      <w:lvlJc w:val="left"/>
+      <w:pPr>
+        <w:ind w:left="5040" w:hanging="360"/>
+      </w:pPr>
+      <w:rPr>
+        <w:rFonts w:ascii="Symbol" w:hAnsi="Symbol" w:hint="default"/>
+      </w:rPr>
+    </w:lvl>
+    <w:lvl w:ilvl="7" w:tplc="04050003" w:tentative="1">
+      <w:start w:val="1"/>
+      <w:numFmt w:val="bullet"/>
+      <w:lvlText w:val="o"/>
+      <w:lvlJc w:val="left"/>
+      <w:pPr>
+        <w:ind w:left="5760" w:hanging="360"/>
+      </w:pPr>
+      <w:rPr>
+        <w:rFonts w:ascii="Courier New" w:hAnsi="Courier New" w:cs="Courier New" w:hint="default"/>
+      </w:rPr>
+    </w:lvl>
+    <w:lvl w:ilvl="8" w:tplc="04050005" w:tentative="1">
+      <w:start w:val="1"/>
+      <w:numFmt w:val="bullet"/>
+      <w:lvlText w:val=""/>
+      <w:lvlJc w:val="left"/>
+      <w:pPr>
+        <w:ind w:left="6480" w:hanging="360"/>
+      </w:pPr>
+      <w:rPr>
+        <w:rFonts w:ascii="Wingdings" w:hAnsi="Wingdings" w:hint="default"/>
+      </w:rPr>
+    </w:lvl>
+  </w:abstractNum>
+  <w:abstractNum w:abstractNumId="5" w15:restartNumberingAfterBreak="0">
     <w:nsid w:val="0F3476A4"/>
     <w:multiLevelType w:val="hybridMultilevel"/>
     <w:tmpl w:val="88640D26"/>
@@ -4970,7 +5769,7 @@
       </w:rPr>
     </w:lvl>
   </w:abstractNum>
-  <w:abstractNum w:abstractNumId="4" w15:restartNumberingAfterBreak="0">
+  <w:abstractNum w:abstractNumId="6" w15:restartNumberingAfterBreak="0">
     <w:nsid w:val="11B8627D"/>
     <w:multiLevelType w:val="hybridMultilevel"/>
     <w:tmpl w:val="571EA94A"/>
@@ -5083,7 +5882,7 @@
       </w:rPr>
     </w:lvl>
   </w:abstractNum>
-  <w:abstractNum w:abstractNumId="5" w15:restartNumberingAfterBreak="0">
+  <w:abstractNum w:abstractNumId="7" w15:restartNumberingAfterBreak="0">
     <w:nsid w:val="1DE8106F"/>
     <w:multiLevelType w:val="hybridMultilevel"/>
     <w:tmpl w:val="01AA4DDA"/>
@@ -5196,7 +5995,7 @@
       </w:rPr>
     </w:lvl>
   </w:abstractNum>
-  <w:abstractNum w:abstractNumId="6" w15:restartNumberingAfterBreak="0">
+  <w:abstractNum w:abstractNumId="8" w15:restartNumberingAfterBreak="0">
     <w:nsid w:val="25F44B3F"/>
     <w:multiLevelType w:val="hybridMultilevel"/>
     <w:tmpl w:val="C44293AC"/>
@@ -5308,7 +6107,7 @@
       </w:rPr>
     </w:lvl>
   </w:abstractNum>
-  <w:abstractNum w:abstractNumId="7" w15:restartNumberingAfterBreak="0">
+  <w:abstractNum w:abstractNumId="9" w15:restartNumberingAfterBreak="0">
     <w:nsid w:val="28AC0914"/>
     <w:multiLevelType w:val="hybridMultilevel"/>
     <w:tmpl w:val="7E66A68C"/>
@@ -5421,7 +6220,7 @@
       </w:rPr>
     </w:lvl>
   </w:abstractNum>
-  <w:abstractNum w:abstractNumId="8" w15:restartNumberingAfterBreak="0">
+  <w:abstractNum w:abstractNumId="10" w15:restartNumberingAfterBreak="0">
     <w:nsid w:val="2A5E20FB"/>
     <w:multiLevelType w:val="hybridMultilevel"/>
     <w:tmpl w:val="4798295C"/>
@@ -5534,7 +6333,7 @@
       </w:rPr>
     </w:lvl>
   </w:abstractNum>
-  <w:abstractNum w:abstractNumId="9" w15:restartNumberingAfterBreak="0">
+  <w:abstractNum w:abstractNumId="11" w15:restartNumberingAfterBreak="0">
     <w:nsid w:val="2E9C55DE"/>
     <w:multiLevelType w:val="hybridMultilevel"/>
     <w:tmpl w:val="D3AE6432"/>
@@ -5646,7 +6445,7 @@
       </w:rPr>
     </w:lvl>
   </w:abstractNum>
-  <w:abstractNum w:abstractNumId="10" w15:restartNumberingAfterBreak="0">
+  <w:abstractNum w:abstractNumId="12" w15:restartNumberingAfterBreak="0">
     <w:nsid w:val="324A72F7"/>
     <w:multiLevelType w:val="hybridMultilevel"/>
     <w:tmpl w:val="819EF9EE"/>
@@ -5759,7 +6558,7 @@
       </w:rPr>
     </w:lvl>
   </w:abstractNum>
-  <w:abstractNum w:abstractNumId="11" w15:restartNumberingAfterBreak="0">
+  <w:abstractNum w:abstractNumId="13" w15:restartNumberingAfterBreak="0">
     <w:nsid w:val="36093E53"/>
     <w:multiLevelType w:val="hybridMultilevel"/>
     <w:tmpl w:val="B0DC7B9C"/>
@@ -5871,7 +6670,7 @@
       </w:rPr>
     </w:lvl>
   </w:abstractNum>
-  <w:abstractNum w:abstractNumId="12" w15:restartNumberingAfterBreak="0">
+  <w:abstractNum w:abstractNumId="14" w15:restartNumberingAfterBreak="0">
     <w:nsid w:val="39953D46"/>
     <w:multiLevelType w:val="hybridMultilevel"/>
     <w:tmpl w:val="DD0CC1C8"/>
@@ -5984,7 +6783,7 @@
       </w:rPr>
     </w:lvl>
   </w:abstractNum>
-  <w:abstractNum w:abstractNumId="13" w15:restartNumberingAfterBreak="0">
+  <w:abstractNum w:abstractNumId="15" w15:restartNumberingAfterBreak="0">
     <w:nsid w:val="3A297E0E"/>
     <w:multiLevelType w:val="hybridMultilevel"/>
     <w:tmpl w:val="6F187ADE"/>
@@ -6097,7 +6896,7 @@
       </w:rPr>
     </w:lvl>
   </w:abstractNum>
-  <w:abstractNum w:abstractNumId="14" w15:restartNumberingAfterBreak="0">
+  <w:abstractNum w:abstractNumId="16" w15:restartNumberingAfterBreak="0">
     <w:nsid w:val="3F1C639D"/>
     <w:multiLevelType w:val="hybridMultilevel"/>
     <w:tmpl w:val="0EB23D7A"/>
@@ -6210,7 +7009,7 @@
       </w:rPr>
     </w:lvl>
   </w:abstractNum>
-  <w:abstractNum w:abstractNumId="15" w15:restartNumberingAfterBreak="0">
+  <w:abstractNum w:abstractNumId="17" w15:restartNumberingAfterBreak="0">
     <w:nsid w:val="3F764A25"/>
     <w:multiLevelType w:val="hybridMultilevel"/>
     <w:tmpl w:val="71E60104"/>
@@ -6322,7 +7121,7 @@
       </w:rPr>
     </w:lvl>
   </w:abstractNum>
-  <w:abstractNum w:abstractNumId="16" w15:restartNumberingAfterBreak="0">
+  <w:abstractNum w:abstractNumId="18" w15:restartNumberingAfterBreak="0">
     <w:nsid w:val="49A61E05"/>
     <w:multiLevelType w:val="multilevel"/>
     <w:tmpl w:val="68C8236A"/>
@@ -6437,7 +7236,7 @@
       </w:rPr>
     </w:lvl>
   </w:abstractNum>
-  <w:abstractNum w:abstractNumId="17" w15:restartNumberingAfterBreak="0">
+  <w:abstractNum w:abstractNumId="19" w15:restartNumberingAfterBreak="0">
     <w:nsid w:val="49E360DC"/>
     <w:multiLevelType w:val="hybridMultilevel"/>
     <w:tmpl w:val="650299C4"/>
@@ -6523,7 +7322,96 @@
       </w:pPr>
     </w:lvl>
   </w:abstractNum>
-  <w:abstractNum w:abstractNumId="18" w15:restartNumberingAfterBreak="0">
+  <w:abstractNum w:abstractNumId="20" w15:restartNumberingAfterBreak="0">
+    <w:nsid w:val="4A084E4E"/>
+    <w:multiLevelType w:val="hybridMultilevel"/>
+    <w:tmpl w:val="DF5429E4"/>
+    <w:lvl w:ilvl="0" w:tplc="A87888F0">
+      <w:start w:val="1"/>
+      <w:numFmt w:val="decimal"/>
+      <w:lvlText w:val="%1"/>
+      <w:lvlJc w:val="left"/>
+      <w:pPr>
+        <w:ind w:left="720" w:hanging="360"/>
+      </w:pPr>
+      <w:rPr>
+        <w:rFonts w:hint="default"/>
+      </w:rPr>
+    </w:lvl>
+    <w:lvl w:ilvl="1" w:tplc="04050019">
+      <w:start w:val="1"/>
+      <w:numFmt w:val="lowerLetter"/>
+      <w:lvlText w:val="%2."/>
+      <w:lvlJc w:val="left"/>
+      <w:pPr>
+        <w:ind w:left="1440" w:hanging="360"/>
+      </w:pPr>
+    </w:lvl>
+    <w:lvl w:ilvl="2" w:tplc="0405001B" w:tentative="1">
+      <w:start w:val="1"/>
+      <w:numFmt w:val="lowerRoman"/>
+      <w:lvlText w:val="%3."/>
+      <w:lvlJc w:val="right"/>
+      <w:pPr>
+        <w:ind w:left="2160" w:hanging="180"/>
+      </w:pPr>
+    </w:lvl>
+    <w:lvl w:ilvl="3" w:tplc="0405000F" w:tentative="1">
+      <w:start w:val="1"/>
+      <w:numFmt w:val="decimal"/>
+      <w:lvlText w:val="%4."/>
+      <w:lvlJc w:val="left"/>
+      <w:pPr>
+        <w:ind w:left="2880" w:hanging="360"/>
+      </w:pPr>
+    </w:lvl>
+    <w:lvl w:ilvl="4" w:tplc="04050019" w:tentative="1">
+      <w:start w:val="1"/>
+      <w:numFmt w:val="lowerLetter"/>
+      <w:lvlText w:val="%5."/>
+      <w:lvlJc w:val="left"/>
+      <w:pPr>
+        <w:ind w:left="3600" w:hanging="360"/>
+      </w:pPr>
+    </w:lvl>
+    <w:lvl w:ilvl="5" w:tplc="0405001B" w:tentative="1">
+      <w:start w:val="1"/>
+      <w:numFmt w:val="lowerRoman"/>
+      <w:lvlText w:val="%6."/>
+      <w:lvlJc w:val="right"/>
+      <w:pPr>
+        <w:ind w:left="4320" w:hanging="180"/>
+      </w:pPr>
+    </w:lvl>
+    <w:lvl w:ilvl="6" w:tplc="0405000F" w:tentative="1">
+      <w:start w:val="1"/>
+      <w:numFmt w:val="decimal"/>
+      <w:lvlText w:val="%7."/>
+      <w:lvlJc w:val="left"/>
+      <w:pPr>
+        <w:ind w:left="5040" w:hanging="360"/>
+      </w:pPr>
+    </w:lvl>
+    <w:lvl w:ilvl="7" w:tplc="04050019" w:tentative="1">
+      <w:start w:val="1"/>
+      <w:numFmt w:val="lowerLetter"/>
+      <w:lvlText w:val="%8."/>
+      <w:lvlJc w:val="left"/>
+      <w:pPr>
+        <w:ind w:left="5760" w:hanging="360"/>
+      </w:pPr>
+    </w:lvl>
+    <w:lvl w:ilvl="8" w:tplc="0405001B" w:tentative="1">
+      <w:start w:val="1"/>
+      <w:numFmt w:val="lowerRoman"/>
+      <w:lvlText w:val="%9."/>
+      <w:lvlJc w:val="right"/>
+      <w:pPr>
+        <w:ind w:left="6480" w:hanging="180"/>
+      </w:pPr>
+    </w:lvl>
+  </w:abstractNum>
+  <w:abstractNum w:abstractNumId="21" w15:restartNumberingAfterBreak="0">
     <w:nsid w:val="5A6B816F"/>
     <w:multiLevelType w:val="hybridMultilevel"/>
     <w:tmpl w:val="8674763E"/>
@@ -6637,7 +7525,7 @@
       </w:rPr>
     </w:lvl>
   </w:abstractNum>
-  <w:abstractNum w:abstractNumId="19" w15:restartNumberingAfterBreak="0">
+  <w:abstractNum w:abstractNumId="22" w15:restartNumberingAfterBreak="0">
     <w:nsid w:val="5DBC5132"/>
     <w:multiLevelType w:val="hybridMultilevel"/>
     <w:tmpl w:val="782EE7CA"/>
@@ -6750,7 +7638,7 @@
       </w:rPr>
     </w:lvl>
   </w:abstractNum>
-  <w:abstractNum w:abstractNumId="20" w15:restartNumberingAfterBreak="0">
+  <w:abstractNum w:abstractNumId="23" w15:restartNumberingAfterBreak="0">
     <w:nsid w:val="631F5680"/>
     <w:multiLevelType w:val="multilevel"/>
     <w:tmpl w:val="F08CAB9E"/>
@@ -6863,7 +7751,7 @@
       </w:rPr>
     </w:lvl>
   </w:abstractNum>
-  <w:abstractNum w:abstractNumId="21" w15:restartNumberingAfterBreak="0">
+  <w:abstractNum w:abstractNumId="24" w15:restartNumberingAfterBreak="0">
     <w:nsid w:val="64560340"/>
     <w:multiLevelType w:val="hybridMultilevel"/>
     <w:tmpl w:val="A224F0FC"/>
@@ -6976,7 +7864,7 @@
       </w:rPr>
     </w:lvl>
   </w:abstractNum>
-  <w:abstractNum w:abstractNumId="22" w15:restartNumberingAfterBreak="0">
+  <w:abstractNum w:abstractNumId="25" w15:restartNumberingAfterBreak="0">
     <w:nsid w:val="66081024"/>
     <w:multiLevelType w:val="hybridMultilevel"/>
     <w:tmpl w:val="A9662508"/>
@@ -7088,7 +7976,7 @@
       </w:rPr>
     </w:lvl>
   </w:abstractNum>
-  <w:abstractNum w:abstractNumId="23" w15:restartNumberingAfterBreak="0">
+  <w:abstractNum w:abstractNumId="26" w15:restartNumberingAfterBreak="0">
     <w:nsid w:val="6AA21E91"/>
     <w:multiLevelType w:val="multilevel"/>
     <w:tmpl w:val="FFFA9DB4"/>
@@ -7213,7 +8101,7 @@
       </w:rPr>
     </w:lvl>
   </w:abstractNum>
-  <w:abstractNum w:abstractNumId="24" w15:restartNumberingAfterBreak="0">
+  <w:abstractNum w:abstractNumId="27" w15:restartNumberingAfterBreak="0">
     <w:nsid w:val="6C4D14B0"/>
     <w:multiLevelType w:val="hybridMultilevel"/>
     <w:tmpl w:val="38824C30"/>
@@ -7326,7 +8214,7 @@
       </w:rPr>
     </w:lvl>
   </w:abstractNum>
-  <w:abstractNum w:abstractNumId="25" w15:restartNumberingAfterBreak="0">
+  <w:abstractNum w:abstractNumId="28" w15:restartNumberingAfterBreak="0">
     <w:nsid w:val="776F1C4E"/>
     <w:multiLevelType w:val="hybridMultilevel"/>
     <w:tmpl w:val="79BED6E8"/>
@@ -7440,82 +8328,91 @@
     </w:lvl>
   </w:abstractNum>
   <w:num w:numId="1" w16cid:durableId="944732855">
+    <w:abstractNumId w:val="26"/>
+  </w:num>
+  <w:num w:numId="2" w16cid:durableId="136922467">
     <w:abstractNumId w:val="23"/>
   </w:num>
-  <w:num w:numId="2" w16cid:durableId="136922467">
-    <w:abstractNumId w:val="20"/>
+  <w:num w:numId="3" w16cid:durableId="1191992487">
+    <w:abstractNumId w:val="18"/>
   </w:num>
-  <w:num w:numId="3" w16cid:durableId="1191992487">
+  <w:num w:numId="4" w16cid:durableId="1589192832">
+    <w:abstractNumId w:val="17"/>
+  </w:num>
+  <w:num w:numId="5" w16cid:durableId="562180158">
     <w:abstractNumId w:val="16"/>
   </w:num>
-  <w:num w:numId="4" w16cid:durableId="1589192832">
+  <w:num w:numId="6" w16cid:durableId="1181777835">
+    <w:abstractNumId w:val="19"/>
+  </w:num>
+  <w:num w:numId="7" w16cid:durableId="418911056">
+    <w:abstractNumId w:val="28"/>
+  </w:num>
+  <w:num w:numId="8" w16cid:durableId="1196117197">
+    <w:abstractNumId w:val="11"/>
+  </w:num>
+  <w:num w:numId="9" w16cid:durableId="722606638">
+    <w:abstractNumId w:val="7"/>
+  </w:num>
+  <w:num w:numId="10" w16cid:durableId="1181358229">
+    <w:abstractNumId w:val="3"/>
+  </w:num>
+  <w:num w:numId="11" w16cid:durableId="66197232">
     <w:abstractNumId w:val="15"/>
   </w:num>
-  <w:num w:numId="5" w16cid:durableId="562180158">
+  <w:num w:numId="12" w16cid:durableId="54087011">
+    <w:abstractNumId w:val="24"/>
+  </w:num>
+  <w:num w:numId="13" w16cid:durableId="1495760012">
+    <w:abstractNumId w:val="2"/>
+  </w:num>
+  <w:num w:numId="14" w16cid:durableId="1716347460">
+    <w:abstractNumId w:val="12"/>
+  </w:num>
+  <w:num w:numId="15" w16cid:durableId="1837114021">
+    <w:abstractNumId w:val="5"/>
+  </w:num>
+  <w:num w:numId="16" w16cid:durableId="1523863412">
     <w:abstractNumId w:val="14"/>
   </w:num>
-  <w:num w:numId="6" w16cid:durableId="1181777835">
-    <w:abstractNumId w:val="17"/>
+  <w:num w:numId="17" w16cid:durableId="1214536231">
+    <w:abstractNumId w:val="21"/>
   </w:num>
-  <w:num w:numId="7" w16cid:durableId="418911056">
-    <w:abstractNumId w:val="25"/>
+  <w:num w:numId="18" w16cid:durableId="483859003">
+    <w:abstractNumId w:val="22"/>
   </w:num>
-  <w:num w:numId="8" w16cid:durableId="1196117197">
+  <w:num w:numId="19" w16cid:durableId="57439879">
     <w:abstractNumId w:val="9"/>
   </w:num>
-  <w:num w:numId="9" w16cid:durableId="722606638">
-    <w:abstractNumId w:val="5"/>
-  </w:num>
-  <w:num w:numId="10" w16cid:durableId="1181358229">
-    <w:abstractNumId w:val="2"/>
-  </w:num>
-  <w:num w:numId="11" w16cid:durableId="66197232">
-    <w:abstractNumId w:val="13"/>
-  </w:num>
-  <w:num w:numId="12" w16cid:durableId="54087011">
-    <w:abstractNumId w:val="21"/>
-  </w:num>
-  <w:num w:numId="13" w16cid:durableId="1495760012">
-    <w:abstractNumId w:val="1"/>
-  </w:num>
-  <w:num w:numId="14" w16cid:durableId="1716347460">
-    <w:abstractNumId w:val="10"/>
-  </w:num>
-  <w:num w:numId="15" w16cid:durableId="1837114021">
-    <w:abstractNumId w:val="3"/>
-  </w:num>
-  <w:num w:numId="16" w16cid:durableId="1523863412">
-    <w:abstractNumId w:val="12"/>
-  </w:num>
-  <w:num w:numId="17" w16cid:durableId="1214536231">
-    <w:abstractNumId w:val="18"/>
-  </w:num>
-  <w:num w:numId="18" w16cid:durableId="483859003">
-    <w:abstractNumId w:val="19"/>
-  </w:num>
-  <w:num w:numId="19" w16cid:durableId="57439879">
-    <w:abstractNumId w:val="7"/>
-  </w:num>
   <w:num w:numId="20" w16cid:durableId="1958826030">
-    <w:abstractNumId w:val="4"/>
+    <w:abstractNumId w:val="6"/>
   </w:num>
   <w:num w:numId="21" w16cid:durableId="123622904">
     <w:abstractNumId w:val="0"/>
   </w:num>
   <w:num w:numId="22" w16cid:durableId="637537357">
-    <w:abstractNumId w:val="11"/>
+    <w:abstractNumId w:val="13"/>
   </w:num>
   <w:num w:numId="23" w16cid:durableId="63140882">
+    <w:abstractNumId w:val="10"/>
+  </w:num>
+  <w:num w:numId="24" w16cid:durableId="1632202433">
+    <w:abstractNumId w:val="25"/>
+  </w:num>
+  <w:num w:numId="25" w16cid:durableId="584460224">
     <w:abstractNumId w:val="8"/>
   </w:num>
-  <w:num w:numId="24" w16cid:durableId="1632202433">
-    <w:abstractNumId w:val="22"/>
+  <w:num w:numId="26" w16cid:durableId="1696954710">
+    <w:abstractNumId w:val="27"/>
   </w:num>
-  <w:num w:numId="25" w16cid:durableId="584460224">
-    <w:abstractNumId w:val="6"/>
+  <w:num w:numId="27" w16cid:durableId="1424034111">
+    <w:abstractNumId w:val="20"/>
   </w:num>
-  <w:num w:numId="26" w16cid:durableId="1696954710">
-    <w:abstractNumId w:val="24"/>
+  <w:num w:numId="28" w16cid:durableId="823737647">
+    <w:abstractNumId w:val="4"/>
+  </w:num>
+  <w:num w:numId="29" w16cid:durableId="711273832">
+    <w:abstractNumId w:val="1"/>
   </w:num>
 </w:numbering>
 </file>

--- a/mitterpach_bp_en.docx
+++ b/mitterpach_bp_en.docx
@@ -496,7 +496,15 @@
     </w:p>
     <w:p>
       <w:r>
-        <w:t xml:space="preserve">This thesis addresses the problems of observability in modern software development and the growing need for open-source adaptability layers between different monitoring applications. Main goal stated for the thesis is the development of a Flask application that translates inputs from multiple reporting formats into one common format, which allows for the centralization of reporting from numerous different parts of </w:t>
+        <w:t xml:space="preserve">This thesis addresses the problems of observability in modern software development and the growing need for open-source </w:t>
+      </w:r>
+      <w:proofErr w:type="gramStart"/>
+      <w:r>
+        <w:t>adaptability layers</w:t>
+      </w:r>
+      <w:proofErr w:type="gramEnd"/>
+      <w:r>
+        <w:t xml:space="preserve"> between different monitoring applications. Main goal stated for the thesis is the development of a Flask application that translates inputs from multiple reporting formats into one common format, which allows for the centralization of reporting from numerous different parts of </w:t>
       </w:r>
       <w:r>
         <w:t>a</w:t>
@@ -624,7 +632,7 @@
             </w:rPr>
             <w:fldChar w:fldCharType="separate"/>
           </w:r>
-          <w:hyperlink w:anchor="_Toc224131570" w:history="1">
+          <w:hyperlink w:anchor="_Toc224309138" w:history="1">
             <w:r>
               <w:rPr>
                 <w:rStyle w:val="Hypertextovodkaz"/>
@@ -651,7 +659,7 @@
                 <w:noProof/>
                 <w:webHidden/>
               </w:rPr>
-              <w:instrText xml:space="preserve"> PAGEREF _Toc224131570 \h </w:instrText>
+              <w:instrText xml:space="preserve"> PAGEREF _Toc224309138 \h </w:instrText>
             </w:r>
             <w:r>
               <w:rPr>
@@ -671,7 +679,7 @@
                 <w:noProof/>
                 <w:webHidden/>
               </w:rPr>
-              <w:t>7</w:t>
+              <w:t>8</w:t>
             </w:r>
             <w:r>
               <w:rPr>
@@ -699,7 +707,7 @@
               <w14:numForm w14:val="default"/>
             </w:rPr>
           </w:pPr>
-          <w:hyperlink w:anchor="_Toc224131571" w:history="1">
+          <w:hyperlink w:anchor="_Toc224309139" w:history="1">
             <w:r>
               <w:rPr>
                 <w:rStyle w:val="Hypertextovodkaz"/>
@@ -726,7 +734,7 @@
                 <w:noProof/>
                 <w:webHidden/>
               </w:rPr>
-              <w:instrText xml:space="preserve"> PAGEREF _Toc224131571 \h </w:instrText>
+              <w:instrText xml:space="preserve"> PAGEREF _Toc224309139 \h </w:instrText>
             </w:r>
             <w:r>
               <w:rPr>
@@ -746,7 +754,7 @@
                 <w:noProof/>
                 <w:webHidden/>
               </w:rPr>
-              <w:t>8</w:t>
+              <w:t>9</w:t>
             </w:r>
             <w:r>
               <w:rPr>
@@ -774,7 +782,7 @@
               <w14:numForm w14:val="default"/>
             </w:rPr>
           </w:pPr>
-          <w:hyperlink w:anchor="_Toc224131572" w:history="1">
+          <w:hyperlink w:anchor="_Toc224309140" w:history="1">
             <w:r>
               <w:rPr>
                 <w:rStyle w:val="Hypertextovodkaz"/>
@@ -801,7 +809,7 @@
                 <w:noProof/>
                 <w:webHidden/>
               </w:rPr>
-              <w:instrText xml:space="preserve"> PAGEREF _Toc224131572 \h </w:instrText>
+              <w:instrText xml:space="preserve"> PAGEREF _Toc224309140 \h </w:instrText>
             </w:r>
             <w:r>
               <w:rPr>
@@ -821,7 +829,7 @@
                 <w:noProof/>
                 <w:webHidden/>
               </w:rPr>
-              <w:t>8</w:t>
+              <w:t>9</w:t>
             </w:r>
             <w:r>
               <w:rPr>
@@ -849,13 +857,13 @@
               <w14:numForm w14:val="default"/>
             </w:rPr>
           </w:pPr>
-          <w:hyperlink w:anchor="_Toc224131573" w:history="1">
+          <w:hyperlink w:anchor="_Toc224309141" w:history="1">
             <w:r>
               <w:rPr>
                 <w:rStyle w:val="Hypertextovodkaz"/>
                 <w:noProof/>
               </w:rPr>
-              <w:t>1.2 DevOps and SRE</w:t>
+              <w:t>1.2 Costs and Benefits</w:t>
             </w:r>
             <w:r>
               <w:rPr>
@@ -876,7 +884,7 @@
                 <w:noProof/>
                 <w:webHidden/>
               </w:rPr>
-              <w:instrText xml:space="preserve"> PAGEREF _Toc224131573 \h </w:instrText>
+              <w:instrText xml:space="preserve"> PAGEREF _Toc224309141 \h </w:instrText>
             </w:r>
             <w:r>
               <w:rPr>
@@ -896,7 +904,82 @@
                 <w:noProof/>
                 <w:webHidden/>
               </w:rPr>
-              <w:t>8</w:t>
+              <w:t>9</w:t>
+            </w:r>
+            <w:r>
+              <w:rPr>
+                <w:noProof/>
+                <w:webHidden/>
+              </w:rPr>
+              <w:fldChar w:fldCharType="end"/>
+            </w:r>
+          </w:hyperlink>
+        </w:p>
+        <w:p>
+          <w:pPr>
+            <w:pStyle w:val="Obsah3"/>
+            <w:tabs>
+              <w:tab w:val="right" w:leader="dot" w:pos="8776"/>
+            </w:tabs>
+            <w:rPr>
+              <w:rFonts w:eastAsiaTheme="minorEastAsia"/>
+              <w:noProof/>
+              <w:kern w:val="2"/>
+              <w:sz w:val="24"/>
+              <w:szCs w:val="24"/>
+              <w:lang w:val="cs-CZ" w:eastAsia="cs-CZ"/>
+              <w14:ligatures w14:val="standardContextual"/>
+              <w14:numForm w14:val="default"/>
+            </w:rPr>
+          </w:pPr>
+          <w:hyperlink w:anchor="_Toc224309142" w:history="1">
+            <w:r>
+              <w:rPr>
+                <w:rStyle w:val="Hypertextovodkaz"/>
+                <w:noProof/>
+              </w:rPr>
+              <w:t>1.2.1 Scaling systems</w:t>
+            </w:r>
+            <w:r>
+              <w:rPr>
+                <w:noProof/>
+                <w:webHidden/>
+              </w:rPr>
+              <w:tab/>
+            </w:r>
+            <w:r>
+              <w:rPr>
+                <w:noProof/>
+                <w:webHidden/>
+              </w:rPr>
+              <w:fldChar w:fldCharType="begin"/>
+            </w:r>
+            <w:r>
+              <w:rPr>
+                <w:noProof/>
+                <w:webHidden/>
+              </w:rPr>
+              <w:instrText xml:space="preserve"> PAGEREF _Toc224309142 \h </w:instrText>
+            </w:r>
+            <w:r>
+              <w:rPr>
+                <w:noProof/>
+                <w:webHidden/>
+              </w:rPr>
+            </w:r>
+            <w:r>
+              <w:rPr>
+                <w:noProof/>
+                <w:webHidden/>
+              </w:rPr>
+              <w:fldChar w:fldCharType="separate"/>
+            </w:r>
+            <w:r>
+              <w:rPr>
+                <w:noProof/>
+                <w:webHidden/>
+              </w:rPr>
+              <w:t>10</w:t>
             </w:r>
             <w:r>
               <w:rPr>
@@ -924,13 +1007,13 @@
               <w14:numForm w14:val="default"/>
             </w:rPr>
           </w:pPr>
-          <w:hyperlink w:anchor="_Toc224131574" w:history="1">
+          <w:hyperlink w:anchor="_Toc224309143" w:history="1">
             <w:r>
               <w:rPr>
                 <w:rStyle w:val="Hypertextovodkaz"/>
                 <w:noProof/>
               </w:rPr>
-              <w:t>1.3 Costs and Benefits</w:t>
+              <w:t>1.3 Outages</w:t>
             </w:r>
             <w:r>
               <w:rPr>
@@ -951,7 +1034,7 @@
                 <w:noProof/>
                 <w:webHidden/>
               </w:rPr>
-              <w:instrText xml:space="preserve"> PAGEREF _Toc224131574 \h </w:instrText>
+              <w:instrText xml:space="preserve"> PAGEREF _Toc224309143 \h </w:instrText>
             </w:r>
             <w:r>
               <w:rPr>
@@ -971,7 +1054,7 @@
                 <w:noProof/>
                 <w:webHidden/>
               </w:rPr>
-              <w:t>9</w:t>
+              <w:t>11</w:t>
             </w:r>
             <w:r>
               <w:rPr>
@@ -999,13 +1082,14 @@
               <w14:numForm w14:val="default"/>
             </w:rPr>
           </w:pPr>
-          <w:hyperlink w:anchor="_Toc224131575" w:history="1">
+          <w:hyperlink w:anchor="_Toc224309144" w:history="1">
             <w:r>
               <w:rPr>
                 <w:rStyle w:val="Hypertextovodkaz"/>
                 <w:noProof/>
-              </w:rPr>
-              <w:t>1.3.1 Problems with auto-scaling systems</w:t>
+                <w:highlight w:val="yellow"/>
+              </w:rPr>
+              <w:t>1.3.1 Knight Capital implosion</w:t>
             </w:r>
             <w:r>
               <w:rPr>
@@ -1026,7 +1110,7 @@
                 <w:noProof/>
                 <w:webHidden/>
               </w:rPr>
-              <w:instrText xml:space="preserve"> PAGEREF _Toc224131575 \h </w:instrText>
+              <w:instrText xml:space="preserve"> PAGEREF _Toc224309144 \h </w:instrText>
             </w:r>
             <w:r>
               <w:rPr>
@@ -1046,7 +1130,7 @@
                 <w:noProof/>
                 <w:webHidden/>
               </w:rPr>
-              <w:t>9</w:t>
+              <w:t>11</w:t>
             </w:r>
             <w:r>
               <w:rPr>
@@ -1074,13 +1158,14 @@
               <w14:numForm w14:val="default"/>
             </w:rPr>
           </w:pPr>
-          <w:hyperlink w:anchor="_Toc224131576" w:history="1">
+          <w:hyperlink w:anchor="_Toc224309145" w:history="1">
             <w:r>
               <w:rPr>
                 <w:rStyle w:val="Hypertextovodkaz"/>
                 <w:noProof/>
-              </w:rPr>
-              <w:t>1.3.2 Prevention</w:t>
+                <w:highlight w:val="yellow"/>
+              </w:rPr>
+              <w:t>1.3.2 CrowdStrike Outage</w:t>
             </w:r>
             <w:r>
               <w:rPr>
@@ -1101,7 +1186,7 @@
                 <w:noProof/>
                 <w:webHidden/>
               </w:rPr>
-              <w:instrText xml:space="preserve"> PAGEREF _Toc224131576 \h </w:instrText>
+              <w:instrText xml:space="preserve"> PAGEREF _Toc224309145 \h </w:instrText>
             </w:r>
             <w:r>
               <w:rPr>
@@ -1121,7 +1206,7 @@
                 <w:noProof/>
                 <w:webHidden/>
               </w:rPr>
-              <w:t>10</w:t>
+              <w:t>11</w:t>
             </w:r>
             <w:r>
               <w:rPr>
@@ -1149,13 +1234,13 @@
               <w14:numForm w14:val="default"/>
             </w:rPr>
           </w:pPr>
-          <w:hyperlink w:anchor="_Toc224131577" w:history="1">
+          <w:hyperlink w:anchor="_Toc224309146" w:history="1">
             <w:r>
               <w:rPr>
                 <w:rStyle w:val="Hypertextovodkaz"/>
                 <w:noProof/>
               </w:rPr>
-              <w:t>2 Logging and Monitoring</w:t>
+              <w:t>2 Monitoring</w:t>
             </w:r>
             <w:r>
               <w:rPr>
@@ -1176,7 +1261,7 @@
                 <w:noProof/>
                 <w:webHidden/>
               </w:rPr>
-              <w:instrText xml:space="preserve"> PAGEREF _Toc224131577 \h </w:instrText>
+              <w:instrText xml:space="preserve"> PAGEREF _Toc224309146 \h </w:instrText>
             </w:r>
             <w:r>
               <w:rPr>
@@ -1196,7 +1281,7 @@
                 <w:noProof/>
                 <w:webHidden/>
               </w:rPr>
-              <w:t>11</w:t>
+              <w:t>12</w:t>
             </w:r>
             <w:r>
               <w:rPr>
@@ -1224,13 +1309,13 @@
               <w14:numForm w14:val="default"/>
             </w:rPr>
           </w:pPr>
-          <w:hyperlink w:anchor="_Toc224131578" w:history="1">
+          <w:hyperlink w:anchor="_Toc224309147" w:history="1">
             <w:r>
               <w:rPr>
                 <w:rStyle w:val="Hypertextovodkaz"/>
                 <w:noProof/>
               </w:rPr>
-              <w:t>2.1 Logging Formats</w:t>
+              <w:t>2.1 Monitoring</w:t>
             </w:r>
             <w:r>
               <w:rPr>
@@ -1251,7 +1336,7 @@
                 <w:noProof/>
                 <w:webHidden/>
               </w:rPr>
-              <w:instrText xml:space="preserve"> PAGEREF _Toc224131578 \h </w:instrText>
+              <w:instrText xml:space="preserve"> PAGEREF _Toc224309147 \h </w:instrText>
             </w:r>
             <w:r>
               <w:rPr>
@@ -1299,13 +1384,13 @@
               <w14:numForm w14:val="default"/>
             </w:rPr>
           </w:pPr>
-          <w:hyperlink w:anchor="_Toc224131579" w:history="1">
+          <w:hyperlink w:anchor="_Toc224309148" w:history="1">
             <w:r>
               <w:rPr>
                 <w:rStyle w:val="Hypertextovodkaz"/>
                 <w:noProof/>
               </w:rPr>
-              <w:t>2.1.1 JSON</w:t>
+              <w:t>2.1.1 Real-time monitoring</w:t>
             </w:r>
             <w:r>
               <w:rPr>
@@ -1326,7 +1411,7 @@
                 <w:noProof/>
                 <w:webHidden/>
               </w:rPr>
-              <w:instrText xml:space="preserve"> PAGEREF _Toc224131579 \h </w:instrText>
+              <w:instrText xml:space="preserve"> PAGEREF _Toc224309148 \h </w:instrText>
             </w:r>
             <w:r>
               <w:rPr>
@@ -1374,13 +1459,13 @@
               <w14:numForm w14:val="default"/>
             </w:rPr>
           </w:pPr>
-          <w:hyperlink w:anchor="_Toc224131580" w:history="1">
+          <w:hyperlink w:anchor="_Toc224309149" w:history="1">
             <w:r>
               <w:rPr>
                 <w:rStyle w:val="Hypertextovodkaz"/>
                 <w:noProof/>
               </w:rPr>
-              <w:t>2.1.2 XML and other markup languages</w:t>
+              <w:t>2.1.2 Dashboards and Single Pane of Glass</w:t>
             </w:r>
             <w:r>
               <w:rPr>
@@ -1401,7 +1486,7 @@
                 <w:noProof/>
                 <w:webHidden/>
               </w:rPr>
-              <w:instrText xml:space="preserve"> PAGEREF _Toc224131580 \h </w:instrText>
+              <w:instrText xml:space="preserve"> PAGEREF _Toc224309149 \h </w:instrText>
             </w:r>
             <w:r>
               <w:rPr>
@@ -1421,7 +1506,82 @@
                 <w:noProof/>
                 <w:webHidden/>
               </w:rPr>
-              <w:t>13</w:t>
+              <w:t>12</w:t>
+            </w:r>
+            <w:r>
+              <w:rPr>
+                <w:noProof/>
+                <w:webHidden/>
+              </w:rPr>
+              <w:fldChar w:fldCharType="end"/>
+            </w:r>
+          </w:hyperlink>
+        </w:p>
+        <w:p>
+          <w:pPr>
+            <w:pStyle w:val="Obsah2"/>
+            <w:tabs>
+              <w:tab w:val="right" w:leader="dot" w:pos="8776"/>
+            </w:tabs>
+            <w:rPr>
+              <w:rFonts w:eastAsiaTheme="minorEastAsia"/>
+              <w:noProof/>
+              <w:kern w:val="2"/>
+              <w:sz w:val="24"/>
+              <w:szCs w:val="24"/>
+              <w:lang w:val="cs-CZ" w:eastAsia="cs-CZ"/>
+              <w14:ligatures w14:val="standardContextual"/>
+              <w14:numForm w14:val="default"/>
+            </w:rPr>
+          </w:pPr>
+          <w:hyperlink w:anchor="_Toc224309150" w:history="1">
+            <w:r>
+              <w:rPr>
+                <w:rStyle w:val="Hypertextovodkaz"/>
+                <w:noProof/>
+              </w:rPr>
+              <w:t>2.2 Alerting</w:t>
+            </w:r>
+            <w:r>
+              <w:rPr>
+                <w:noProof/>
+                <w:webHidden/>
+              </w:rPr>
+              <w:tab/>
+            </w:r>
+            <w:r>
+              <w:rPr>
+                <w:noProof/>
+                <w:webHidden/>
+              </w:rPr>
+              <w:fldChar w:fldCharType="begin"/>
+            </w:r>
+            <w:r>
+              <w:rPr>
+                <w:noProof/>
+                <w:webHidden/>
+              </w:rPr>
+              <w:instrText xml:space="preserve"> PAGEREF _Toc224309150 \h </w:instrText>
+            </w:r>
+            <w:r>
+              <w:rPr>
+                <w:noProof/>
+                <w:webHidden/>
+              </w:rPr>
+            </w:r>
+            <w:r>
+              <w:rPr>
+                <w:noProof/>
+                <w:webHidden/>
+              </w:rPr>
+              <w:fldChar w:fldCharType="separate"/>
+            </w:r>
+            <w:r>
+              <w:rPr>
+                <w:noProof/>
+                <w:webHidden/>
+              </w:rPr>
+              <w:t>12</w:t>
             </w:r>
             <w:r>
               <w:rPr>
@@ -1449,13 +1609,13 @@
               <w14:numForm w14:val="default"/>
             </w:rPr>
           </w:pPr>
-          <w:hyperlink w:anchor="_Toc224131581" w:history="1">
+          <w:hyperlink w:anchor="_Toc224309151" w:history="1">
             <w:r>
               <w:rPr>
                 <w:rStyle w:val="Hypertextovodkaz"/>
                 <w:noProof/>
               </w:rPr>
-              <w:t>2.1.3 Syslog</w:t>
+              <w:t>2.2.1 Methods of Alerting</w:t>
             </w:r>
             <w:r>
               <w:rPr>
@@ -1476,7 +1636,7 @@
                 <w:noProof/>
                 <w:webHidden/>
               </w:rPr>
-              <w:instrText xml:space="preserve"> PAGEREF _Toc224131581 \h </w:instrText>
+              <w:instrText xml:space="preserve"> PAGEREF _Toc224309151 \h </w:instrText>
             </w:r>
             <w:r>
               <w:rPr>
@@ -1496,7 +1656,7 @@
                 <w:noProof/>
                 <w:webHidden/>
               </w:rPr>
-              <w:t>15</w:t>
+              <w:t>12</w:t>
             </w:r>
             <w:r>
               <w:rPr>
@@ -1524,13 +1684,13 @@
               <w14:numForm w14:val="default"/>
             </w:rPr>
           </w:pPr>
-          <w:hyperlink w:anchor="_Toc224131582" w:history="1">
+          <w:hyperlink w:anchor="_Toc224309152" w:history="1">
             <w:r>
               <w:rPr>
                 <w:rStyle w:val="Hypertextovodkaz"/>
                 <w:noProof/>
               </w:rPr>
-              <w:t>2.1.4 DMARC</w:t>
+              <w:t>2.2.2 Alert Fatigue</w:t>
             </w:r>
             <w:r>
               <w:rPr>
@@ -1551,7 +1711,7 @@
                 <w:noProof/>
                 <w:webHidden/>
               </w:rPr>
-              <w:instrText xml:space="preserve"> PAGEREF _Toc224131582 \h </w:instrText>
+              <w:instrText xml:space="preserve"> PAGEREF _Toc224309152 \h </w:instrText>
             </w:r>
             <w:r>
               <w:rPr>
@@ -1571,7 +1731,82 @@
                 <w:noProof/>
                 <w:webHidden/>
               </w:rPr>
-              <w:t>18</w:t>
+              <w:t>12</w:t>
+            </w:r>
+            <w:r>
+              <w:rPr>
+                <w:noProof/>
+                <w:webHidden/>
+              </w:rPr>
+              <w:fldChar w:fldCharType="end"/>
+            </w:r>
+          </w:hyperlink>
+        </w:p>
+        <w:p>
+          <w:pPr>
+            <w:pStyle w:val="Obsah1"/>
+            <w:tabs>
+              <w:tab w:val="right" w:leader="dot" w:pos="8776"/>
+            </w:tabs>
+            <w:rPr>
+              <w:rFonts w:eastAsiaTheme="minorEastAsia"/>
+              <w:noProof/>
+              <w:kern w:val="2"/>
+              <w:sz w:val="24"/>
+              <w:szCs w:val="24"/>
+              <w:lang w:val="cs-CZ" w:eastAsia="cs-CZ"/>
+              <w14:ligatures w14:val="standardContextual"/>
+              <w14:numForm w14:val="default"/>
+            </w:rPr>
+          </w:pPr>
+          <w:hyperlink w:anchor="_Toc224309153" w:history="1">
+            <w:r>
+              <w:rPr>
+                <w:rStyle w:val="Hypertextovodkaz"/>
+                <w:noProof/>
+              </w:rPr>
+              <w:t>3 Logging</w:t>
+            </w:r>
+            <w:r>
+              <w:rPr>
+                <w:noProof/>
+                <w:webHidden/>
+              </w:rPr>
+              <w:tab/>
+            </w:r>
+            <w:r>
+              <w:rPr>
+                <w:noProof/>
+                <w:webHidden/>
+              </w:rPr>
+              <w:fldChar w:fldCharType="begin"/>
+            </w:r>
+            <w:r>
+              <w:rPr>
+                <w:noProof/>
+                <w:webHidden/>
+              </w:rPr>
+              <w:instrText xml:space="preserve"> PAGEREF _Toc224309153 \h </w:instrText>
+            </w:r>
+            <w:r>
+              <w:rPr>
+                <w:noProof/>
+                <w:webHidden/>
+              </w:rPr>
+            </w:r>
+            <w:r>
+              <w:rPr>
+                <w:noProof/>
+                <w:webHidden/>
+              </w:rPr>
+              <w:fldChar w:fldCharType="separate"/>
+            </w:r>
+            <w:r>
+              <w:rPr>
+                <w:noProof/>
+                <w:webHidden/>
+              </w:rPr>
+              <w:t>13</w:t>
             </w:r>
             <w:r>
               <w:rPr>
@@ -1599,13 +1834,13 @@
               <w14:numForm w14:val="default"/>
             </w:rPr>
           </w:pPr>
-          <w:hyperlink w:anchor="_Toc224131583" w:history="1">
+          <w:hyperlink w:anchor="_Toc224309154" w:history="1">
             <w:r>
               <w:rPr>
                 <w:rStyle w:val="Hypertextovodkaz"/>
                 <w:noProof/>
               </w:rPr>
-              <w:t>2.2 Creating logs</w:t>
+              <w:t>3.1 Logging Formats</w:t>
             </w:r>
             <w:r>
               <w:rPr>
@@ -1626,7 +1861,7 @@
                 <w:noProof/>
                 <w:webHidden/>
               </w:rPr>
-              <w:instrText xml:space="preserve"> PAGEREF _Toc224131583 \h </w:instrText>
+              <w:instrText xml:space="preserve"> PAGEREF _Toc224309154 \h </w:instrText>
             </w:r>
             <w:r>
               <w:rPr>
@@ -1646,7 +1881,308 @@
                 <w:noProof/>
                 <w:webHidden/>
               </w:rPr>
-              <w:t>18</w:t>
+              <w:t>14</w:t>
+            </w:r>
+            <w:r>
+              <w:rPr>
+                <w:noProof/>
+                <w:webHidden/>
+              </w:rPr>
+              <w:fldChar w:fldCharType="end"/>
+            </w:r>
+          </w:hyperlink>
+        </w:p>
+        <w:p>
+          <w:pPr>
+            <w:pStyle w:val="Obsah3"/>
+            <w:tabs>
+              <w:tab w:val="right" w:leader="dot" w:pos="8776"/>
+            </w:tabs>
+            <w:rPr>
+              <w:rFonts w:eastAsiaTheme="minorEastAsia"/>
+              <w:noProof/>
+              <w:kern w:val="2"/>
+              <w:sz w:val="24"/>
+              <w:szCs w:val="24"/>
+              <w:lang w:val="cs-CZ" w:eastAsia="cs-CZ"/>
+              <w14:ligatures w14:val="standardContextual"/>
+              <w14:numForm w14:val="default"/>
+            </w:rPr>
+          </w:pPr>
+          <w:hyperlink w:anchor="_Toc224309155" w:history="1">
+            <w:r>
+              <w:rPr>
+                <w:rStyle w:val="Hypertextovodkaz"/>
+                <w:noProof/>
+              </w:rPr>
+              <w:t>3.1.1 JSON</w:t>
+            </w:r>
+            <w:r>
+              <w:rPr>
+                <w:noProof/>
+                <w:webHidden/>
+              </w:rPr>
+              <w:tab/>
+            </w:r>
+            <w:r>
+              <w:rPr>
+                <w:noProof/>
+                <w:webHidden/>
+              </w:rPr>
+              <w:fldChar w:fldCharType="begin"/>
+            </w:r>
+            <w:r>
+              <w:rPr>
+                <w:noProof/>
+                <w:webHidden/>
+              </w:rPr>
+              <w:instrText xml:space="preserve"> PAGEREF _Toc224309155 \h </w:instrText>
+            </w:r>
+            <w:r>
+              <w:rPr>
+                <w:noProof/>
+                <w:webHidden/>
+              </w:rPr>
+            </w:r>
+            <w:r>
+              <w:rPr>
+                <w:noProof/>
+                <w:webHidden/>
+              </w:rPr>
+              <w:fldChar w:fldCharType="separate"/>
+            </w:r>
+            <w:r>
+              <w:rPr>
+                <w:noProof/>
+                <w:webHidden/>
+              </w:rPr>
+              <w:t>14</w:t>
+            </w:r>
+            <w:r>
+              <w:rPr>
+                <w:noProof/>
+                <w:webHidden/>
+              </w:rPr>
+              <w:fldChar w:fldCharType="end"/>
+            </w:r>
+          </w:hyperlink>
+        </w:p>
+        <w:p>
+          <w:pPr>
+            <w:pStyle w:val="Obsah3"/>
+            <w:tabs>
+              <w:tab w:val="right" w:leader="dot" w:pos="8776"/>
+            </w:tabs>
+            <w:rPr>
+              <w:rFonts w:eastAsiaTheme="minorEastAsia"/>
+              <w:noProof/>
+              <w:kern w:val="2"/>
+              <w:sz w:val="24"/>
+              <w:szCs w:val="24"/>
+              <w:lang w:val="cs-CZ" w:eastAsia="cs-CZ"/>
+              <w14:ligatures w14:val="standardContextual"/>
+              <w14:numForm w14:val="default"/>
+            </w:rPr>
+          </w:pPr>
+          <w:hyperlink w:anchor="_Toc224309156" w:history="1">
+            <w:r>
+              <w:rPr>
+                <w:rStyle w:val="Hypertextovodkaz"/>
+                <w:noProof/>
+              </w:rPr>
+              <w:t>3.1.2 XML and other markup languages</w:t>
+            </w:r>
+            <w:r>
+              <w:rPr>
+                <w:noProof/>
+                <w:webHidden/>
+              </w:rPr>
+              <w:tab/>
+            </w:r>
+            <w:r>
+              <w:rPr>
+                <w:noProof/>
+                <w:webHidden/>
+              </w:rPr>
+              <w:fldChar w:fldCharType="begin"/>
+            </w:r>
+            <w:r>
+              <w:rPr>
+                <w:noProof/>
+                <w:webHidden/>
+              </w:rPr>
+              <w:instrText xml:space="preserve"> PAGEREF _Toc224309156 \h </w:instrText>
+            </w:r>
+            <w:r>
+              <w:rPr>
+                <w:noProof/>
+                <w:webHidden/>
+              </w:rPr>
+            </w:r>
+            <w:r>
+              <w:rPr>
+                <w:noProof/>
+                <w:webHidden/>
+              </w:rPr>
+              <w:fldChar w:fldCharType="separate"/>
+            </w:r>
+            <w:r>
+              <w:rPr>
+                <w:noProof/>
+                <w:webHidden/>
+              </w:rPr>
+              <w:t>15</w:t>
+            </w:r>
+            <w:r>
+              <w:rPr>
+                <w:noProof/>
+                <w:webHidden/>
+              </w:rPr>
+              <w:fldChar w:fldCharType="end"/>
+            </w:r>
+          </w:hyperlink>
+        </w:p>
+        <w:p>
+          <w:pPr>
+            <w:pStyle w:val="Obsah3"/>
+            <w:tabs>
+              <w:tab w:val="right" w:leader="dot" w:pos="8776"/>
+            </w:tabs>
+            <w:rPr>
+              <w:rFonts w:eastAsiaTheme="minorEastAsia"/>
+              <w:noProof/>
+              <w:kern w:val="2"/>
+              <w:sz w:val="24"/>
+              <w:szCs w:val="24"/>
+              <w:lang w:val="cs-CZ" w:eastAsia="cs-CZ"/>
+              <w14:ligatures w14:val="standardContextual"/>
+              <w14:numForm w14:val="default"/>
+            </w:rPr>
+          </w:pPr>
+          <w:hyperlink w:anchor="_Toc224309157" w:history="1">
+            <w:r>
+              <w:rPr>
+                <w:rStyle w:val="Hypertextovodkaz"/>
+                <w:noProof/>
+              </w:rPr>
+              <w:t>3.1.3 Syslog</w:t>
+            </w:r>
+            <w:r>
+              <w:rPr>
+                <w:noProof/>
+                <w:webHidden/>
+              </w:rPr>
+              <w:tab/>
+            </w:r>
+            <w:r>
+              <w:rPr>
+                <w:noProof/>
+                <w:webHidden/>
+              </w:rPr>
+              <w:fldChar w:fldCharType="begin"/>
+            </w:r>
+            <w:r>
+              <w:rPr>
+                <w:noProof/>
+                <w:webHidden/>
+              </w:rPr>
+              <w:instrText xml:space="preserve"> PAGEREF _Toc224309157 \h </w:instrText>
+            </w:r>
+            <w:r>
+              <w:rPr>
+                <w:noProof/>
+                <w:webHidden/>
+              </w:rPr>
+            </w:r>
+            <w:r>
+              <w:rPr>
+                <w:noProof/>
+                <w:webHidden/>
+              </w:rPr>
+              <w:fldChar w:fldCharType="separate"/>
+            </w:r>
+            <w:r>
+              <w:rPr>
+                <w:noProof/>
+                <w:webHidden/>
+              </w:rPr>
+              <w:t>17</w:t>
+            </w:r>
+            <w:r>
+              <w:rPr>
+                <w:noProof/>
+                <w:webHidden/>
+              </w:rPr>
+              <w:fldChar w:fldCharType="end"/>
+            </w:r>
+          </w:hyperlink>
+        </w:p>
+        <w:p>
+          <w:pPr>
+            <w:pStyle w:val="Obsah3"/>
+            <w:tabs>
+              <w:tab w:val="right" w:leader="dot" w:pos="8776"/>
+            </w:tabs>
+            <w:rPr>
+              <w:rFonts w:eastAsiaTheme="minorEastAsia"/>
+              <w:noProof/>
+              <w:kern w:val="2"/>
+              <w:sz w:val="24"/>
+              <w:szCs w:val="24"/>
+              <w:lang w:val="cs-CZ" w:eastAsia="cs-CZ"/>
+              <w14:ligatures w14:val="standardContextual"/>
+              <w14:numForm w14:val="default"/>
+            </w:rPr>
+          </w:pPr>
+          <w:hyperlink w:anchor="_Toc224309158" w:history="1">
+            <w:r>
+              <w:rPr>
+                <w:rStyle w:val="Hypertextovodkaz"/>
+                <w:noProof/>
+                <w:highlight w:val="yellow"/>
+              </w:rPr>
+              <w:t>3.1.4 DMARC</w:t>
+            </w:r>
+            <w:r>
+              <w:rPr>
+                <w:noProof/>
+                <w:webHidden/>
+              </w:rPr>
+              <w:tab/>
+            </w:r>
+            <w:r>
+              <w:rPr>
+                <w:noProof/>
+                <w:webHidden/>
+              </w:rPr>
+              <w:fldChar w:fldCharType="begin"/>
+            </w:r>
+            <w:r>
+              <w:rPr>
+                <w:noProof/>
+                <w:webHidden/>
+              </w:rPr>
+              <w:instrText xml:space="preserve"> PAGEREF _Toc224309158 \h </w:instrText>
+            </w:r>
+            <w:r>
+              <w:rPr>
+                <w:noProof/>
+                <w:webHidden/>
+              </w:rPr>
+            </w:r>
+            <w:r>
+              <w:rPr>
+                <w:noProof/>
+                <w:webHidden/>
+              </w:rPr>
+              <w:fldChar w:fldCharType="separate"/>
+            </w:r>
+            <w:r>
+              <w:rPr>
+                <w:noProof/>
+                <w:webHidden/>
+              </w:rPr>
+              <w:t>20</w:t>
             </w:r>
             <w:r>
               <w:rPr>
@@ -1674,13 +2210,13 @@
               <w14:numForm w14:val="default"/>
             </w:rPr>
           </w:pPr>
-          <w:hyperlink w:anchor="_Toc224131584" w:history="1">
+          <w:hyperlink w:anchor="_Toc224309159" w:history="1">
             <w:r>
               <w:rPr>
                 <w:rStyle w:val="Hypertextovodkaz"/>
                 <w:noProof/>
               </w:rPr>
-              <w:t>2.3 Storing and analyzing logs</w:t>
+              <w:t>3.2 Creating logs</w:t>
             </w:r>
             <w:r>
               <w:rPr>
@@ -1701,7 +2237,7 @@
                 <w:noProof/>
                 <w:webHidden/>
               </w:rPr>
-              <w:instrText xml:space="preserve"> PAGEREF _Toc224131584 \h </w:instrText>
+              <w:instrText xml:space="preserve"> PAGEREF _Toc224309159 \h </w:instrText>
             </w:r>
             <w:r>
               <w:rPr>
@@ -1721,7 +2257,157 @@
                 <w:noProof/>
                 <w:webHidden/>
               </w:rPr>
-              <w:t>18</w:t>
+              <w:t>20</w:t>
+            </w:r>
+            <w:r>
+              <w:rPr>
+                <w:noProof/>
+                <w:webHidden/>
+              </w:rPr>
+              <w:fldChar w:fldCharType="end"/>
+            </w:r>
+          </w:hyperlink>
+        </w:p>
+        <w:p>
+          <w:pPr>
+            <w:pStyle w:val="Obsah2"/>
+            <w:tabs>
+              <w:tab w:val="right" w:leader="dot" w:pos="8776"/>
+            </w:tabs>
+            <w:rPr>
+              <w:rFonts w:eastAsiaTheme="minorEastAsia"/>
+              <w:noProof/>
+              <w:kern w:val="2"/>
+              <w:sz w:val="24"/>
+              <w:szCs w:val="24"/>
+              <w:lang w:val="cs-CZ" w:eastAsia="cs-CZ"/>
+              <w14:ligatures w14:val="standardContextual"/>
+              <w14:numForm w14:val="default"/>
+            </w:rPr>
+          </w:pPr>
+          <w:hyperlink w:anchor="_Toc224309160" w:history="1">
+            <w:r>
+              <w:rPr>
+                <w:rStyle w:val="Hypertextovodkaz"/>
+                <w:noProof/>
+              </w:rPr>
+              <w:t>3.3 Storing logs</w:t>
+            </w:r>
+            <w:r>
+              <w:rPr>
+                <w:noProof/>
+                <w:webHidden/>
+              </w:rPr>
+              <w:tab/>
+            </w:r>
+            <w:r>
+              <w:rPr>
+                <w:noProof/>
+                <w:webHidden/>
+              </w:rPr>
+              <w:fldChar w:fldCharType="begin"/>
+            </w:r>
+            <w:r>
+              <w:rPr>
+                <w:noProof/>
+                <w:webHidden/>
+              </w:rPr>
+              <w:instrText xml:space="preserve"> PAGEREF _Toc224309160 \h </w:instrText>
+            </w:r>
+            <w:r>
+              <w:rPr>
+                <w:noProof/>
+                <w:webHidden/>
+              </w:rPr>
+            </w:r>
+            <w:r>
+              <w:rPr>
+                <w:noProof/>
+                <w:webHidden/>
+              </w:rPr>
+              <w:fldChar w:fldCharType="separate"/>
+            </w:r>
+            <w:r>
+              <w:rPr>
+                <w:noProof/>
+                <w:webHidden/>
+              </w:rPr>
+              <w:t>22</w:t>
+            </w:r>
+            <w:r>
+              <w:rPr>
+                <w:noProof/>
+                <w:webHidden/>
+              </w:rPr>
+              <w:fldChar w:fldCharType="end"/>
+            </w:r>
+          </w:hyperlink>
+        </w:p>
+        <w:p>
+          <w:pPr>
+            <w:pStyle w:val="Obsah2"/>
+            <w:tabs>
+              <w:tab w:val="right" w:leader="dot" w:pos="8776"/>
+            </w:tabs>
+            <w:rPr>
+              <w:rFonts w:eastAsiaTheme="minorEastAsia"/>
+              <w:noProof/>
+              <w:kern w:val="2"/>
+              <w:sz w:val="24"/>
+              <w:szCs w:val="24"/>
+              <w:lang w:val="cs-CZ" w:eastAsia="cs-CZ"/>
+              <w14:ligatures w14:val="standardContextual"/>
+              <w14:numForm w14:val="default"/>
+            </w:rPr>
+          </w:pPr>
+          <w:hyperlink w:anchor="_Toc224309161" w:history="1">
+            <w:r>
+              <w:rPr>
+                <w:rStyle w:val="Hypertextovodkaz"/>
+                <w:noProof/>
+              </w:rPr>
+              <w:t>3.4 Analyzing logs</w:t>
+            </w:r>
+            <w:r>
+              <w:rPr>
+                <w:noProof/>
+                <w:webHidden/>
+              </w:rPr>
+              <w:tab/>
+            </w:r>
+            <w:r>
+              <w:rPr>
+                <w:noProof/>
+                <w:webHidden/>
+              </w:rPr>
+              <w:fldChar w:fldCharType="begin"/>
+            </w:r>
+            <w:r>
+              <w:rPr>
+                <w:noProof/>
+                <w:webHidden/>
+              </w:rPr>
+              <w:instrText xml:space="preserve"> PAGEREF _Toc224309161 \h </w:instrText>
+            </w:r>
+            <w:r>
+              <w:rPr>
+                <w:noProof/>
+                <w:webHidden/>
+              </w:rPr>
+            </w:r>
+            <w:r>
+              <w:rPr>
+                <w:noProof/>
+                <w:webHidden/>
+              </w:rPr>
+              <w:fldChar w:fldCharType="separate"/>
+            </w:r>
+            <w:r>
+              <w:rPr>
+                <w:noProof/>
+                <w:webHidden/>
+              </w:rPr>
+              <w:t>22</w:t>
             </w:r>
             <w:r>
               <w:rPr>
@@ -1749,13 +2435,13 @@
               <w14:numForm w14:val="default"/>
             </w:rPr>
           </w:pPr>
-          <w:hyperlink w:anchor="_Toc224131585" w:history="1">
+          <w:hyperlink w:anchor="_Toc224309162" w:history="1">
             <w:r>
               <w:rPr>
                 <w:rStyle w:val="Hypertextovodkaz"/>
                 <w:noProof/>
               </w:rPr>
-              <w:t>2.3.1 System Logs</w:t>
+              <w:t>3.4.1 System Logs</w:t>
             </w:r>
             <w:r>
               <w:rPr>
@@ -1776,7 +2462,7 @@
                 <w:noProof/>
                 <w:webHidden/>
               </w:rPr>
-              <w:instrText xml:space="preserve"> PAGEREF _Toc224131585 \h </w:instrText>
+              <w:instrText xml:space="preserve"> PAGEREF _Toc224309162 \h </w:instrText>
             </w:r>
             <w:r>
               <w:rPr>
@@ -1796,7 +2482,7 @@
                 <w:noProof/>
                 <w:webHidden/>
               </w:rPr>
-              <w:t>19</w:t>
+              <w:t>22</w:t>
             </w:r>
             <w:r>
               <w:rPr>
@@ -1824,13 +2510,13 @@
               <w14:numForm w14:val="default"/>
             </w:rPr>
           </w:pPr>
-          <w:hyperlink w:anchor="_Toc224131586" w:history="1">
+          <w:hyperlink w:anchor="_Toc224309163" w:history="1">
             <w:r>
               <w:rPr>
                 <w:rStyle w:val="Hypertextovodkaz"/>
                 <w:noProof/>
               </w:rPr>
-              <w:t>2.3.2 Storage requirements and costs</w:t>
+              <w:t>3.4.2 Storage requirements and costs</w:t>
             </w:r>
             <w:r>
               <w:rPr>
@@ -1851,7 +2537,7 @@
                 <w:noProof/>
                 <w:webHidden/>
               </w:rPr>
-              <w:instrText xml:space="preserve"> PAGEREF _Toc224131586 \h </w:instrText>
+              <w:instrText xml:space="preserve"> PAGEREF _Toc224309163 \h </w:instrText>
             </w:r>
             <w:r>
               <w:rPr>
@@ -1871,7 +2557,82 @@
                 <w:noProof/>
                 <w:webHidden/>
               </w:rPr>
-              <w:t>19</w:t>
+              <w:t>22</w:t>
+            </w:r>
+            <w:r>
+              <w:rPr>
+                <w:noProof/>
+                <w:webHidden/>
+              </w:rPr>
+              <w:fldChar w:fldCharType="end"/>
+            </w:r>
+          </w:hyperlink>
+        </w:p>
+        <w:p>
+          <w:pPr>
+            <w:pStyle w:val="Obsah1"/>
+            <w:tabs>
+              <w:tab w:val="right" w:leader="dot" w:pos="8776"/>
+            </w:tabs>
+            <w:rPr>
+              <w:rFonts w:eastAsiaTheme="minorEastAsia"/>
+              <w:noProof/>
+              <w:kern w:val="2"/>
+              <w:sz w:val="24"/>
+              <w:szCs w:val="24"/>
+              <w:lang w:val="cs-CZ" w:eastAsia="cs-CZ"/>
+              <w14:ligatures w14:val="standardContextual"/>
+              <w14:numForm w14:val="default"/>
+            </w:rPr>
+          </w:pPr>
+          <w:hyperlink w:anchor="_Toc224309164" w:history="1">
+            <w:r>
+              <w:rPr>
+                <w:rStyle w:val="Hypertextovodkaz"/>
+                <w:noProof/>
+              </w:rPr>
+              <w:t>4 Application Implementation</w:t>
+            </w:r>
+            <w:r>
+              <w:rPr>
+                <w:noProof/>
+                <w:webHidden/>
+              </w:rPr>
+              <w:tab/>
+            </w:r>
+            <w:r>
+              <w:rPr>
+                <w:noProof/>
+                <w:webHidden/>
+              </w:rPr>
+              <w:fldChar w:fldCharType="begin"/>
+            </w:r>
+            <w:r>
+              <w:rPr>
+                <w:noProof/>
+                <w:webHidden/>
+              </w:rPr>
+              <w:instrText xml:space="preserve"> PAGEREF _Toc224309164 \h </w:instrText>
+            </w:r>
+            <w:r>
+              <w:rPr>
+                <w:noProof/>
+                <w:webHidden/>
+              </w:rPr>
+            </w:r>
+            <w:r>
+              <w:rPr>
+                <w:noProof/>
+                <w:webHidden/>
+              </w:rPr>
+              <w:fldChar w:fldCharType="separate"/>
+            </w:r>
+            <w:r>
+              <w:rPr>
+                <w:noProof/>
+                <w:webHidden/>
+              </w:rPr>
+              <w:t>23</w:t>
             </w:r>
             <w:r>
               <w:rPr>
@@ -1899,13 +2660,13 @@
               <w14:numForm w14:val="default"/>
             </w:rPr>
           </w:pPr>
-          <w:hyperlink w:anchor="_Toc224131587" w:history="1">
+          <w:hyperlink w:anchor="_Toc224309165" w:history="1">
             <w:r>
               <w:rPr>
                 <w:rStyle w:val="Hypertextovodkaz"/>
                 <w:noProof/>
               </w:rPr>
-              <w:t>2.4 Monitoring</w:t>
+              <w:t>4.1 Requirements</w:t>
             </w:r>
             <w:r>
               <w:rPr>
@@ -1926,7 +2687,7 @@
                 <w:noProof/>
                 <w:webHidden/>
               </w:rPr>
-              <w:instrText xml:space="preserve"> PAGEREF _Toc224131587 \h </w:instrText>
+              <w:instrText xml:space="preserve"> PAGEREF _Toc224309165 \h </w:instrText>
             </w:r>
             <w:r>
               <w:rPr>
@@ -1946,157 +2707,7 @@
                 <w:noProof/>
                 <w:webHidden/>
               </w:rPr>
-              <w:t>19</w:t>
-            </w:r>
-            <w:r>
-              <w:rPr>
-                <w:noProof/>
-                <w:webHidden/>
-              </w:rPr>
-              <w:fldChar w:fldCharType="end"/>
-            </w:r>
-          </w:hyperlink>
-        </w:p>
-        <w:p>
-          <w:pPr>
-            <w:pStyle w:val="Obsah3"/>
-            <w:tabs>
-              <w:tab w:val="right" w:leader="dot" w:pos="8776"/>
-            </w:tabs>
-            <w:rPr>
-              <w:rFonts w:eastAsiaTheme="minorEastAsia"/>
-              <w:noProof/>
-              <w:kern w:val="2"/>
-              <w:sz w:val="24"/>
-              <w:szCs w:val="24"/>
-              <w:lang w:val="cs-CZ" w:eastAsia="cs-CZ"/>
-              <w14:ligatures w14:val="standardContextual"/>
-              <w14:numForm w14:val="default"/>
-            </w:rPr>
-          </w:pPr>
-          <w:hyperlink w:anchor="_Toc224131588" w:history="1">
-            <w:r>
-              <w:rPr>
-                <w:rStyle w:val="Hypertextovodkaz"/>
-                <w:noProof/>
-              </w:rPr>
-              <w:t>2.4.1 Real-time monitoring</w:t>
-            </w:r>
-            <w:r>
-              <w:rPr>
-                <w:noProof/>
-                <w:webHidden/>
-              </w:rPr>
-              <w:tab/>
-            </w:r>
-            <w:r>
-              <w:rPr>
-                <w:noProof/>
-                <w:webHidden/>
-              </w:rPr>
-              <w:fldChar w:fldCharType="begin"/>
-            </w:r>
-            <w:r>
-              <w:rPr>
-                <w:noProof/>
-                <w:webHidden/>
-              </w:rPr>
-              <w:instrText xml:space="preserve"> PAGEREF _Toc224131588 \h </w:instrText>
-            </w:r>
-            <w:r>
-              <w:rPr>
-                <w:noProof/>
-                <w:webHidden/>
-              </w:rPr>
-            </w:r>
-            <w:r>
-              <w:rPr>
-                <w:noProof/>
-                <w:webHidden/>
-              </w:rPr>
-              <w:fldChar w:fldCharType="separate"/>
-            </w:r>
-            <w:r>
-              <w:rPr>
-                <w:noProof/>
-                <w:webHidden/>
-              </w:rPr>
-              <w:t>19</w:t>
-            </w:r>
-            <w:r>
-              <w:rPr>
-                <w:noProof/>
-                <w:webHidden/>
-              </w:rPr>
-              <w:fldChar w:fldCharType="end"/>
-            </w:r>
-          </w:hyperlink>
-        </w:p>
-        <w:p>
-          <w:pPr>
-            <w:pStyle w:val="Obsah3"/>
-            <w:tabs>
-              <w:tab w:val="right" w:leader="dot" w:pos="8776"/>
-            </w:tabs>
-            <w:rPr>
-              <w:rFonts w:eastAsiaTheme="minorEastAsia"/>
-              <w:noProof/>
-              <w:kern w:val="2"/>
-              <w:sz w:val="24"/>
-              <w:szCs w:val="24"/>
-              <w:lang w:val="cs-CZ" w:eastAsia="cs-CZ"/>
-              <w14:ligatures w14:val="standardContextual"/>
-              <w14:numForm w14:val="default"/>
-            </w:rPr>
-          </w:pPr>
-          <w:hyperlink w:anchor="_Toc224131589" w:history="1">
-            <w:r>
-              <w:rPr>
-                <w:rStyle w:val="Hypertextovodkaz"/>
-                <w:noProof/>
-              </w:rPr>
-              <w:t>2.4.2 Dashboards and Single Pane of Glass</w:t>
-            </w:r>
-            <w:r>
-              <w:rPr>
-                <w:noProof/>
-                <w:webHidden/>
-              </w:rPr>
-              <w:tab/>
-            </w:r>
-            <w:r>
-              <w:rPr>
-                <w:noProof/>
-                <w:webHidden/>
-              </w:rPr>
-              <w:fldChar w:fldCharType="begin"/>
-            </w:r>
-            <w:r>
-              <w:rPr>
-                <w:noProof/>
-                <w:webHidden/>
-              </w:rPr>
-              <w:instrText xml:space="preserve"> PAGEREF _Toc224131589 \h </w:instrText>
-            </w:r>
-            <w:r>
-              <w:rPr>
-                <w:noProof/>
-                <w:webHidden/>
-              </w:rPr>
-            </w:r>
-            <w:r>
-              <w:rPr>
-                <w:noProof/>
-                <w:webHidden/>
-              </w:rPr>
-              <w:fldChar w:fldCharType="separate"/>
-            </w:r>
-            <w:r>
-              <w:rPr>
-                <w:noProof/>
-                <w:webHidden/>
-              </w:rPr>
-              <w:t>19</w:t>
+              <w:t>23</w:t>
             </w:r>
             <w:r>
               <w:rPr>
@@ -2124,13 +2735,13 @@
               <w14:numForm w14:val="default"/>
             </w:rPr>
           </w:pPr>
-          <w:hyperlink w:anchor="_Toc224131590" w:history="1">
+          <w:hyperlink w:anchor="_Toc224309166" w:history="1">
             <w:r>
               <w:rPr>
                 <w:rStyle w:val="Hypertextovodkaz"/>
                 <w:noProof/>
               </w:rPr>
-              <w:t>2.5 Alerting</w:t>
+              <w:t>4.2 Specification</w:t>
             </w:r>
             <w:r>
               <w:rPr>
@@ -2151,7 +2762,7 @@
                 <w:noProof/>
                 <w:webHidden/>
               </w:rPr>
-              <w:instrText xml:space="preserve"> PAGEREF _Toc224131590 \h </w:instrText>
+              <w:instrText xml:space="preserve"> PAGEREF _Toc224309166 \h </w:instrText>
             </w:r>
             <w:r>
               <w:rPr>
@@ -2171,7 +2782,7 @@
                 <w:noProof/>
                 <w:webHidden/>
               </w:rPr>
-              <w:t>19</w:t>
+              <w:t>23</w:t>
             </w:r>
             <w:r>
               <w:rPr>
@@ -2184,7 +2795,7 @@
         </w:p>
         <w:p>
           <w:pPr>
-            <w:pStyle w:val="Obsah3"/>
+            <w:pStyle w:val="Obsah2"/>
             <w:tabs>
               <w:tab w:val="right" w:leader="dot" w:pos="8776"/>
             </w:tabs>
@@ -2199,13 +2810,13 @@
               <w14:numForm w14:val="default"/>
             </w:rPr>
           </w:pPr>
-          <w:hyperlink w:anchor="_Toc224131591" w:history="1">
+          <w:hyperlink w:anchor="_Toc224309167" w:history="1">
             <w:r>
               <w:rPr>
                 <w:rStyle w:val="Hypertextovodkaz"/>
                 <w:noProof/>
               </w:rPr>
-              <w:t>2.5.1 Methods of Alerting</w:t>
+              <w:t>4.3 Implementation</w:t>
             </w:r>
             <w:r>
               <w:rPr>
@@ -2226,7 +2837,7 @@
                 <w:noProof/>
                 <w:webHidden/>
               </w:rPr>
-              <w:instrText xml:space="preserve"> PAGEREF _Toc224131591 \h </w:instrText>
+              <w:instrText xml:space="preserve"> PAGEREF _Toc224309167 \h </w:instrText>
             </w:r>
             <w:r>
               <w:rPr>
@@ -2246,7 +2857,7 @@
                 <w:noProof/>
                 <w:webHidden/>
               </w:rPr>
-              <w:t>19</w:t>
+              <w:t>23</w:t>
             </w:r>
             <w:r>
               <w:rPr>
@@ -2259,7 +2870,7 @@
         </w:p>
         <w:p>
           <w:pPr>
-            <w:pStyle w:val="Obsah3"/>
+            <w:pStyle w:val="Obsah2"/>
             <w:tabs>
               <w:tab w:val="right" w:leader="dot" w:pos="8776"/>
             </w:tabs>
@@ -2274,13 +2885,13 @@
               <w14:numForm w14:val="default"/>
             </w:rPr>
           </w:pPr>
-          <w:hyperlink w:anchor="_Toc224131592" w:history="1">
+          <w:hyperlink w:anchor="_Toc224309168" w:history="1">
             <w:r>
               <w:rPr>
                 <w:rStyle w:val="Hypertextovodkaz"/>
                 <w:noProof/>
               </w:rPr>
-              <w:t>2.5.2 Alert Fatigue</w:t>
+              <w:t>4.4 Testing and CI/CD</w:t>
             </w:r>
             <w:r>
               <w:rPr>
@@ -2301,7 +2912,7 @@
                 <w:noProof/>
                 <w:webHidden/>
               </w:rPr>
-              <w:instrText xml:space="preserve"> PAGEREF _Toc224131592 \h </w:instrText>
+              <w:instrText xml:space="preserve"> PAGEREF _Toc224309168 \h </w:instrText>
             </w:r>
             <w:r>
               <w:rPr>
@@ -2321,7 +2932,7 @@
                 <w:noProof/>
                 <w:webHidden/>
               </w:rPr>
-              <w:t>19</w:t>
+              <w:t>23</w:t>
             </w:r>
             <w:r>
               <w:rPr>
@@ -2349,13 +2960,13 @@
               <w14:numForm w14:val="default"/>
             </w:rPr>
           </w:pPr>
-          <w:hyperlink w:anchor="_Toc224131593" w:history="1">
+          <w:hyperlink w:anchor="_Toc224309169" w:history="1">
             <w:r>
               <w:rPr>
                 <w:rStyle w:val="Hypertextovodkaz"/>
                 <w:noProof/>
               </w:rPr>
-              <w:t>3 Application Implementation</w:t>
+              <w:t>5 Discussion to implementation</w:t>
             </w:r>
             <w:r>
               <w:rPr>
@@ -2376,7 +2987,7 @@
                 <w:noProof/>
                 <w:webHidden/>
               </w:rPr>
-              <w:instrText xml:space="preserve"> PAGEREF _Toc224131593 \h </w:instrText>
+              <w:instrText xml:space="preserve"> PAGEREF _Toc224309169 \h </w:instrText>
             </w:r>
             <w:r>
               <w:rPr>
@@ -2396,307 +3007,7 @@
                 <w:noProof/>
                 <w:webHidden/>
               </w:rPr>
-              <w:t>20</w:t>
-            </w:r>
-            <w:r>
-              <w:rPr>
-                <w:noProof/>
-                <w:webHidden/>
-              </w:rPr>
-              <w:fldChar w:fldCharType="end"/>
-            </w:r>
-          </w:hyperlink>
-        </w:p>
-        <w:p>
-          <w:pPr>
-            <w:pStyle w:val="Obsah2"/>
-            <w:tabs>
-              <w:tab w:val="right" w:leader="dot" w:pos="8776"/>
-            </w:tabs>
-            <w:rPr>
-              <w:rFonts w:eastAsiaTheme="minorEastAsia"/>
-              <w:noProof/>
-              <w:kern w:val="2"/>
-              <w:sz w:val="24"/>
-              <w:szCs w:val="24"/>
-              <w:lang w:val="cs-CZ" w:eastAsia="cs-CZ"/>
-              <w14:ligatures w14:val="standardContextual"/>
-              <w14:numForm w14:val="default"/>
-            </w:rPr>
-          </w:pPr>
-          <w:hyperlink w:anchor="_Toc224131594" w:history="1">
-            <w:r>
-              <w:rPr>
-                <w:rStyle w:val="Hypertextovodkaz"/>
-                <w:noProof/>
-              </w:rPr>
-              <w:t>3.1 Requirements</w:t>
-            </w:r>
-            <w:r>
-              <w:rPr>
-                <w:noProof/>
-                <w:webHidden/>
-              </w:rPr>
-              <w:tab/>
-            </w:r>
-            <w:r>
-              <w:rPr>
-                <w:noProof/>
-                <w:webHidden/>
-              </w:rPr>
-              <w:fldChar w:fldCharType="begin"/>
-            </w:r>
-            <w:r>
-              <w:rPr>
-                <w:noProof/>
-                <w:webHidden/>
-              </w:rPr>
-              <w:instrText xml:space="preserve"> PAGEREF _Toc224131594 \h </w:instrText>
-            </w:r>
-            <w:r>
-              <w:rPr>
-                <w:noProof/>
-                <w:webHidden/>
-              </w:rPr>
-            </w:r>
-            <w:r>
-              <w:rPr>
-                <w:noProof/>
-                <w:webHidden/>
-              </w:rPr>
-              <w:fldChar w:fldCharType="separate"/>
-            </w:r>
-            <w:r>
-              <w:rPr>
-                <w:noProof/>
-                <w:webHidden/>
-              </w:rPr>
-              <w:t>20</w:t>
-            </w:r>
-            <w:r>
-              <w:rPr>
-                <w:noProof/>
-                <w:webHidden/>
-              </w:rPr>
-              <w:fldChar w:fldCharType="end"/>
-            </w:r>
-          </w:hyperlink>
-        </w:p>
-        <w:p>
-          <w:pPr>
-            <w:pStyle w:val="Obsah2"/>
-            <w:tabs>
-              <w:tab w:val="right" w:leader="dot" w:pos="8776"/>
-            </w:tabs>
-            <w:rPr>
-              <w:rFonts w:eastAsiaTheme="minorEastAsia"/>
-              <w:noProof/>
-              <w:kern w:val="2"/>
-              <w:sz w:val="24"/>
-              <w:szCs w:val="24"/>
-              <w:lang w:val="cs-CZ" w:eastAsia="cs-CZ"/>
-              <w14:ligatures w14:val="standardContextual"/>
-              <w14:numForm w14:val="default"/>
-            </w:rPr>
-          </w:pPr>
-          <w:hyperlink w:anchor="_Toc224131595" w:history="1">
-            <w:r>
-              <w:rPr>
-                <w:rStyle w:val="Hypertextovodkaz"/>
-                <w:noProof/>
-              </w:rPr>
-              <w:t>3.2 Specification</w:t>
-            </w:r>
-            <w:r>
-              <w:rPr>
-                <w:noProof/>
-                <w:webHidden/>
-              </w:rPr>
-              <w:tab/>
-            </w:r>
-            <w:r>
-              <w:rPr>
-                <w:noProof/>
-                <w:webHidden/>
-              </w:rPr>
-              <w:fldChar w:fldCharType="begin"/>
-            </w:r>
-            <w:r>
-              <w:rPr>
-                <w:noProof/>
-                <w:webHidden/>
-              </w:rPr>
-              <w:instrText xml:space="preserve"> PAGEREF _Toc224131595 \h </w:instrText>
-            </w:r>
-            <w:r>
-              <w:rPr>
-                <w:noProof/>
-                <w:webHidden/>
-              </w:rPr>
-            </w:r>
-            <w:r>
-              <w:rPr>
-                <w:noProof/>
-                <w:webHidden/>
-              </w:rPr>
-              <w:fldChar w:fldCharType="separate"/>
-            </w:r>
-            <w:r>
-              <w:rPr>
-                <w:noProof/>
-                <w:webHidden/>
-              </w:rPr>
-              <w:t>20</w:t>
-            </w:r>
-            <w:r>
-              <w:rPr>
-                <w:noProof/>
-                <w:webHidden/>
-              </w:rPr>
-              <w:fldChar w:fldCharType="end"/>
-            </w:r>
-          </w:hyperlink>
-        </w:p>
-        <w:p>
-          <w:pPr>
-            <w:pStyle w:val="Obsah2"/>
-            <w:tabs>
-              <w:tab w:val="right" w:leader="dot" w:pos="8776"/>
-            </w:tabs>
-            <w:rPr>
-              <w:rFonts w:eastAsiaTheme="minorEastAsia"/>
-              <w:noProof/>
-              <w:kern w:val="2"/>
-              <w:sz w:val="24"/>
-              <w:szCs w:val="24"/>
-              <w:lang w:val="cs-CZ" w:eastAsia="cs-CZ"/>
-              <w14:ligatures w14:val="standardContextual"/>
-              <w14:numForm w14:val="default"/>
-            </w:rPr>
-          </w:pPr>
-          <w:hyperlink w:anchor="_Toc224131596" w:history="1">
-            <w:r>
-              <w:rPr>
-                <w:rStyle w:val="Hypertextovodkaz"/>
-                <w:noProof/>
-              </w:rPr>
-              <w:t>3.3 Implementation</w:t>
-            </w:r>
-            <w:r>
-              <w:rPr>
-                <w:noProof/>
-                <w:webHidden/>
-              </w:rPr>
-              <w:tab/>
-            </w:r>
-            <w:r>
-              <w:rPr>
-                <w:noProof/>
-                <w:webHidden/>
-              </w:rPr>
-              <w:fldChar w:fldCharType="begin"/>
-            </w:r>
-            <w:r>
-              <w:rPr>
-                <w:noProof/>
-                <w:webHidden/>
-              </w:rPr>
-              <w:instrText xml:space="preserve"> PAGEREF _Toc224131596 \h </w:instrText>
-            </w:r>
-            <w:r>
-              <w:rPr>
-                <w:noProof/>
-                <w:webHidden/>
-              </w:rPr>
-            </w:r>
-            <w:r>
-              <w:rPr>
-                <w:noProof/>
-                <w:webHidden/>
-              </w:rPr>
-              <w:fldChar w:fldCharType="separate"/>
-            </w:r>
-            <w:r>
-              <w:rPr>
-                <w:noProof/>
-                <w:webHidden/>
-              </w:rPr>
-              <w:t>20</w:t>
-            </w:r>
-            <w:r>
-              <w:rPr>
-                <w:noProof/>
-                <w:webHidden/>
-              </w:rPr>
-              <w:fldChar w:fldCharType="end"/>
-            </w:r>
-          </w:hyperlink>
-        </w:p>
-        <w:p>
-          <w:pPr>
-            <w:pStyle w:val="Obsah2"/>
-            <w:tabs>
-              <w:tab w:val="right" w:leader="dot" w:pos="8776"/>
-            </w:tabs>
-            <w:rPr>
-              <w:rFonts w:eastAsiaTheme="minorEastAsia"/>
-              <w:noProof/>
-              <w:kern w:val="2"/>
-              <w:sz w:val="24"/>
-              <w:szCs w:val="24"/>
-              <w:lang w:val="cs-CZ" w:eastAsia="cs-CZ"/>
-              <w14:ligatures w14:val="standardContextual"/>
-              <w14:numForm w14:val="default"/>
-            </w:rPr>
-          </w:pPr>
-          <w:hyperlink w:anchor="_Toc224131597" w:history="1">
-            <w:r>
-              <w:rPr>
-                <w:rStyle w:val="Hypertextovodkaz"/>
-                <w:noProof/>
-              </w:rPr>
-              <w:t>3.4 Testing and CI/CD</w:t>
-            </w:r>
-            <w:r>
-              <w:rPr>
-                <w:noProof/>
-                <w:webHidden/>
-              </w:rPr>
-              <w:tab/>
-            </w:r>
-            <w:r>
-              <w:rPr>
-                <w:noProof/>
-                <w:webHidden/>
-              </w:rPr>
-              <w:fldChar w:fldCharType="begin"/>
-            </w:r>
-            <w:r>
-              <w:rPr>
-                <w:noProof/>
-                <w:webHidden/>
-              </w:rPr>
-              <w:instrText xml:space="preserve"> PAGEREF _Toc224131597 \h </w:instrText>
-            </w:r>
-            <w:r>
-              <w:rPr>
-                <w:noProof/>
-                <w:webHidden/>
-              </w:rPr>
-            </w:r>
-            <w:r>
-              <w:rPr>
-                <w:noProof/>
-                <w:webHidden/>
-              </w:rPr>
-              <w:fldChar w:fldCharType="separate"/>
-            </w:r>
-            <w:r>
-              <w:rPr>
-                <w:noProof/>
-                <w:webHidden/>
-              </w:rPr>
-              <w:t>20</w:t>
+              <w:t>24</w:t>
             </w:r>
             <w:r>
               <w:rPr>
@@ -2724,13 +3035,13 @@
               <w14:numForm w14:val="default"/>
             </w:rPr>
           </w:pPr>
-          <w:hyperlink w:anchor="_Toc224131598" w:history="1">
+          <w:hyperlink w:anchor="_Toc224309170" w:history="1">
             <w:r>
               <w:rPr>
                 <w:rStyle w:val="Hypertextovodkaz"/>
                 <w:noProof/>
               </w:rPr>
-              <w:t>4 Discussion to implementation</w:t>
+              <w:t>6 Conclusions</w:t>
             </w:r>
             <w:r>
               <w:rPr>
@@ -2751,7 +3062,7 @@
                 <w:noProof/>
                 <w:webHidden/>
               </w:rPr>
-              <w:instrText xml:space="preserve"> PAGEREF _Toc224131598 \h </w:instrText>
+              <w:instrText xml:space="preserve"> PAGEREF _Toc224309170 \h </w:instrText>
             </w:r>
             <w:r>
               <w:rPr>
@@ -2771,7 +3082,7 @@
                 <w:noProof/>
                 <w:webHidden/>
               </w:rPr>
-              <w:t>21</w:t>
+              <w:t>25</w:t>
             </w:r>
             <w:r>
               <w:rPr>
@@ -2799,13 +3110,13 @@
               <w14:numForm w14:val="default"/>
             </w:rPr>
           </w:pPr>
-          <w:hyperlink w:anchor="_Toc224131599" w:history="1">
+          <w:hyperlink w:anchor="_Toc224309171" w:history="1">
             <w:r>
               <w:rPr>
                 <w:rStyle w:val="Hypertextovodkaz"/>
                 <w:noProof/>
               </w:rPr>
-              <w:t>5 Conclusions</w:t>
+              <w:t>7 List of references</w:t>
             </w:r>
             <w:r>
               <w:rPr>
@@ -2826,7 +3137,7 @@
                 <w:noProof/>
                 <w:webHidden/>
               </w:rPr>
-              <w:instrText xml:space="preserve"> PAGEREF _Toc224131599 \h </w:instrText>
+              <w:instrText xml:space="preserve"> PAGEREF _Toc224309171 \h </w:instrText>
             </w:r>
             <w:r>
               <w:rPr>
@@ -2846,7 +3157,7 @@
                 <w:noProof/>
                 <w:webHidden/>
               </w:rPr>
-              <w:t>22</w:t>
+              <w:t>26</w:t>
             </w:r>
             <w:r>
               <w:rPr>
@@ -2874,13 +3185,13 @@
               <w14:numForm w14:val="default"/>
             </w:rPr>
           </w:pPr>
-          <w:hyperlink w:anchor="_Toc224131600" w:history="1">
+          <w:hyperlink w:anchor="_Toc224309172" w:history="1">
             <w:r>
               <w:rPr>
                 <w:rStyle w:val="Hypertextovodkaz"/>
                 <w:noProof/>
               </w:rPr>
-              <w:t>6 List of references</w:t>
+              <w:t>Appendices</w:t>
             </w:r>
             <w:r>
               <w:rPr>
@@ -2901,82 +3212,7 @@
                 <w:noProof/>
                 <w:webHidden/>
               </w:rPr>
-              <w:instrText xml:space="preserve"> PAGEREF _Toc224131600 \h </w:instrText>
-            </w:r>
-            <w:r>
-              <w:rPr>
-                <w:noProof/>
-                <w:webHidden/>
-              </w:rPr>
-            </w:r>
-            <w:r>
-              <w:rPr>
-                <w:noProof/>
-                <w:webHidden/>
-              </w:rPr>
-              <w:fldChar w:fldCharType="separate"/>
-            </w:r>
-            <w:r>
-              <w:rPr>
-                <w:noProof/>
-                <w:webHidden/>
-              </w:rPr>
-              <w:t>23</w:t>
-            </w:r>
-            <w:r>
-              <w:rPr>
-                <w:noProof/>
-                <w:webHidden/>
-              </w:rPr>
-              <w:fldChar w:fldCharType="end"/>
-            </w:r>
-          </w:hyperlink>
-        </w:p>
-        <w:p>
-          <w:pPr>
-            <w:pStyle w:val="Obsah1"/>
-            <w:tabs>
-              <w:tab w:val="right" w:leader="dot" w:pos="8776"/>
-            </w:tabs>
-            <w:rPr>
-              <w:rFonts w:eastAsiaTheme="minorEastAsia"/>
-              <w:noProof/>
-              <w:kern w:val="2"/>
-              <w:sz w:val="24"/>
-              <w:szCs w:val="24"/>
-              <w:lang w:val="cs-CZ" w:eastAsia="cs-CZ"/>
-              <w14:ligatures w14:val="standardContextual"/>
-              <w14:numForm w14:val="default"/>
-            </w:rPr>
-          </w:pPr>
-          <w:hyperlink w:anchor="_Toc224131601" w:history="1">
-            <w:r>
-              <w:rPr>
-                <w:rStyle w:val="Hypertextovodkaz"/>
-                <w:noProof/>
-              </w:rPr>
-              <w:t>Appendices</w:t>
-            </w:r>
-            <w:r>
-              <w:rPr>
-                <w:noProof/>
-                <w:webHidden/>
-              </w:rPr>
-              <w:tab/>
-            </w:r>
-            <w:r>
-              <w:rPr>
-                <w:noProof/>
-                <w:webHidden/>
-              </w:rPr>
-              <w:fldChar w:fldCharType="begin"/>
-            </w:r>
-            <w:r>
-              <w:rPr>
-                <w:noProof/>
-                <w:webHidden/>
-              </w:rPr>
-              <w:instrText xml:space="preserve"> PAGEREF _Toc224131601 \h </w:instrText>
+              <w:instrText xml:space="preserve"> PAGEREF _Toc224309172 \h </w:instrText>
             </w:r>
             <w:r>
               <w:rPr>
@@ -3177,7 +3413,7 @@
       <w:pPr>
         <w:pStyle w:val="Nadpis1neslovan"/>
       </w:pPr>
-      <w:bookmarkStart w:id="0" w:name="_Toc224131570"/>
+      <w:bookmarkStart w:id="0" w:name="_Toc224309138"/>
       <w:r>
         <w:lastRenderedPageBreak/>
         <w:t>Introduction</w:t>
@@ -3232,7 +3468,15 @@
         <w:t>allows</w:t>
       </w:r>
       <w:r>
-        <w:t xml:space="preserve"> multiple applications to output their metrics and logs into one single format, which </w:t>
+        <w:t xml:space="preserve"> multiple applications to output their metrics and </w:t>
+      </w:r>
+      <w:proofErr w:type="gramStart"/>
+      <w:r>
+        <w:t>logs</w:t>
+      </w:r>
+      <w:proofErr w:type="gramEnd"/>
+      <w:r>
+        <w:t xml:space="preserve"> into one single format, which </w:t>
       </w:r>
       <w:r>
         <w:t>enables</w:t>
@@ -3255,7 +3499,7 @@
       <w:pPr>
         <w:pStyle w:val="Nadpis1"/>
       </w:pPr>
-      <w:bookmarkStart w:id="1" w:name="_Toc224131571"/>
+      <w:bookmarkStart w:id="1" w:name="_Toc224309139"/>
       <w:r>
         <w:lastRenderedPageBreak/>
         <w:t>Observability</w:t>
@@ -3266,7 +3510,7 @@
       <w:pPr>
         <w:pStyle w:val="Nadpis2"/>
       </w:pPr>
-      <w:bookmarkStart w:id="2" w:name="_Toc224131572"/>
+      <w:bookmarkStart w:id="2" w:name="_Toc224309140"/>
       <w:r>
         <w:t>Definition</w:t>
       </w:r>
@@ -3349,13 +3593,13 @@
     </w:p>
     <w:p>
       <w:r>
-        <w:t xml:space="preserve">Combined with effective alerting (further described in chapter </w:t>
-      </w:r>
-      <w:r>
-        <w:t>2.4</w:t>
-      </w:r>
-      <w:r>
-        <w:t xml:space="preserve">), this can lead to early detection of anomalous </w:t>
+        <w:t>Combined with effective alerting</w:t>
+      </w:r>
+      <w:r>
+        <w:t xml:space="preserve">, </w:t>
+      </w:r>
+      <w:r>
+        <w:t xml:space="preserve">this can lead to early detection of anomalous </w:t>
       </w:r>
       <w:r>
         <w:t>behavior</w:t>
@@ -3366,42 +3610,61 @@
     </w:p>
     <w:p>
       <w:r>
+        <w:t>The goals of observability are to:</w:t>
+      </w:r>
+    </w:p>
+    <w:p>
+      <w:pPr>
+        <w:pStyle w:val="Odstavecseseznamem"/>
+        <w:numPr>
+          <w:ilvl w:val="0"/>
+          <w:numId w:val="47"/>
+        </w:numPr>
+      </w:pPr>
+      <w:r>
+        <w:t>Prevent outages by detecting problems before they happen (1.2.1 Scaling systems)</w:t>
+      </w:r>
+    </w:p>
+    <w:p>
+      <w:pPr>
+        <w:pStyle w:val="Odstavecseseznamem"/>
+        <w:numPr>
+          <w:ilvl w:val="0"/>
+          <w:numId w:val="47"/>
+        </w:numPr>
+      </w:pPr>
+      <w:r>
+        <w:t>Alert developers when an outage does happen (</w:t>
+      </w:r>
+      <w:r>
+        <w:t>3.2 Alerting)</w:t>
+      </w:r>
+    </w:p>
+    <w:p>
+      <w:pPr>
+        <w:pStyle w:val="Odstavecseseznamem"/>
+        <w:numPr>
+          <w:ilvl w:val="0"/>
+          <w:numId w:val="47"/>
+        </w:numPr>
+      </w:pPr>
+      <w:r>
+        <w:t>Help recover the systems by pinpointing the cause of the outage (</w:t>
+      </w:r>
+      <w:r>
+        <w:t>2.4 Analyzing logs)</w:t>
+      </w:r>
+    </w:p>
+    <w:p>
+      <w:r>
         <w:t>The field that has come to be best associated with ensuring observability and monitoring is called Site Reliability Engineering, also known as SRE. The origins of this term can be traced to Google, where the first SRE team was established in 2003. (Treynor, 2014)</w:t>
       </w:r>
-      <w:r>
-        <w:t xml:space="preserve">  </w:t>
-      </w:r>
-      <w:r>
-        <w:br/>
-      </w:r>
-      <w:r>
-        <w:br/>
-        <w:t>Site Reliability Engineering is closely related to the term DevOps, which describes</w:t>
-      </w:r>
-      <w:r>
-        <w:t xml:space="preserve"> a</w:t>
-      </w:r>
-      <w:r>
-        <w:t xml:space="preserve"> culture </w:t>
-      </w:r>
-      <w:r>
-        <w:t xml:space="preserve">in software development </w:t>
-      </w:r>
-      <w:r>
-        <w:t>that places high importance on observability, tight feedback loops and automation of recurring processes</w:t>
-      </w:r>
-      <w:r>
-        <w:t xml:space="preserve"> ADD SOURCE</w:t>
-      </w:r>
-      <w:r>
-        <w:t xml:space="preserve">. </w:t>
-      </w:r>
     </w:p>
     <w:p>
       <w:pPr>
         <w:pStyle w:val="Nadpis2"/>
       </w:pPr>
-      <w:bookmarkStart w:id="3" w:name="_Toc224131574"/>
+      <w:bookmarkStart w:id="3" w:name="_Toc224309141"/>
       <w:r>
         <w:t>Costs and Benefits</w:t>
       </w:r>
@@ -3409,10 +3672,77 @@
     </w:p>
     <w:p>
       <w:r>
-        <w:t xml:space="preserve">When budgeting for a software application, great care should be placed on not just the initial, up-front costs of the creation of the application, but also on the ongoing development maintenance. Software engineering is a </w:t>
-      </w:r>
-      <w:r>
-        <w:t xml:space="preserve">not as rigid as other engineering disciplines – requirements change quickly, with the most common requests including providing more features, fixing quality issues, connecting to other web services, internationalizing and expanding the software, allowing it to run on multiple platforms </w:t>
+        <w:t xml:space="preserve">When budgeting for a software application, great care should be placed on not just the initial, </w:t>
+      </w:r>
+      <w:proofErr w:type="gramStart"/>
+      <w:r>
+        <w:t>up-front</w:t>
+      </w:r>
+      <w:proofErr w:type="gramEnd"/>
+      <w:r>
+        <w:t xml:space="preserve"> costs of the creation of the application, but on the ongoing development maintenance</w:t>
+      </w:r>
+      <w:r>
+        <w:t xml:space="preserve"> as well</w:t>
+      </w:r>
+      <w:r>
+        <w:t xml:space="preserve">. Software engineering is </w:t>
+      </w:r>
+      <w:proofErr w:type="gramStart"/>
+      <w:r>
+        <w:t xml:space="preserve">a </w:t>
+      </w:r>
+      <w:r>
+        <w:t>not</w:t>
+      </w:r>
+      <w:proofErr w:type="gramEnd"/>
+      <w:r>
+        <w:t xml:space="preserve"> as rigid as other engineering </w:t>
+      </w:r>
+      <w:proofErr w:type="gramStart"/>
+      <w:r>
+        <w:t xml:space="preserve">disciplines </w:t>
+      </w:r>
+      <w:r>
+        <w:t xml:space="preserve"> </w:t>
+      </w:r>
+      <w:r>
+        <w:t>with</w:t>
+      </w:r>
+      <w:proofErr w:type="gramEnd"/>
+      <w:r>
+        <w:t xml:space="preserve"> the </w:t>
+      </w:r>
+      <w:r>
+        <w:t xml:space="preserve">requirements </w:t>
+      </w:r>
+      <w:r>
+        <w:t xml:space="preserve">placed on the software </w:t>
+      </w:r>
+      <w:r>
+        <w:t>chang</w:t>
+      </w:r>
+      <w:r>
+        <w:t>ing</w:t>
+      </w:r>
+      <w:r>
+        <w:t xml:space="preserve"> quickly</w:t>
+      </w:r>
+      <w:r>
+        <w:t>. The</w:t>
+      </w:r>
+      <w:r>
+        <w:t xml:space="preserve"> most common requests includ</w:t>
+      </w:r>
+      <w:r>
+        <w:t>e</w:t>
+      </w:r>
+      <w:r>
+        <w:t xml:space="preserve"> providing more features, fixing quality issues, connecting to other web services, </w:t>
+      </w:r>
+      <w:r>
+        <w:lastRenderedPageBreak/>
+        <w:t xml:space="preserve">internationalizing and expanding the software, allowing it to run on multiple platforms </w:t>
       </w:r>
       <w:r>
         <w:t>(Ogheneovo, 2014)</w:t>
@@ -3420,17 +3750,35 @@
     </w:p>
     <w:p>
       <w:r>
-        <w:lastRenderedPageBreak/>
         <w:t xml:space="preserve">The cost </w:t>
       </w:r>
       <w:r>
         <w:t>of maintaining</w:t>
       </w:r>
       <w:r>
-        <w:t xml:space="preserve"> software is only expanding – while first applications often required only a single developer, modern applications often require well over 1500 technical staff.</w:t>
-      </w:r>
-    </w:p>
-    <w:p>
+        <w:t xml:space="preserve"> software is only expanding – while</w:t>
+      </w:r>
+      <w:r>
+        <w:t xml:space="preserve"> early software</w:t>
+      </w:r>
+      <w:r>
+        <w:t xml:space="preserve"> applications often required only a single developer, modern </w:t>
+      </w:r>
+      <w:r>
+        <w:t xml:space="preserve">software </w:t>
+      </w:r>
+      <w:r>
+        <w:t xml:space="preserve">applications often require well over 1500 </w:t>
+      </w:r>
+      <w:r>
+        <w:t xml:space="preserve">full-time employees working on the </w:t>
+      </w:r>
+      <w:r>
+        <w:t>technical staf</w:t>
+      </w:r>
+      <w:r>
+        <w:t xml:space="preserve">f. </w:t>
+      </w:r>
       <w:r>
         <w:t xml:space="preserve">It is estimated that while one of the first version of the Windows operating system, Windows NT 3.0 was supported by two hundred developers, that number has ballooned, with Windows 8, released 19 years later, required over 3000 developers to create and maintain, with the costs of yearly maintenance going up from 28 billion dollars to 192 billion dollars per year. </w:t>
       </w:r>
@@ -3448,28 +3796,43 @@
         <w:t xml:space="preserve">The most notable benefit of observability in software development is the fact that problems can be discovered and prevented before they interfere with stable business operations. As described in the chapter 2.2 Monitoring, effective alerts can be placed when system is nearing critical conditions – sudden high demand can quickly take down a site if resources are not allocated properly. </w:t>
       </w:r>
       <w:r>
-        <w:t>Such allocation is either done manually, or through auto-scaling systems.</w:t>
+        <w:t xml:space="preserve">Such allocation is either done manually, or </w:t>
+      </w:r>
+      <w:r>
+        <w:t xml:space="preserve">by </w:t>
+      </w:r>
+      <w:r>
+        <w:t xml:space="preserve">scaling </w:t>
+      </w:r>
+      <w:r>
+        <w:t xml:space="preserve">the used </w:t>
+      </w:r>
+      <w:r>
+        <w:t>systems.</w:t>
       </w:r>
     </w:p>
     <w:p>
       <w:pPr>
         <w:pStyle w:val="Nadpis3"/>
       </w:pPr>
-      <w:bookmarkStart w:id="4" w:name="_Toc224131575"/>
-      <w:r>
-        <w:t>A</w:t>
-      </w:r>
-      <w:r>
-        <w:t>uto</w:t>
-      </w:r>
-      <w:r>
-        <w:t>matically s</w:t>
+      <w:bookmarkStart w:id="4" w:name="_Toc224309142"/>
+      <w:r>
+        <w:t>S</w:t>
       </w:r>
       <w:r>
         <w:t>caling systems</w:t>
       </w:r>
       <w:bookmarkEnd w:id="4"/>
     </w:p>
+    <w:p>
+      <w:r>
+        <w:rPr>
+          <w:highlight w:val="yellow"/>
+        </w:rPr>
+        <w:t>ADD PART ABOUT MANUAL SCALING – HARDWARE INSTALLATION AND DEPLOYMENT</w:t>
+      </w:r>
+    </w:p>
+    <w:p/>
     <w:p>
       <w:r>
         <w:t xml:space="preserve">Many software projects utilize </w:t>
@@ -3569,7 +3932,11 @@
         <w:t>analyzing</w:t>
       </w:r>
       <w:r>
-        <w:t xml:space="preserve"> such system traces for space or time complexity is called </w:t>
+        <w:t xml:space="preserve"> such system traces for space or </w:t>
+      </w:r>
+      <w:r>
+        <w:lastRenderedPageBreak/>
+        <w:t xml:space="preserve">time complexity is called </w:t>
       </w:r>
       <w:r>
         <w:rPr>
@@ -3590,65 +3957,371 @@
     </w:p>
     <w:p>
       <w:pPr>
+        <w:pStyle w:val="Nadpis2"/>
+      </w:pPr>
+      <w:bookmarkStart w:id="5" w:name="_Toc224309143"/>
+      <w:r>
+        <w:t>Outages</w:t>
+      </w:r>
+      <w:bookmarkEnd w:id="5"/>
+    </w:p>
+    <w:p>
+      <w:r>
+        <w:t xml:space="preserve">Special attention should be </w:t>
+      </w:r>
+      <w:r>
+        <w:t>paid to</w:t>
+      </w:r>
+      <w:r>
+        <w:t xml:space="preserve"> outages </w:t>
+      </w:r>
+      <w:r>
+        <w:t xml:space="preserve">– the software becoming unavailable for use – as these are usually partial or complete failures of a software system. </w:t>
+      </w:r>
+      <w:r>
+        <w:t xml:space="preserve">Many companies contractually require the availability levels of software to reach the four ‘nines’ – the software application should be usable for 99.99% of the year or more. For an application running 24 hours a day, 365 days a year, this requirement allows for just one hour of downtime. </w:t>
+      </w:r>
+    </w:p>
+    <w:p>
+      <w:r>
+        <w:t>This requirement is often placed on business-critical infrastructure, as while the damage of an outage can be difficult to quantify, it has been demonstrated that IT failures often lead to drops in stock prices, with the average drop being 2% of the stock price prior to the outage.</w:t>
+      </w:r>
+      <w:r>
+        <w:t xml:space="preserve"> This can lead to tens of billions of dollars being wiped off the market capitalization of the company affected by the outage. </w:t>
+      </w:r>
+      <w:r>
+        <w:t>(Bharadwaj et al. 2009)</w:t>
+      </w:r>
+      <w:r>
+        <w:t xml:space="preserve"> </w:t>
+      </w:r>
+    </w:p>
+    <w:p>
+      <w:r>
+        <w:t>These outages can have not only monetary consequences, but in cases of specialized medical equipment can lead to patient harm</w:t>
+      </w:r>
+      <w:r>
+        <w:t xml:space="preserve"> or even death </w:t>
+      </w:r>
+      <w:r>
+        <w:t>(Sittig et al., 2014)</w:t>
+      </w:r>
+      <w:r>
+        <w:t>.</w:t>
+      </w:r>
+    </w:p>
+    <w:p>
+      <w:r>
+        <w:t xml:space="preserve">To see what an impact an outage may have on the company, from both financial and reputational side, this work will analyze </w:t>
+      </w:r>
+      <w:r>
+        <w:t>two high-profile cases of software outages</w:t>
+      </w:r>
+      <w:r>
+        <w:t xml:space="preserve"> – the investment firm Knight Capital, whose insufficient alerting caused the company to lose 400 million dollars in less than an hour, which soon led to</w:t>
+      </w:r>
+      <w:r>
+        <w:t xml:space="preserve"> bankruptcy</w:t>
+      </w:r>
+      <w:r>
+        <w:t xml:space="preserve">, and the outage caused by the security company CrowdStrike, whose update led to the crash of 8.5 million systems in what has been called the largest outage in the history of modern IT. </w:t>
+      </w:r>
+    </w:p>
+    <w:p>
+      <w:pPr>
         <w:pStyle w:val="Nadpis3"/>
       </w:pPr>
-      <w:r>
-        <w:t>Outages</w:t>
-      </w:r>
-    </w:p>
-    <w:p>
-      <w:r>
-        <w:t xml:space="preserve">Special attention should be placed on outages </w:t>
-      </w:r>
-    </w:p>
-    <w:p>
-      <w:pPr>
-        <w:pStyle w:val="Nadpis4"/>
+      <w:bookmarkStart w:id="6" w:name="_Toc224309144"/>
+      <w:r>
+        <w:t>Knight Capital</w:t>
+      </w:r>
+      <w:bookmarkEnd w:id="6"/>
+      <w:r>
+        <w:t xml:space="preserve">  </w:t>
+      </w:r>
+    </w:p>
+    <w:p>
+      <w:r>
+        <w:t xml:space="preserve">Knight Capital Americas LLC, an investment firm trading securities listed on the New York Stock Exchange, deployed a software update to its automated trading platform on August 1, 2012. This update, however, contained a software bug that caused the platform to autonomously execute erroneous trades – taking positions in 154 stocks to the total worth of over $6.6 </w:t>
+      </w:r>
+      <w:r>
+        <w:t>billion.</w:t>
+      </w:r>
+    </w:p>
+    <w:p>
+      <w:r>
+        <w:t xml:space="preserve">By the time this error was discovered, less than an hour after the deployment, the company had lost over $460 million dollars. </w:t>
+      </w:r>
+      <w:r>
+        <w:t xml:space="preserve">The firm, which had previously been previously one of the largest institutional stock trade </w:t>
+      </w:r>
+      <w:r>
+        <w:t>providers</w:t>
+      </w:r>
+      <w:r>
+        <w:t>,</w:t>
+      </w:r>
+      <w:r>
+        <w:t xml:space="preserve"> </w:t>
+      </w:r>
+      <w:r>
+        <w:t xml:space="preserve">was </w:t>
+      </w:r>
+      <w:r>
+        <w:t xml:space="preserve">unable to meet </w:t>
+      </w:r>
+      <w:r>
+        <w:t>its</w:t>
+      </w:r>
+      <w:r>
+        <w:t xml:space="preserve"> financial obligations</w:t>
+      </w:r>
+      <w:r>
+        <w:t xml:space="preserve"> which were caused by this event</w:t>
+      </w:r>
+      <w:r>
+        <w:t xml:space="preserve"> </w:t>
+      </w:r>
+      <w:r>
+        <w:t xml:space="preserve">and </w:t>
+      </w:r>
+      <w:r>
+        <w:t xml:space="preserve">ended up being </w:t>
+      </w:r>
+      <w:r>
+        <w:t xml:space="preserve">purchased </w:t>
+      </w:r>
+      <w:r>
+        <w:t xml:space="preserve">by </w:t>
+      </w:r>
+      <w:r>
+        <w:t xml:space="preserve">another investment company, </w:t>
+      </w:r>
+      <w:r>
+        <w:t>Getco LLC</w:t>
+      </w:r>
+      <w:r>
+        <w:t>, which assumed the debts incurred</w:t>
+      </w:r>
+      <w:r>
+        <w:t xml:space="preserve"> </w:t>
+      </w:r>
+      <w:r>
+        <w:t>(Kvapilová, 2013)</w:t>
+      </w:r>
+      <w:r>
+        <w:t xml:space="preserve">. </w:t>
+      </w:r>
+    </w:p>
+    <w:p>
+      <w:r>
+        <w:t xml:space="preserve">In a </w:t>
+      </w:r>
+      <w:r>
+        <w:t xml:space="preserve">filing </w:t>
+      </w:r>
+      <w:r>
+        <w:t xml:space="preserve">by </w:t>
+      </w:r>
+      <w:r>
+        <w:t>Securities and Exchange Commission (SEC</w:t>
+      </w:r>
+      <w:r>
+        <w:t>),</w:t>
+      </w:r>
+      <w:r>
+        <w:t xml:space="preserve"> the commission highlighted the insufficient alerting systems set up by Knight Capital</w:t>
+      </w:r>
+      <w:r>
+        <w:t xml:space="preserve">, writing: </w:t>
+      </w:r>
+      <w:r>
+        <w:rPr>
+          <w:rStyle w:val="CittChar"/>
+        </w:rPr>
+        <w:t xml:space="preserve">Knight’s system sent 97 of [error alert] e-mail messages to a group of Knight personnel before the 9:30 a.m. market open. Knight did not design these types of messages to be system alerts, and Knight </w:t>
+      </w:r>
+      <w:r>
+        <w:rPr>
+          <w:rStyle w:val="CittChar"/>
+        </w:rPr>
+        <w:lastRenderedPageBreak/>
+        <w:t xml:space="preserve">personnel generally did not review them when they were received. These messages were sent in real time, were caused by the code deployment failure, and provided Knight with a potential opportunity to identify and fix the coding issue prior to the market open. These notifications were not acted upon before the market opened and were not used to diagnose the problem after the open </w:t>
+      </w:r>
+      <w:r>
+        <w:rPr>
+          <w:color w:val="404040" w:themeColor="text1" w:themeTint="BF"/>
+        </w:rPr>
+        <w:t xml:space="preserve">(Securities and Exchange </w:t>
+      </w:r>
+      <w:r>
+        <w:rPr>
+          <w:color w:val="404040" w:themeColor="text1" w:themeTint="BF"/>
+        </w:rPr>
+        <w:t>Commission</w:t>
+      </w:r>
+      <w:r>
+        <w:rPr>
+          <w:color w:val="404040" w:themeColor="text1" w:themeTint="BF"/>
+        </w:rPr>
+        <w:t>, 2013)</w:t>
+      </w:r>
+      <w:r>
+        <w:rPr>
+          <w:color w:val="404040" w:themeColor="text1" w:themeTint="BF"/>
+        </w:rPr>
+        <w:t>.</w:t>
+      </w:r>
+    </w:p>
+    <w:p>
+      <w:r>
+        <w:t xml:space="preserve">Had these warnings been noticed before the market opened and the execution of these trades prevented, the losses would </w:t>
+      </w:r>
+      <w:r>
+        <w:t xml:space="preserve">very likely </w:t>
+      </w:r>
+      <w:r>
+        <w:t>have been prevented.</w:t>
+      </w:r>
+    </w:p>
+    <w:p>
+      <w:r>
+        <w:t xml:space="preserve">Following this filing, SEC </w:t>
+      </w:r>
+      <w:r>
+        <w:t>implemented new rules, which replaced the previous system based on voluntary participation by a new mandatory System Compliance and Integrity rules, which set specific</w:t>
+      </w:r>
+      <w:r>
+        <w:t>, binding</w:t>
+      </w:r>
+      <w:r>
+        <w:t xml:space="preserve"> standards for the software systems deployed in automated trading</w:t>
+      </w:r>
+      <w:r>
+        <w:t>, so that the failures of Knight Capital would not repeat</w:t>
+      </w:r>
+      <w:r>
+        <w:t xml:space="preserve">. </w:t>
+      </w:r>
+      <w:r>
+        <w:t>(Kvapilová, 2013)</w:t>
+      </w:r>
+      <w:r>
+        <w:t>.</w:t>
+      </w:r>
+    </w:p>
+    <w:p>
+      <w:pPr>
+        <w:pStyle w:val="Nadpis3"/>
         <w:rPr>
           <w:highlight w:val="yellow"/>
         </w:rPr>
       </w:pPr>
+      <w:bookmarkStart w:id="7" w:name="_Toc224309145"/>
       <w:r>
         <w:rPr>
           <w:highlight w:val="yellow"/>
         </w:rPr>
-        <w:lastRenderedPageBreak/>
         <w:t>CrowdStrike Outage</w:t>
       </w:r>
-    </w:p>
-    <w:p>
-      <w:pPr>
-        <w:pStyle w:val="Nadpis4"/>
-        <w:rPr>
-          <w:highlight w:val="yellow"/>
-        </w:rPr>
-      </w:pPr>
-      <w:r>
-        <w:rPr>
-          <w:highlight w:val="yellow"/>
-        </w:rPr>
-        <w:t>Knight Capital implosion</w:t>
-      </w:r>
+      <w:bookmarkEnd w:id="7"/>
     </w:p>
     <w:p>
       <w:pPr>
         <w:spacing w:after="160" w:line="259" w:lineRule="auto"/>
         <w:jc w:val="left"/>
       </w:pPr>
-      <w:r>
-        <w:br w:type="page"/>
-      </w:r>
     </w:p>
     <w:p>
       <w:pPr>
         <w:pStyle w:val="Nadpis1"/>
       </w:pPr>
-      <w:bookmarkStart w:id="5" w:name="_Toc224131577"/>
+      <w:bookmarkStart w:id="8" w:name="_Toc224309146"/>
       <w:r>
         <w:lastRenderedPageBreak/>
-        <w:t>Logging and Monitoring</w:t>
-      </w:r>
-      <w:bookmarkEnd w:id="5"/>
+        <w:t>Monitoring</w:t>
+      </w:r>
+      <w:bookmarkEnd w:id="8"/>
+    </w:p>
+    <w:p>
+      <w:pPr>
+        <w:pStyle w:val="Nadpis2"/>
+      </w:pPr>
+      <w:bookmarkStart w:id="9" w:name="_Toc224309147"/>
+      <w:r>
+        <w:t>Monitoring</w:t>
+      </w:r>
+      <w:bookmarkEnd w:id="9"/>
+    </w:p>
+    <w:p>
+      <w:pPr>
+        <w:pStyle w:val="Nadpis3"/>
+      </w:pPr>
+      <w:bookmarkStart w:id="10" w:name="_Toc224309148"/>
+      <w:r>
+        <w:t>Real-time monitoring</w:t>
+      </w:r>
+      <w:bookmarkEnd w:id="10"/>
+    </w:p>
+    <w:p>
+      <w:pPr>
+        <w:pStyle w:val="Nadpis3"/>
+      </w:pPr>
+      <w:bookmarkStart w:id="11" w:name="_Toc224309149"/>
+      <w:r>
+        <w:t>Dashboards and Single Pane of Glass</w:t>
+      </w:r>
+      <w:bookmarkEnd w:id="11"/>
+    </w:p>
+    <w:p>
+      <w:pPr>
+        <w:pStyle w:val="Nadpis2"/>
+      </w:pPr>
+      <w:bookmarkStart w:id="12" w:name="_Toc224309150"/>
+      <w:r>
+        <w:t>Alerting</w:t>
+      </w:r>
+      <w:bookmarkEnd w:id="12"/>
+    </w:p>
+    <w:p>
+      <w:pPr>
+        <w:pStyle w:val="Nadpis3"/>
+      </w:pPr>
+      <w:bookmarkStart w:id="13" w:name="_Toc224309151"/>
+      <w:r>
+        <w:t>Methods of Alerting</w:t>
+      </w:r>
+      <w:bookmarkEnd w:id="13"/>
+    </w:p>
+    <w:p>
+      <w:pPr>
+        <w:pStyle w:val="Nadpis3"/>
+      </w:pPr>
+      <w:r>
+        <w:tab/>
+      </w:r>
+      <w:bookmarkStart w:id="14" w:name="_Toc224309152"/>
+      <w:r>
+        <w:t>Alert Fatigue</w:t>
+      </w:r>
+      <w:bookmarkEnd w:id="14"/>
+    </w:p>
+    <w:p>
+      <w:pPr>
+        <w:spacing w:after="160" w:line="259" w:lineRule="auto"/>
+        <w:jc w:val="left"/>
+      </w:pPr>
+    </w:p>
+    <w:p>
+      <w:pPr>
+        <w:pStyle w:val="Nadpis1"/>
+      </w:pPr>
+      <w:bookmarkStart w:id="15" w:name="_Toc224309153"/>
+      <w:r>
+        <w:lastRenderedPageBreak/>
+        <w:t>Logging</w:t>
+      </w:r>
+      <w:bookmarkEnd w:id="15"/>
     </w:p>
     <w:p>
       <w:r>
@@ -3822,15 +4495,23 @@
       <w:pPr>
         <w:pStyle w:val="Nadpis2"/>
       </w:pPr>
-      <w:bookmarkStart w:id="6" w:name="_Toc224131578"/>
+      <w:bookmarkStart w:id="16" w:name="_Toc224309154"/>
       <w:r>
         <w:t>Logging Formats</w:t>
       </w:r>
-      <w:bookmarkEnd w:id="6"/>
-    </w:p>
-    <w:p>
-      <w:r>
-        <w:t xml:space="preserve">As different development teams have different requirements, so too do their needs for logging differ. Some applications may require a large number of logs to be processed in a short amount of time, some place large importance on the data integrity and log all actions taken by the software multiple times </w:t>
+      <w:bookmarkEnd w:id="16"/>
+    </w:p>
+    <w:p>
+      <w:r>
+        <w:t xml:space="preserve">As different development teams have different requirements, so too do their needs for logging differ. Some applications may require </w:t>
+      </w:r>
+      <w:proofErr w:type="gramStart"/>
+      <w:r>
+        <w:t>a large number of</w:t>
+      </w:r>
+      <w:proofErr w:type="gramEnd"/>
+      <w:r>
+        <w:t xml:space="preserve"> logs to be processed in a short amount of time, some place large importance on the data integrity and log all actions taken by the software multiple times </w:t>
       </w:r>
       <w:r>
         <w:t>i</w:t>
@@ -3859,11 +4540,11 @@
       <w:pPr>
         <w:pStyle w:val="Nadpis3"/>
       </w:pPr>
-      <w:bookmarkStart w:id="7" w:name="_Toc224131579"/>
+      <w:bookmarkStart w:id="17" w:name="_Toc224309155"/>
       <w:r>
         <w:t>JSON</w:t>
       </w:r>
-      <w:bookmarkEnd w:id="7"/>
+      <w:bookmarkEnd w:id="17"/>
     </w:p>
     <w:p>
       <w:r>
@@ -3991,8 +4672,8 @@
       </w:r>
     </w:p>
     <w:p>
-      <w:bookmarkStart w:id="8" w:name="_Ref7017310"/>
-      <w:bookmarkStart w:id="9" w:name="_Toc7017593"/>
+      <w:bookmarkStart w:id="18" w:name="_Ref7017310"/>
+      <w:bookmarkStart w:id="19" w:name="_Toc7017593"/>
       <w:r>
         <w:rPr>
           <w:b/>
@@ -4025,6 +4706,7 @@
         </w:rPr>
         <w:fldChar w:fldCharType="separate"/>
       </w:r>
+      <w:proofErr w:type="gramStart"/>
       <w:r>
         <w:rPr>
           <w:b/>
@@ -4034,6 +4716,7 @@
         </w:rPr>
         <w:t>1</w:t>
       </w:r>
+      <w:proofErr w:type="gramEnd"/>
       <w:r>
         <w:fldChar w:fldCharType="end"/>
       </w:r>
@@ -4069,6 +4752,7 @@
         </w:rPr>
         <w:fldChar w:fldCharType="separate"/>
       </w:r>
+      <w:proofErr w:type="gramStart"/>
       <w:r>
         <w:rPr>
           <w:b/>
@@ -4078,10 +4762,11 @@
         </w:rPr>
         <w:t>1</w:t>
       </w:r>
+      <w:proofErr w:type="gramEnd"/>
       <w:r>
         <w:fldChar w:fldCharType="end"/>
       </w:r>
-      <w:bookmarkEnd w:id="8"/>
+      <w:bookmarkEnd w:id="18"/>
     </w:p>
     <w:p>
       <w:pPr>
@@ -4106,7 +4791,7 @@
         <w:t>(Bourhis et al., 2020)</w:t>
       </w:r>
     </w:p>
-    <w:bookmarkEnd w:id="9"/>
+    <w:bookmarkEnd w:id="19"/>
     <w:p>
       <w:pPr>
         <w:pStyle w:val="Textprogramovhokdu"/>
@@ -4237,7 +4922,21 @@
         <w:rPr>
           <w:lang w:val="en-GB"/>
         </w:rPr>
-        <w:t>"age": 32,</w:t>
+        <w:t xml:space="preserve">"age": </w:t>
+      </w:r>
+      <w:proofErr w:type="gramStart"/>
+      <w:r>
+        <w:rPr>
+          <w:lang w:val="en-GB"/>
+        </w:rPr>
+        <w:t>32</w:t>
+      </w:r>
+      <w:proofErr w:type="gramEnd"/>
+      <w:r>
+        <w:rPr>
+          <w:lang w:val="en-GB"/>
+        </w:rPr>
+        <w:t>,</w:t>
       </w:r>
     </w:p>
     <w:p>
@@ -4426,8 +5125,13 @@
         <w:t>Despite these issues, JSON remains overall a commonly used and very attractive format for storing and representing data. Additionally, research has shown good compatibility with modern AI systems</w:t>
       </w:r>
       <w:r>
-        <w:t>, which may lead to even further adoption in the near future</w:t>
-      </w:r>
+        <w:t xml:space="preserve">, which may lead to even further adoption </w:t>
+      </w:r>
+      <w:proofErr w:type="gramStart"/>
+      <w:r>
+        <w:t>in the near future</w:t>
+      </w:r>
+      <w:proofErr w:type="gramEnd"/>
       <w:r>
         <w:t xml:space="preserve">. </w:t>
       </w:r>
@@ -4440,7 +5144,7 @@
       <w:pPr>
         <w:pStyle w:val="Nadpis3"/>
       </w:pPr>
-      <w:bookmarkStart w:id="10" w:name="_Toc224131580"/>
+      <w:bookmarkStart w:id="20" w:name="_Toc224309156"/>
       <w:r>
         <w:t>X</w:t>
       </w:r>
@@ -4450,7 +5154,7 @@
       <w:r>
         <w:t xml:space="preserve"> and other markup languages</w:t>
       </w:r>
-      <w:bookmarkEnd w:id="10"/>
+      <w:bookmarkEnd w:id="20"/>
     </w:p>
     <w:p>
       <w:r>
@@ -4567,6 +5271,7 @@
         </w:rPr>
         <w:fldChar w:fldCharType="separate"/>
       </w:r>
+      <w:proofErr w:type="gramStart"/>
       <w:r>
         <w:rPr>
           <w:b/>
@@ -4576,6 +5281,7 @@
         </w:rPr>
         <w:t>1</w:t>
       </w:r>
+      <w:proofErr w:type="gramEnd"/>
       <w:r>
         <w:fldChar w:fldCharType="end"/>
       </w:r>
@@ -4704,7 +5410,21 @@
         <w:rPr>
           <w:lang w:val="en-GB"/>
         </w:rPr>
-        <w:t xml:space="preserve">    &lt;name&gt;DataLife MF 2HD&lt;/name&gt;</w:t>
+        <w:t xml:space="preserve">    &lt;name&gt;</w:t>
+      </w:r>
+      <w:proofErr w:type="spellStart"/>
+      <w:r>
+        <w:rPr>
+          <w:lang w:val="en-GB"/>
+        </w:rPr>
+        <w:t>DataLife</w:t>
+      </w:r>
+      <w:proofErr w:type="spellEnd"/>
+      <w:r>
+        <w:rPr>
+          <w:lang w:val="en-GB"/>
+        </w:rPr>
+        <w:t xml:space="preserve"> MF 2HD&lt;/name&gt;</w:t>
       </w:r>
     </w:p>
     <w:p>
@@ -4758,7 +5478,35 @@
         <w:rPr>
           <w:lang w:val="en-GB"/>
         </w:rPr>
-        <w:t xml:space="preserve">    &lt;color&gt;black&lt;/color&gt;</w:t>
+        <w:t xml:space="preserve">    &lt;</w:t>
+      </w:r>
+      <w:proofErr w:type="spellStart"/>
+      <w:r>
+        <w:rPr>
+          <w:lang w:val="en-GB"/>
+        </w:rPr>
+        <w:t>color</w:t>
+      </w:r>
+      <w:proofErr w:type="spellEnd"/>
+      <w:r>
+        <w:rPr>
+          <w:lang w:val="en-GB"/>
+        </w:rPr>
+        <w:t>&gt;black&lt;/</w:t>
+      </w:r>
+      <w:proofErr w:type="spellStart"/>
+      <w:r>
+        <w:rPr>
+          <w:lang w:val="en-GB"/>
+        </w:rPr>
+        <w:t>color</w:t>
+      </w:r>
+      <w:proofErr w:type="spellEnd"/>
+      <w:r>
+        <w:rPr>
+          <w:lang w:val="en-GB"/>
+        </w:rPr>
+        <w:t>&gt;</w:t>
       </w:r>
     </w:p>
     <w:p>
@@ -5051,7 +5799,17 @@
     </w:p>
     <w:p>
       <w:r>
-        <w:t>Furthermore, XML allows for the extension of these data types and creating your own, as well as utilizing commonly used community extensions. Any such extension or specification is called a schema. Import of foreign schemas is done with an &lt;xs:schema&gt; element containing a URI of the required schema.</w:t>
+        <w:t>Furthermore, XML allows for the extension of these data types and creating your own, as well as utilizing commonly used community extensions. Any such extension or specification is called a schema. Import of foreign schemas is done with an &lt;</w:t>
+      </w:r>
+      <w:proofErr w:type="spellStart"/>
+      <w:proofErr w:type="gramStart"/>
+      <w:r>
+        <w:t>xs:schema</w:t>
+      </w:r>
+      <w:proofErr w:type="spellEnd"/>
+      <w:proofErr w:type="gramEnd"/>
+      <w:r>
+        <w:t>&gt; element containing a URI of the required schema.</w:t>
       </w:r>
       <w:r>
         <w:t xml:space="preserve"> </w:t>
@@ -5142,7 +5900,15 @@
         </w:numPr>
       </w:pPr>
       <w:r>
-        <w:t>LaTeX, used most commonly with typesetting and presentation of scientific publications</w:t>
+        <w:t xml:space="preserve">LaTeX, </w:t>
+      </w:r>
+      <w:proofErr w:type="gramStart"/>
+      <w:r>
+        <w:t>used most commonly</w:t>
+      </w:r>
+      <w:proofErr w:type="gramEnd"/>
+      <w:r>
+        <w:t xml:space="preserve"> with typesetting and presentation of scientific publications</w:t>
       </w:r>
     </w:p>
     <w:p>
@@ -5162,14 +5928,14 @@
       <w:pPr>
         <w:pStyle w:val="Nadpis3"/>
       </w:pPr>
-      <w:bookmarkStart w:id="11" w:name="_Toc224131581"/>
+      <w:bookmarkStart w:id="21" w:name="_Toc224309157"/>
       <w:r>
         <w:t>S</w:t>
       </w:r>
       <w:r>
         <w:t>yslog</w:t>
       </w:r>
-      <w:bookmarkEnd w:id="11"/>
+      <w:bookmarkEnd w:id="21"/>
     </w:p>
     <w:p>
       <w:r>
@@ -5243,6 +6009,7 @@
         </w:rPr>
         <w:fldChar w:fldCharType="separate"/>
       </w:r>
+      <w:proofErr w:type="gramStart"/>
       <w:r>
         <w:rPr>
           <w:b/>
@@ -5252,6 +6019,7 @@
         </w:rPr>
         <w:t>1</w:t>
       </w:r>
+      <w:proofErr w:type="gramEnd"/>
       <w:r>
         <w:fldChar w:fldCharType="end"/>
       </w:r>
@@ -5280,15 +6048,53 @@
           <w:i/>
           <w:lang w:val="en-GB"/>
         </w:rPr>
-        <w:t>An example syslog message, as shown on author’s WSL instance in /var/log/syslog</w:t>
-      </w:r>
+        <w:t>An example syslog message, as shown on author’s WSL instance in /var/log/</w:t>
+      </w:r>
+      <w:proofErr w:type="gramStart"/>
+      <w:r>
+        <w:rPr>
+          <w:i/>
+          <w:lang w:val="en-GB"/>
+        </w:rPr>
+        <w:t>syslog</w:t>
+      </w:r>
+      <w:proofErr w:type="gramEnd"/>
     </w:p>
     <w:p>
       <w:pPr>
         <w:pStyle w:val="Textprogramovhokdu"/>
       </w:pPr>
       <w:r>
-        <w:t>&lt;78&gt;Mar 9 14:48:34 cron[212]: (CRON) INFO (pidfile fd = 3)</w:t>
+        <w:t xml:space="preserve">&lt;78&gt;Mar 9 14:48:34 </w:t>
+      </w:r>
+      <w:proofErr w:type="spellStart"/>
+      <w:proofErr w:type="gramStart"/>
+      <w:r>
+        <w:t>cron</w:t>
+      </w:r>
+      <w:proofErr w:type="spellEnd"/>
+      <w:r>
+        <w:t>[</w:t>
+      </w:r>
+      <w:proofErr w:type="gramEnd"/>
+      <w:r>
+        <w:t>212]: (CRON) INFO (</w:t>
+      </w:r>
+      <w:proofErr w:type="spellStart"/>
+      <w:r>
+        <w:t>pidfile</w:t>
+      </w:r>
+      <w:proofErr w:type="spellEnd"/>
+      <w:r>
+        <w:t xml:space="preserve"> </w:t>
+      </w:r>
+      <w:proofErr w:type="spellStart"/>
+      <w:r>
+        <w:t>fd</w:t>
+      </w:r>
+      <w:proofErr w:type="spellEnd"/>
+      <w:r>
+        <w:t xml:space="preserve"> = 3)</w:t>
       </w:r>
       <w:r>
         <w:br/>
@@ -5300,7 +6106,20 @@
         <w:t xml:space="preserve"> </w:t>
       </w:r>
       <w:r>
-        <w:t>9 14:48:34 systemd[1]: Started D-Bus System Message Bus.</w:t>
+        <w:t xml:space="preserve">9 14:48:34 </w:t>
+      </w:r>
+      <w:proofErr w:type="spellStart"/>
+      <w:proofErr w:type="gramStart"/>
+      <w:r>
+        <w:t>systemd</w:t>
+      </w:r>
+      <w:proofErr w:type="spellEnd"/>
+      <w:r>
+        <w:t>[</w:t>
+      </w:r>
+      <w:proofErr w:type="gramEnd"/>
+      <w:r>
+        <w:t>1]: Started D-Bus System Message Bus.</w:t>
       </w:r>
     </w:p>
     <w:p>
@@ -5308,8 +6127,57 @@
         <w:pStyle w:val="Textprogramovhokdu"/>
       </w:pPr>
       <w:r>
-        <w:t>&lt;12&gt;Mar 9 14:48:40 pipewire-media-session[786]: mod.rt: RTKit error: org.freedesktop.DBus.Error.AccessDenied</w:t>
-      </w:r>
+        <w:t xml:space="preserve">&lt;12&gt;Mar 9 14:48:40 </w:t>
+      </w:r>
+      <w:proofErr w:type="spellStart"/>
+      <w:r>
+        <w:t>pipewire</w:t>
+      </w:r>
+      <w:proofErr w:type="spellEnd"/>
+      <w:r>
+        <w:t>-media-</w:t>
+      </w:r>
+      <w:proofErr w:type="gramStart"/>
+      <w:r>
+        <w:t>session[</w:t>
+      </w:r>
+      <w:proofErr w:type="gramEnd"/>
+      <w:r>
+        <w:t xml:space="preserve">786]: </w:t>
+      </w:r>
+      <w:proofErr w:type="spellStart"/>
+      <w:proofErr w:type="gramStart"/>
+      <w:r>
+        <w:t>mod.rt</w:t>
+      </w:r>
+      <w:proofErr w:type="spellEnd"/>
+      <w:proofErr w:type="gramEnd"/>
+      <w:r>
+        <w:t xml:space="preserve">: </w:t>
+      </w:r>
+      <w:proofErr w:type="spellStart"/>
+      <w:r>
+        <w:t>RTKit</w:t>
+      </w:r>
+      <w:proofErr w:type="spellEnd"/>
+      <w:r>
+        <w:t xml:space="preserve"> error: </w:t>
+      </w:r>
+      <w:proofErr w:type="spellStart"/>
+      <w:proofErr w:type="gramStart"/>
+      <w:r>
+        <w:t>org.freedesktop</w:t>
+      </w:r>
+      <w:proofErr w:type="gramEnd"/>
+      <w:r>
+        <w:t>.</w:t>
+      </w:r>
+      <w:proofErr w:type="gramStart"/>
+      <w:r>
+        <w:t>DBus.Error.AccessDenied</w:t>
+      </w:r>
+      <w:proofErr w:type="spellEnd"/>
+      <w:proofErr w:type="gramEnd"/>
     </w:p>
     <w:p/>
     <w:p>
@@ -5494,8 +6362,16 @@
         <w:rPr>
           <w:lang w:val="en-GB"/>
         </w:rPr>
-        <w:t>messages generated internally by syslogd</w:t>
-      </w:r>
+        <w:t xml:space="preserve">messages generated internally by </w:t>
+      </w:r>
+      <w:proofErr w:type="spellStart"/>
+      <w:r>
+        <w:rPr>
+          <w:lang w:val="en-GB"/>
+        </w:rPr>
+        <w:t>syslogd</w:t>
+      </w:r>
+      <w:proofErr w:type="spellEnd"/>
     </w:p>
     <w:p>
       <w:pPr>
@@ -5512,8 +6388,16 @@
         <w:rPr>
           <w:lang w:val="en-GB"/>
         </w:rPr>
-        <w:t>line printer subsystem</w:t>
-      </w:r>
+        <w:t xml:space="preserve">line printer </w:t>
+      </w:r>
+      <w:proofErr w:type="gramStart"/>
+      <w:r>
+        <w:rPr>
+          <w:lang w:val="en-GB"/>
+        </w:rPr>
+        <w:t>subsystem</w:t>
+      </w:r>
+      <w:proofErr w:type="gramEnd"/>
     </w:p>
     <w:p>
       <w:pPr>
@@ -5530,8 +6414,16 @@
         <w:rPr>
           <w:lang w:val="en-GB"/>
         </w:rPr>
-        <w:t>network news subsystem</w:t>
-      </w:r>
+        <w:t xml:space="preserve">network news </w:t>
+      </w:r>
+      <w:proofErr w:type="gramStart"/>
+      <w:r>
+        <w:rPr>
+          <w:lang w:val="en-GB"/>
+        </w:rPr>
+        <w:t>subsystem</w:t>
+      </w:r>
+      <w:proofErr w:type="gramEnd"/>
     </w:p>
     <w:p>
       <w:pPr>
@@ -5641,7 +6533,21 @@
         <w:rPr>
           <w:lang w:val="en-GB"/>
         </w:rPr>
-        <w:t>Alert: action must be taken immediately</w:t>
+        <w:t xml:space="preserve">Alert: action must </w:t>
+      </w:r>
+      <w:proofErr w:type="gramStart"/>
+      <w:r>
+        <w:rPr>
+          <w:lang w:val="en-GB"/>
+        </w:rPr>
+        <w:t>be taken</w:t>
+      </w:r>
+      <w:proofErr w:type="gramEnd"/>
+      <w:r>
+        <w:rPr>
+          <w:lang w:val="en-GB"/>
+        </w:rPr>
+        <w:t xml:space="preserve"> immediately</w:t>
       </w:r>
     </w:p>
     <w:p>
@@ -5790,24 +6696,88 @@
         </w:rPr>
         <w:t xml:space="preserve"> </w:t>
       </w:r>
+      <w:proofErr w:type="spellStart"/>
+      <w:proofErr w:type="gramStart"/>
       <w:r>
         <w:rPr>
           <w:rStyle w:val="TextprogramovhokduChar"/>
           <w:rFonts w:eastAsiaTheme="minorHAnsi"/>
         </w:rPr>
-        <w:t>cron[212]: (CRON) INFO (pidfile fd = 3)</w:t>
-      </w:r>
-      <w:r>
-        <w:rPr>
-          <w:lang w:val="en-GB"/>
+        <w:t>cron</w:t>
+      </w:r>
+      <w:proofErr w:type="spellEnd"/>
+      <w:r>
+        <w:rPr>
+          <w:rStyle w:val="TextprogramovhokduChar"/>
+          <w:rFonts w:eastAsiaTheme="minorHAnsi"/>
+        </w:rPr>
+        <w:t>[</w:t>
+      </w:r>
+      <w:proofErr w:type="gramEnd"/>
+      <w:r>
+        <w:rPr>
+          <w:rStyle w:val="TextprogramovhokduChar"/>
+          <w:rFonts w:eastAsiaTheme="minorHAnsi"/>
+        </w:rPr>
+        <w:t>212]: (CRON) INFO (</w:t>
+      </w:r>
+      <w:proofErr w:type="spellStart"/>
+      <w:r>
+        <w:rPr>
+          <w:rStyle w:val="TextprogramovhokduChar"/>
+          <w:rFonts w:eastAsiaTheme="minorHAnsi"/>
+        </w:rPr>
+        <w:t>pidfile</w:t>
+      </w:r>
+      <w:proofErr w:type="spellEnd"/>
+      <w:r>
+        <w:rPr>
+          <w:rStyle w:val="TextprogramovhokduChar"/>
+          <w:rFonts w:eastAsiaTheme="minorHAnsi"/>
         </w:rPr>
         <w:t xml:space="preserve"> </w:t>
       </w:r>
-      <w:r>
-        <w:rPr>
-          <w:lang w:val="en-GB"/>
-        </w:rPr>
-        <w:t>the severity and facility can be calculated as follows:</w:t>
+      <w:proofErr w:type="spellStart"/>
+      <w:r>
+        <w:rPr>
+          <w:rStyle w:val="TextprogramovhokduChar"/>
+          <w:rFonts w:eastAsiaTheme="minorHAnsi"/>
+        </w:rPr>
+        <w:t>fd</w:t>
+      </w:r>
+      <w:proofErr w:type="spellEnd"/>
+      <w:r>
+        <w:rPr>
+          <w:rStyle w:val="TextprogramovhokduChar"/>
+          <w:rFonts w:eastAsiaTheme="minorHAnsi"/>
+        </w:rPr>
+        <w:t xml:space="preserve"> = 3)</w:t>
+      </w:r>
+      <w:r>
+        <w:rPr>
+          <w:lang w:val="en-GB"/>
+        </w:rPr>
+        <w:t xml:space="preserve"> </w:t>
+      </w:r>
+      <w:r>
+        <w:rPr>
+          <w:lang w:val="en-GB"/>
+        </w:rPr>
+        <w:t xml:space="preserve">the severity and facility can </w:t>
+      </w:r>
+      <w:proofErr w:type="gramStart"/>
+      <w:r>
+        <w:rPr>
+          <w:lang w:val="en-GB"/>
+        </w:rPr>
+        <w:t>be calculated</w:t>
+      </w:r>
+      <w:proofErr w:type="gramEnd"/>
+      <w:r>
+        <w:rPr>
+          <w:lang w:val="en-GB"/>
+        </w:rPr>
+        <w:t xml:space="preserve"> as follows:</w:t>
       </w:r>
     </w:p>
     <w:p>
@@ -5936,11 +6906,19 @@
         </w:rPr>
         <w:t xml:space="preserve">the process </w:t>
       </w:r>
-      <w:r>
-        <w:rPr>
-          <w:lang w:val="en-GB"/>
-        </w:rPr>
-        <w:t xml:space="preserve">cron </w:t>
+      <w:proofErr w:type="spellStart"/>
+      <w:r>
+        <w:rPr>
+          <w:lang w:val="en-GB"/>
+        </w:rPr>
+        <w:t>cron</w:t>
+      </w:r>
+      <w:proofErr w:type="spellEnd"/>
+      <w:r>
+        <w:rPr>
+          <w:lang w:val="en-GB"/>
+        </w:rPr>
+        <w:t xml:space="preserve"> </w:t>
       </w:r>
       <w:r>
         <w:rPr>
@@ -5972,6 +6950,7 @@
         </w:rPr>
         <w:t>INFO</w:t>
       </w:r>
+      <w:proofErr w:type="gramStart"/>
       <w:r>
         <w:rPr>
           <w:lang w:val="en-GB"/>
@@ -5982,7 +6961,14 @@
         <w:rPr>
           <w:lang w:val="en-GB"/>
         </w:rPr>
-        <w:t>, denoting the intent of the message.</w:t>
+        <w:t>,</w:t>
+      </w:r>
+      <w:proofErr w:type="gramEnd"/>
+      <w:r>
+        <w:rPr>
+          <w:lang w:val="en-GB"/>
+        </w:rPr>
+        <w:t xml:space="preserve"> denoting the intent of the message.</w:t>
       </w:r>
       <w:r>
         <w:rPr>
@@ -6034,7 +7020,89 @@
           <w:rStyle w:val="TextprogramovhokduChar"/>
           <w:rFonts w:eastAsiaTheme="minorHAnsi"/>
         </w:rPr>
-        <w:t>&lt;12&gt;Mar 9 14:48:40 pipewire-media-session[786]: mod.rt: RTKit error</w:t>
+        <w:t xml:space="preserve">&lt;12&gt;Mar 9 </w:t>
+      </w:r>
+      <w:proofErr w:type="gramStart"/>
+      <w:r>
+        <w:rPr>
+          <w:rStyle w:val="TextprogramovhokduChar"/>
+          <w:rFonts w:eastAsiaTheme="minorHAnsi"/>
+        </w:rPr>
+        <w:t>14</w:t>
+      </w:r>
+      <w:proofErr w:type="gramEnd"/>
+      <w:r>
+        <w:rPr>
+          <w:rStyle w:val="TextprogramovhokduChar"/>
+          <w:rFonts w:eastAsiaTheme="minorHAnsi"/>
+        </w:rPr>
+        <w:t xml:space="preserve">:48:40 </w:t>
+      </w:r>
+      <w:proofErr w:type="spellStart"/>
+      <w:r>
+        <w:rPr>
+          <w:rStyle w:val="TextprogramovhokduChar"/>
+          <w:rFonts w:eastAsiaTheme="minorHAnsi"/>
+        </w:rPr>
+        <w:t>pipewire</w:t>
+      </w:r>
+      <w:proofErr w:type="spellEnd"/>
+      <w:r>
+        <w:rPr>
+          <w:rStyle w:val="TextprogramovhokduChar"/>
+          <w:rFonts w:eastAsiaTheme="minorHAnsi"/>
+        </w:rPr>
+        <w:t>-media-</w:t>
+      </w:r>
+      <w:proofErr w:type="gramStart"/>
+      <w:r>
+        <w:rPr>
+          <w:rStyle w:val="TextprogramovhokduChar"/>
+          <w:rFonts w:eastAsiaTheme="minorHAnsi"/>
+        </w:rPr>
+        <w:t>session[</w:t>
+      </w:r>
+      <w:proofErr w:type="gramEnd"/>
+      <w:r>
+        <w:rPr>
+          <w:rStyle w:val="TextprogramovhokduChar"/>
+          <w:rFonts w:eastAsiaTheme="minorHAnsi"/>
+        </w:rPr>
+        <w:t xml:space="preserve">786]: </w:t>
+      </w:r>
+      <w:proofErr w:type="spellStart"/>
+      <w:proofErr w:type="gramStart"/>
+      <w:r>
+        <w:rPr>
+          <w:rStyle w:val="TextprogramovhokduChar"/>
+          <w:rFonts w:eastAsiaTheme="minorHAnsi"/>
+        </w:rPr>
+        <w:t>mod.rt</w:t>
+      </w:r>
+      <w:proofErr w:type="spellEnd"/>
+      <w:proofErr w:type="gramEnd"/>
+      <w:r>
+        <w:rPr>
+          <w:rStyle w:val="TextprogramovhokduChar"/>
+          <w:rFonts w:eastAsiaTheme="minorHAnsi"/>
+        </w:rPr>
+        <w:t xml:space="preserve">: </w:t>
+      </w:r>
+      <w:proofErr w:type="spellStart"/>
+      <w:r>
+        <w:rPr>
+          <w:rStyle w:val="TextprogramovhokduChar"/>
+          <w:rFonts w:eastAsiaTheme="minorHAnsi"/>
+        </w:rPr>
+        <w:t>RTKit</w:t>
+      </w:r>
+      <w:proofErr w:type="spellEnd"/>
+      <w:r>
+        <w:rPr>
+          <w:rStyle w:val="TextprogramovhokduChar"/>
+          <w:rFonts w:eastAsiaTheme="minorHAnsi"/>
+        </w:rPr>
+        <w:t xml:space="preserve"> error</w:t>
       </w:r>
       <w:r>
         <w:t xml:space="preserve"> </w:t>
@@ -6169,7 +7237,21 @@
         <w:rPr>
           <w:lang w:val="en-GB"/>
         </w:rPr>
-        <w:t xml:space="preserve">The timestamp in the sample messages is given as </w:t>
+        <w:t xml:space="preserve">The timestamp in the sample messages </w:t>
+      </w:r>
+      <w:proofErr w:type="gramStart"/>
+      <w:r>
+        <w:rPr>
+          <w:lang w:val="en-GB"/>
+        </w:rPr>
+        <w:t>is given</w:t>
+      </w:r>
+      <w:proofErr w:type="gramEnd"/>
+      <w:r>
+        <w:rPr>
+          <w:lang w:val="en-GB"/>
+        </w:rPr>
+        <w:t xml:space="preserve"> as </w:t>
       </w:r>
       <w:r>
         <w:rPr>
@@ -6266,7 +7348,25 @@
           <w:iCs/>
           <w:lang w:val="en-GB"/>
         </w:rPr>
-        <w:t>Usage of the "T" character is REQUIRED.</w:t>
+        <w:t xml:space="preserve">Usage of the "T" character </w:t>
+      </w:r>
+      <w:proofErr w:type="gramStart"/>
+      <w:r>
+        <w:rPr>
+          <w:i/>
+          <w:iCs/>
+          <w:lang w:val="en-GB"/>
+        </w:rPr>
+        <w:t>is REQUIRED</w:t>
+      </w:r>
+      <w:proofErr w:type="gramEnd"/>
+      <w:r>
+        <w:rPr>
+          <w:i/>
+          <w:iCs/>
+          <w:lang w:val="en-GB"/>
+        </w:rPr>
+        <w:t>.</w:t>
       </w:r>
     </w:p>
     <w:p>
@@ -6288,50 +7388,124 @@
           <w:iCs/>
           <w:lang w:val="en-GB"/>
         </w:rPr>
-        <w:t>Leap seconds MUST NOT be used.</w:t>
-      </w:r>
-    </w:p>
-    <w:p>
-      <w:pPr>
-        <w:rPr>
-          <w:lang w:val="en-GB"/>
-        </w:rPr>
-      </w:pPr>
-      <w:r>
-        <w:rPr>
-          <w:lang w:val="en-GB"/>
-        </w:rPr>
-        <w:t xml:space="preserve">Whereas the messages from certain applications do not contain the T, Z segments, neither the </w:t>
-      </w:r>
+        <w:t xml:space="preserve">Leap seconds MUST NOT </w:t>
+      </w:r>
+      <w:proofErr w:type="gramStart"/>
       <w:r>
         <w:rPr>
           <w:i/>
           <w:iCs/>
           <w:lang w:val="en-GB"/>
         </w:rPr>
-        <w:t>year</w:t>
-      </w:r>
+        <w:t>be used</w:t>
+      </w:r>
+      <w:proofErr w:type="gramEnd"/>
       <w:r>
         <w:rPr>
           <w:i/>
           <w:iCs/>
           <w:lang w:val="en-GB"/>
         </w:rPr>
+        <w:t>.</w:t>
+      </w:r>
+    </w:p>
+    <w:p>
+      <w:pPr>
+        <w:rPr>
+          <w:lang w:val="en-GB"/>
+        </w:rPr>
+      </w:pPr>
+      <w:r>
+        <w:rPr>
+          <w:lang w:val="en-GB"/>
+        </w:rPr>
+        <w:t xml:space="preserve">Whereas the messages from certain applications do not contain the T, Z segments, neither the </w:t>
+      </w:r>
+      <w:r>
+        <w:rPr>
+          <w:i/>
+          <w:iCs/>
+          <w:lang w:val="en-GB"/>
+        </w:rPr>
+        <w:t>year</w:t>
+      </w:r>
+      <w:r>
+        <w:rPr>
+          <w:i/>
+          <w:iCs/>
+          <w:lang w:val="en-GB"/>
+        </w:rPr>
         <w:t xml:space="preserve"> </w:t>
       </w:r>
       <w:r>
         <w:rPr>
           <w:lang w:val="en-GB"/>
         </w:rPr>
-        <w:t xml:space="preserve">of the timestamp. It is currently unclear why that is, but it can be speculated that one of the causes of this problem can be the adherence to a previous RFC 3164, which is, however, currently obsolete and superseded by the aforementioned RFC 5424. </w:t>
-      </w:r>
-    </w:p>
-    <w:p>
-      <w:r>
-        <w:rPr>
-          <w:lang w:val="en-GB"/>
-        </w:rPr>
-        <w:t>This RFC is, however, relatively new, being released only in 2009, whereas the various Linux utilities can trace their origins back to the 19</w:t>
+        <w:t xml:space="preserve">of the timestamp. It is currently unclear why that is, but it can </w:t>
+      </w:r>
+      <w:proofErr w:type="gramStart"/>
+      <w:r>
+        <w:rPr>
+          <w:lang w:val="en-GB"/>
+        </w:rPr>
+        <w:t>be speculated</w:t>
+      </w:r>
+      <w:proofErr w:type="gramEnd"/>
+      <w:r>
+        <w:rPr>
+          <w:lang w:val="en-GB"/>
+        </w:rPr>
+        <w:t xml:space="preserve"> that one of the causes of this problem can be the adherence to a previous RFC 3164, which is, however, currently obsolete and superseded by the </w:t>
+      </w:r>
+      <w:proofErr w:type="gramStart"/>
+      <w:r>
+        <w:rPr>
+          <w:lang w:val="en-GB"/>
+        </w:rPr>
+        <w:t>aforementioned RFC</w:t>
+      </w:r>
+      <w:proofErr w:type="gramEnd"/>
+      <w:r>
+        <w:rPr>
+          <w:lang w:val="en-GB"/>
+        </w:rPr>
+        <w:t xml:space="preserve"> 5424. </w:t>
+      </w:r>
+    </w:p>
+    <w:p>
+      <w:r>
+        <w:rPr>
+          <w:lang w:val="en-GB"/>
+        </w:rPr>
+        <w:t xml:space="preserve">This RFC is, however, </w:t>
+      </w:r>
+      <w:proofErr w:type="gramStart"/>
+      <w:r>
+        <w:rPr>
+          <w:lang w:val="en-GB"/>
+        </w:rPr>
+        <w:t>relatively new</w:t>
+      </w:r>
+      <w:proofErr w:type="gramEnd"/>
+      <w:r>
+        <w:rPr>
+          <w:lang w:val="en-GB"/>
+        </w:rPr>
+        <w:t xml:space="preserve">, </w:t>
+      </w:r>
+      <w:proofErr w:type="gramStart"/>
+      <w:r>
+        <w:rPr>
+          <w:lang w:val="en-GB"/>
+        </w:rPr>
+        <w:t>being released</w:t>
+      </w:r>
+      <w:proofErr w:type="gramEnd"/>
+      <w:r>
+        <w:rPr>
+          <w:lang w:val="en-GB"/>
+        </w:rPr>
+        <w:t xml:space="preserve"> only in 2009, whereas the various Linux utilities can trace their origins back to the 19</w:t>
       </w:r>
       <w:r>
         <w:rPr>
@@ -6346,7 +7520,23 @@
         <w:t>0</w:t>
       </w:r>
       <w:r>
-        <w:t xml:space="preserve">s (the utility cron, mentioned in the logs above, was first released in </w:t>
+        <w:t xml:space="preserve">s (the utility </w:t>
+      </w:r>
+      <w:proofErr w:type="spellStart"/>
+      <w:r>
+        <w:t>cron</w:t>
+      </w:r>
+      <w:proofErr w:type="spellEnd"/>
+      <w:r>
+        <w:t xml:space="preserve">, mentioned in the logs above, </w:t>
+      </w:r>
+      <w:proofErr w:type="gramStart"/>
+      <w:r>
+        <w:t>was first released</w:t>
+      </w:r>
+      <w:proofErr w:type="gramEnd"/>
+      <w:r>
+        <w:t xml:space="preserve"> in </w:t>
       </w:r>
       <w:r>
         <w:t>1979). Adherence to the RFC should then not be fully expected from these older utilities.</w:t>
@@ -6365,7 +7555,23 @@
     </w:p>
     <w:p>
       <w:r>
-        <w:t>The hostname component of the message denotes the origin system of the message. By the RFC, the hostname should have the value of the following, as sorted in priority:</w:t>
+        <w:t xml:space="preserve">The hostname component of the message denotes the </w:t>
+      </w:r>
+      <w:proofErr w:type="gramStart"/>
+      <w:r>
+        <w:t>origin</w:t>
+      </w:r>
+      <w:proofErr w:type="gramEnd"/>
+      <w:r>
+        <w:t xml:space="preserve"> system of the message. By </w:t>
+      </w:r>
+      <w:proofErr w:type="gramStart"/>
+      <w:r>
+        <w:t>the RFC</w:t>
+      </w:r>
+      <w:proofErr w:type="gramEnd"/>
+      <w:r>
+        <w:t>, the hostname should have the value of the following, as sorted in priority:</w:t>
       </w:r>
     </w:p>
     <w:p>
@@ -6474,13 +7680,55 @@
         <w:rPr>
           <w:lang w:val="en-GB"/>
         </w:rPr>
-        <w:t>These values should, furthermore, be used as consistently as possible for as long as possible.</w:t>
-      </w:r>
-      <w:r>
-        <w:rPr>
-          <w:lang w:val="en-GB"/>
-        </w:rPr>
-        <w:t xml:space="preserve"> The use of the NILVALUE should be reserved for situations where the process has no way to obtain its real hostname, however this is highly unlikely to come to pass.</w:t>
+        <w:t xml:space="preserve">These values should, furthermore, </w:t>
+      </w:r>
+      <w:proofErr w:type="gramStart"/>
+      <w:r>
+        <w:rPr>
+          <w:lang w:val="en-GB"/>
+        </w:rPr>
+        <w:t>be used</w:t>
+      </w:r>
+      <w:proofErr w:type="gramEnd"/>
+      <w:r>
+        <w:rPr>
+          <w:lang w:val="en-GB"/>
+        </w:rPr>
+        <w:t xml:space="preserve"> as consistently as possible for as long as possible.</w:t>
+      </w:r>
+      <w:r>
+        <w:rPr>
+          <w:lang w:val="en-GB"/>
+        </w:rPr>
+        <w:t xml:space="preserve"> The use of the NILVALUE should </w:t>
+      </w:r>
+      <w:proofErr w:type="gramStart"/>
+      <w:r>
+        <w:rPr>
+          <w:lang w:val="en-GB"/>
+        </w:rPr>
+        <w:t>be reserved</w:t>
+      </w:r>
+      <w:proofErr w:type="gramEnd"/>
+      <w:r>
+        <w:rPr>
+          <w:lang w:val="en-GB"/>
+        </w:rPr>
+        <w:t xml:space="preserve"> for situations where the process has no way to obtain its real hostname, however this is highly unlikely to </w:t>
+      </w:r>
+      <w:proofErr w:type="gramStart"/>
+      <w:r>
+        <w:rPr>
+          <w:lang w:val="en-GB"/>
+        </w:rPr>
+        <w:t>come to pass</w:t>
+      </w:r>
+      <w:proofErr w:type="gramEnd"/>
+      <w:r>
+        <w:rPr>
+          <w:lang w:val="en-GB"/>
+        </w:rPr>
+        <w:t>.</w:t>
       </w:r>
     </w:p>
     <w:p>
@@ -6502,7 +7750,21 @@
         <w:rPr>
           <w:lang w:val="en-GB"/>
         </w:rPr>
-        <w:t xml:space="preserve">The APP-NAME, as its name suggests, should identify the device or application that originated the message. This field is intended for filtering messages on a relay or collector based on its origin. </w:t>
+        <w:t xml:space="preserve">The APP-NAME, as its name suggests, should identify the device or application that originated the message. This field </w:t>
+      </w:r>
+      <w:proofErr w:type="gramStart"/>
+      <w:r>
+        <w:rPr>
+          <w:lang w:val="en-GB"/>
+        </w:rPr>
+        <w:t>is intended</w:t>
+      </w:r>
+      <w:proofErr w:type="gramEnd"/>
+      <w:r>
+        <w:rPr>
+          <w:lang w:val="en-GB"/>
+        </w:rPr>
+        <w:t xml:space="preserve"> for filtering messages on a relay or collector based on its origin. </w:t>
       </w:r>
       <w:r>
         <w:t>(Gerhards, 2009)</w:t>
@@ -6532,7 +7794,21 @@
         <w:rPr>
           <w:lang w:val="en-GB"/>
         </w:rPr>
-        <w:t xml:space="preserve">The PROCID denotes the ID of the process that the message originated in. The number by itself does not have any interoperable meaning, however discontinuity within PROCID may be detected by a change in PROCID – if the process cron first reports its PROCID as </w:t>
+        <w:t xml:space="preserve">The PROCID denotes the ID of the process that the message originated in. The number by itself does not have any interoperable meaning, however discontinuity within PROCID may be detected by a change in PROCID – if the process </w:t>
+      </w:r>
+      <w:proofErr w:type="spellStart"/>
+      <w:r>
+        <w:rPr>
+          <w:lang w:val="en-GB"/>
+        </w:rPr>
+        <w:t>cron</w:t>
+      </w:r>
+      <w:proofErr w:type="spellEnd"/>
+      <w:r>
+        <w:rPr>
+          <w:lang w:val="en-GB"/>
+        </w:rPr>
+        <w:t xml:space="preserve"> first reports its PROCID as </w:t>
       </w:r>
       <w:r>
         <w:rPr>
@@ -6546,7 +7822,35 @@
         <w:rPr>
           <w:lang w:val="en-GB"/>
         </w:rPr>
-        <w:t xml:space="preserve"> and later were to report its PROCID as, for example, 10983, this may point to the process having been restarted. It should be noted, however, that a process may receive the same PROCID from the host system upon restart, and thus this should not be used as an assured way to tell that a discontinuity in the reporting process has not occurred.</w:t>
+        <w:t xml:space="preserve"> and later were to report its PROCID as, for example, 10983, this may point to the process having been restarted. It should </w:t>
+      </w:r>
+      <w:proofErr w:type="gramStart"/>
+      <w:r>
+        <w:rPr>
+          <w:lang w:val="en-GB"/>
+        </w:rPr>
+        <w:t>be noted</w:t>
+      </w:r>
+      <w:proofErr w:type="gramEnd"/>
+      <w:r>
+        <w:rPr>
+          <w:lang w:val="en-GB"/>
+        </w:rPr>
+        <w:t xml:space="preserve">, however, that a process may receive the same PROCID from the host system upon restart, and thus this should not </w:t>
+      </w:r>
+      <w:proofErr w:type="gramStart"/>
+      <w:r>
+        <w:rPr>
+          <w:lang w:val="en-GB"/>
+        </w:rPr>
+        <w:t>be used</w:t>
+      </w:r>
+      <w:proofErr w:type="gramEnd"/>
+      <w:r>
+        <w:rPr>
+          <w:lang w:val="en-GB"/>
+        </w:rPr>
+        <w:t xml:space="preserve"> as an assured way to tell that a discontinuity in the reporting process has not occurred.</w:t>
       </w:r>
     </w:p>
     <w:p>
@@ -6574,7 +7878,21 @@
         <w:rPr>
           <w:lang w:val="en-GB"/>
         </w:rPr>
-        <w:t>The field MSGID is described in the RFC 5424 the following:</w:t>
+        <w:t xml:space="preserve">The field MSGID </w:t>
+      </w:r>
+      <w:proofErr w:type="gramStart"/>
+      <w:r>
+        <w:rPr>
+          <w:lang w:val="en-GB"/>
+        </w:rPr>
+        <w:t>is described</w:t>
+      </w:r>
+      <w:proofErr w:type="gramEnd"/>
+      <w:r>
+        <w:rPr>
+          <w:lang w:val="en-GB"/>
+        </w:rPr>
+        <w:t xml:space="preserve"> in the RFC 5424 the following:</w:t>
       </w:r>
     </w:p>
     <w:p>
@@ -6600,7 +7918,21 @@
         <w:rPr>
           <w:lang w:val="en-GB"/>
         </w:rPr>
-        <w:t>SHOULD identify the type of message.  For example,</w:t>
+        <w:t>SHOULD identify the type of message</w:t>
+      </w:r>
+      <w:proofErr w:type="gramStart"/>
+      <w:r>
+        <w:rPr>
+          <w:lang w:val="en-GB"/>
+        </w:rPr>
+        <w:t xml:space="preserve">.  </w:t>
+      </w:r>
+      <w:proofErr w:type="gramEnd"/>
+      <w:r>
+        <w:rPr>
+          <w:lang w:val="en-GB"/>
+        </w:rPr>
+        <w:t>For example,</w:t>
       </w:r>
       <w:r>
         <w:rPr>
@@ -6608,6 +7940,7 @@
         </w:rPr>
         <w:t xml:space="preserve"> </w:t>
       </w:r>
+      <w:proofErr w:type="gramStart"/>
       <w:r>
         <w:rPr>
           <w:lang w:val="en-GB"/>
@@ -6624,7 +7957,14 @@
         <w:rPr>
           <w:lang w:val="en-GB"/>
         </w:rPr>
-        <w:t>firewall might use the MSGID "TCPIN" for incoming TCP traffic and the MSGID</w:t>
+        <w:t>firewall</w:t>
+      </w:r>
+      <w:proofErr w:type="gramEnd"/>
+      <w:r>
+        <w:rPr>
+          <w:lang w:val="en-GB"/>
+        </w:rPr>
+        <w:t xml:space="preserve"> might use the MSGID "TCPIN" for incoming TCP traffic and the MSGID</w:t>
       </w:r>
       <w:r>
         <w:rPr>
@@ -6636,7 +7976,21 @@
         <w:rPr>
           <w:lang w:val="en-GB"/>
         </w:rPr>
-        <w:t>"TCPOUT" for outgoing TCP traffic.  Messages with the same</w:t>
+        <w:t>"TCPOUT" for outgoing TCP traffic</w:t>
+      </w:r>
+      <w:proofErr w:type="gramStart"/>
+      <w:r>
+        <w:rPr>
+          <w:lang w:val="en-GB"/>
+        </w:rPr>
+        <w:t xml:space="preserve">.  </w:t>
+      </w:r>
+      <w:proofErr w:type="gramEnd"/>
+      <w:r>
+        <w:rPr>
+          <w:lang w:val="en-GB"/>
+        </w:rPr>
+        <w:t>Messages with the same</w:t>
       </w:r>
       <w:r>
         <w:rPr>
@@ -6648,7 +8002,21 @@
         <w:rPr>
           <w:lang w:val="en-GB"/>
         </w:rPr>
-        <w:t>MSGID should reflect events of the same semantics.  The MSGID itself</w:t>
+        <w:t>MSGID should reflect events of the same semantics</w:t>
+      </w:r>
+      <w:proofErr w:type="gramStart"/>
+      <w:r>
+        <w:rPr>
+          <w:lang w:val="en-GB"/>
+        </w:rPr>
+        <w:t xml:space="preserve">.  </w:t>
+      </w:r>
+      <w:proofErr w:type="gramEnd"/>
+      <w:r>
+        <w:rPr>
+          <w:lang w:val="en-GB"/>
+        </w:rPr>
+        <w:t>The MSGID itself</w:t>
       </w:r>
       <w:r>
         <w:rPr>
@@ -6660,20 +8028,90 @@
         <w:rPr>
           <w:lang w:val="en-GB"/>
         </w:rPr>
-        <w:t>is a string without further semantics.  It is intended for filtering messages on a relay or collector.</w:t>
-      </w:r>
-    </w:p>
-    <w:p>
-      <w:pPr>
-        <w:rPr>
-          <w:lang w:val="en-GB"/>
-        </w:rPr>
-      </w:pPr>
-      <w:r>
-        <w:rPr>
-          <w:lang w:val="en-GB"/>
-        </w:rPr>
-        <w:t>MSGID should thus be an identificator for the message and offer further insight into the origin, purpose or destination of the message. In the logs captured in Code 1.3, these MSGIDs referred to the basename of the process generating the messages.</w:t>
+        <w:t>is a string without further semantics</w:t>
+      </w:r>
+      <w:proofErr w:type="gramStart"/>
+      <w:r>
+        <w:rPr>
+          <w:lang w:val="en-GB"/>
+        </w:rPr>
+        <w:t xml:space="preserve">.  </w:t>
+      </w:r>
+      <w:proofErr w:type="gramEnd"/>
+      <w:r>
+        <w:rPr>
+          <w:lang w:val="en-GB"/>
+        </w:rPr>
+        <w:t xml:space="preserve">It </w:t>
+      </w:r>
+      <w:proofErr w:type="gramStart"/>
+      <w:r>
+        <w:rPr>
+          <w:lang w:val="en-GB"/>
+        </w:rPr>
+        <w:t>is intended</w:t>
+      </w:r>
+      <w:proofErr w:type="gramEnd"/>
+      <w:r>
+        <w:rPr>
+          <w:lang w:val="en-GB"/>
+        </w:rPr>
+        <w:t xml:space="preserve"> for filtering messages on a relay or collector.</w:t>
+      </w:r>
+    </w:p>
+    <w:p>
+      <w:pPr>
+        <w:rPr>
+          <w:lang w:val="en-GB"/>
+        </w:rPr>
+      </w:pPr>
+      <w:r>
+        <w:rPr>
+          <w:lang w:val="en-GB"/>
+        </w:rPr>
+        <w:t xml:space="preserve">MSGID should thus be an </w:t>
+      </w:r>
+      <w:proofErr w:type="spellStart"/>
+      <w:r>
+        <w:rPr>
+          <w:lang w:val="en-GB"/>
+        </w:rPr>
+        <w:t>identificator</w:t>
+      </w:r>
+      <w:proofErr w:type="spellEnd"/>
+      <w:r>
+        <w:rPr>
+          <w:lang w:val="en-GB"/>
+        </w:rPr>
+        <w:t xml:space="preserve"> for the message and offer further insight into the origin, </w:t>
+      </w:r>
+      <w:proofErr w:type="gramStart"/>
+      <w:r>
+        <w:rPr>
+          <w:lang w:val="en-GB"/>
+        </w:rPr>
+        <w:t>purpose</w:t>
+      </w:r>
+      <w:proofErr w:type="gramEnd"/>
+      <w:r>
+        <w:rPr>
+          <w:lang w:val="en-GB"/>
+        </w:rPr>
+        <w:t xml:space="preserve"> or destination of the message. In the logs captured in Code 1.3, these MSGIDs referred to the </w:t>
+      </w:r>
+      <w:proofErr w:type="spellStart"/>
+      <w:r>
+        <w:rPr>
+          <w:lang w:val="en-GB"/>
+        </w:rPr>
+        <w:t>basename</w:t>
+      </w:r>
+      <w:proofErr w:type="spellEnd"/>
+      <w:r>
+        <w:rPr>
+          <w:lang w:val="en-GB"/>
+        </w:rPr>
+        <w:t xml:space="preserve"> of the process generating the messages.</w:t>
       </w:r>
     </w:p>
     <w:p>
@@ -6724,25 +8162,25 @@
           <w:highlight w:val="yellow"/>
         </w:rPr>
       </w:pPr>
-      <w:bookmarkStart w:id="12" w:name="_Toc224131582"/>
+      <w:bookmarkStart w:id="22" w:name="_Toc224309158"/>
       <w:r>
         <w:rPr>
           <w:highlight w:val="yellow"/>
         </w:rPr>
         <w:t>DMARC</w:t>
       </w:r>
-      <w:bookmarkEnd w:id="12"/>
+      <w:bookmarkEnd w:id="22"/>
     </w:p>
     <w:p/>
     <w:p>
       <w:pPr>
         <w:pStyle w:val="Nadpis2"/>
       </w:pPr>
-      <w:bookmarkStart w:id="13" w:name="_Toc224131583"/>
+      <w:bookmarkStart w:id="23" w:name="_Toc224309159"/>
       <w:r>
         <w:t>Creating logs</w:t>
       </w:r>
-      <w:bookmarkEnd w:id="13"/>
+      <w:bookmarkEnd w:id="23"/>
     </w:p>
     <w:p>
       <w:r>
@@ -6828,6 +8266,7 @@
         </w:rPr>
         <w:fldChar w:fldCharType="separate"/>
       </w:r>
+      <w:proofErr w:type="gramStart"/>
       <w:r>
         <w:rPr>
           <w:b/>
@@ -6837,6 +8276,7 @@
         </w:rPr>
         <w:t>1</w:t>
       </w:r>
+      <w:proofErr w:type="gramEnd"/>
       <w:r>
         <w:fldChar w:fldCharType="end"/>
       </w:r>
@@ -6894,10 +8334,21 @@
         <w:rPr>
           <w:rFonts w:eastAsiaTheme="majorEastAsia"/>
         </w:rPr>
-        <w:t>@app.</w:t>
-      </w:r>
-      <w:r>
-        <w:t>route(</w:t>
+        <w:t>@</w:t>
+      </w:r>
+      <w:proofErr w:type="gramStart"/>
+      <w:r>
+        <w:rPr>
+          <w:rFonts w:eastAsiaTheme="majorEastAsia"/>
+        </w:rPr>
+        <w:t>app.</w:t>
+      </w:r>
+      <w:r>
+        <w:t>route</w:t>
+      </w:r>
+      <w:proofErr w:type="gramEnd"/>
+      <w:r>
+        <w:t>(</w:t>
       </w:r>
       <w:r>
         <w:rPr>
@@ -7102,7 +8553,11 @@
         <w:t xml:space="preserve"> logged in successfully'</w:t>
       </w:r>
       <w:r>
-        <w:t>, user</w:t>
+        <w:t xml:space="preserve">, </w:t>
+      </w:r>
+      <w:proofErr w:type="gramStart"/>
+      <w:r>
+        <w:t>user</w:t>
       </w:r>
       <w:r>
         <w:rPr>
@@ -7111,7 +8566,11 @@
         <w:t>.</w:t>
       </w:r>
       <w:r>
-        <w:t>username)</w:t>
+        <w:t>username</w:t>
+      </w:r>
+      <w:proofErr w:type="gramEnd"/>
+      <w:r>
+        <w:t>)</w:t>
       </w:r>
     </w:p>
     <w:p>
@@ -7260,6 +8719,7 @@
           <w:numId w:val="44"/>
         </w:numPr>
       </w:pPr>
+      <w:proofErr w:type="gramStart"/>
       <w:r>
         <w:t>app</w:t>
       </w:r>
@@ -7281,6 +8741,7 @@
       <w:r>
         <w:t>info(</w:t>
       </w:r>
+      <w:proofErr w:type="gramEnd"/>
       <w:r>
         <w:rPr>
           <w:rFonts w:eastAsiaTheme="majorEastAsia"/>
@@ -7297,7 +8758,11 @@
         <w:t xml:space="preserve"> logged in successfully'</w:t>
       </w:r>
       <w:r>
-        <w:t>, user</w:t>
+        <w:t xml:space="preserve">, </w:t>
+      </w:r>
+      <w:proofErr w:type="gramStart"/>
+      <w:r>
+        <w:t>user</w:t>
       </w:r>
       <w:r>
         <w:rPr>
@@ -7306,7 +8771,11 @@
         <w:t>.</w:t>
       </w:r>
       <w:r>
-        <w:t>username)</w:t>
+        <w:t>username</w:t>
+      </w:r>
+      <w:proofErr w:type="gramEnd"/>
+      <w:r>
+        <w:t>)</w:t>
       </w:r>
     </w:p>
     <w:p>
@@ -7321,6 +8790,7 @@
       <w:pPr>
         <w:pStyle w:val="Textprogramovhokdu"/>
       </w:pPr>
+      <w:proofErr w:type="gramStart"/>
       <w:r>
         <w:t xml:space="preserve">10  </w:t>
       </w:r>
@@ -7343,7 +8813,11 @@
         <w:t>.</w:t>
       </w:r>
       <w:r>
-        <w:t>info(</w:t>
+        <w:t>info</w:t>
+      </w:r>
+      <w:proofErr w:type="gramEnd"/>
+      <w:r>
+        <w:t>(</w:t>
       </w:r>
       <w:r>
         <w:rPr>
@@ -7361,7 +8835,11 @@
         <w:t xml:space="preserve"> failed to log in'</w:t>
       </w:r>
       <w:r>
-        <w:t>, user</w:t>
+        <w:t xml:space="preserve">, </w:t>
+      </w:r>
+      <w:proofErr w:type="gramStart"/>
+      <w:r>
+        <w:t>user</w:t>
       </w:r>
       <w:r>
         <w:rPr>
@@ -7370,7 +8848,11 @@
         <w:t>.</w:t>
       </w:r>
       <w:r>
-        <w:t>username)</w:t>
+        <w:t>username</w:t>
+      </w:r>
+      <w:proofErr w:type="gramEnd"/>
+      <w:r>
+        <w:t>)</w:t>
       </w:r>
     </w:p>
     <w:p/>
@@ -7381,7 +8863,15 @@
     </w:p>
     <w:p>
       <w:r>
-        <w:t xml:space="preserve">Note that with the exception of </w:t>
+        <w:t xml:space="preserve">Note that </w:t>
+      </w:r>
+      <w:proofErr w:type="gramStart"/>
+      <w:r>
+        <w:t>with the exception of</w:t>
+      </w:r>
+      <w:proofErr w:type="gramEnd"/>
+      <w:r>
+        <w:t xml:space="preserve"> </w:t>
       </w:r>
       <w:r>
         <w:rPr>
@@ -7393,6 +8883,7 @@
       <w:r>
         <w:t xml:space="preserve">, </w:t>
       </w:r>
+      <w:proofErr w:type="gramStart"/>
       <w:r>
         <w:rPr>
           <w:rStyle w:val="TextprogramovhokduChar"/>
@@ -7400,8 +8891,13 @@
         </w:rPr>
         <w:t>app.logger</w:t>
       </w:r>
-      <w:r>
-        <w:t xml:space="preserve"> can also send </w:t>
+      <w:proofErr w:type="gramEnd"/>
+      <w:r>
+        <w:t xml:space="preserve"> can also </w:t>
+      </w:r>
+      <w:proofErr w:type="gramStart"/>
+      <w:r>
+        <w:t xml:space="preserve">send </w:t>
       </w:r>
       <w:r>
         <w:rPr>
@@ -7430,8 +8926,13 @@
         </w:rPr>
         <w:t>.error</w:t>
       </w:r>
-      <w:r>
-        <w:t xml:space="preserve"> and </w:t>
+      <w:proofErr w:type="gramEnd"/>
+      <w:r>
+        <w:t xml:space="preserve"> </w:t>
+      </w:r>
+      <w:proofErr w:type="gramStart"/>
+      <w:r>
+        <w:t xml:space="preserve">and </w:t>
       </w:r>
       <w:r>
         <w:rPr>
@@ -7440,11 +8941,20 @@
         </w:rPr>
         <w:t>.critical</w:t>
       </w:r>
+      <w:proofErr w:type="gramEnd"/>
       <w:r>
         <w:t>. These denote the severity of the message were it to be run. The</w:t>
       </w:r>
       <w:r>
-        <w:t xml:space="preserve"> program can be configured to only log messages of a certain severity and higher – developers may not wish to save every message used for debugging, and may thus configure the logger to only save to file messages of the “Error” or “Critical” variety.</w:t>
+        <w:t xml:space="preserve"> program can be configured to only log messages of a certain severity and higher – developers may not wish to save every message used for </w:t>
+      </w:r>
+      <w:proofErr w:type="gramStart"/>
+      <w:r>
+        <w:t>debugging, and</w:t>
+      </w:r>
+      <w:proofErr w:type="gramEnd"/>
+      <w:r>
+        <w:t xml:space="preserve"> may thus configure the logger to only save to file messages of the “Error” or “Critical” variety.</w:t>
       </w:r>
     </w:p>
     <w:p>
@@ -7491,6 +9001,7 @@
         </w:rPr>
         <w:fldChar w:fldCharType="separate"/>
       </w:r>
+      <w:proofErr w:type="gramStart"/>
       <w:r>
         <w:rPr>
           <w:b/>
@@ -7500,6 +9011,7 @@
         </w:rPr>
         <w:t>1</w:t>
       </w:r>
+      <w:proofErr w:type="gramEnd"/>
       <w:r>
         <w:fldChar w:fldCharType="end"/>
       </w:r>
@@ -7541,8 +9053,17 @@
           <w:i/>
           <w:lang w:val="en-GB"/>
         </w:rPr>
-        <w:t>logger configuration as seen in the Python logging library</w:t>
-      </w:r>
+        <w:t xml:space="preserve">logger configuration as seen in the Python logging </w:t>
+      </w:r>
+      <w:proofErr w:type="gramStart"/>
+      <w:r>
+        <w:rPr>
+          <w:i/>
+          <w:lang w:val="en-GB"/>
+        </w:rPr>
+        <w:t>library</w:t>
+      </w:r>
+      <w:proofErr w:type="gramEnd"/>
     </w:p>
     <w:p>
       <w:pPr>
@@ -7552,6 +9073,8 @@
           <w:numId w:val="46"/>
         </w:numPr>
       </w:pPr>
+      <w:proofErr w:type="spellStart"/>
+      <w:proofErr w:type="gramStart"/>
       <w:r>
         <w:rPr>
           <w:rFonts w:eastAsiaTheme="majorEastAsia"/>
@@ -7564,6 +9087,8 @@
         </w:rPr>
         <w:t>ogging.basicConfig</w:t>
       </w:r>
+      <w:proofErr w:type="spellEnd"/>
+      <w:proofErr w:type="gramEnd"/>
       <w:r>
         <w:t>(</w:t>
       </w:r>
@@ -7612,14 +9137,27 @@
           <w:numId w:val="46"/>
         </w:numPr>
       </w:pPr>
+      <w:proofErr w:type="spellStart"/>
       <w:r>
         <w:rPr>
           <w:rFonts w:eastAsiaTheme="majorEastAsia"/>
         </w:rPr>
-        <w:t>mylib.do_something</w:t>
-      </w:r>
-      <w:r>
-        <w:t>()</w:t>
+        <w:t>mylib.do_</w:t>
+      </w:r>
+      <w:proofErr w:type="gramStart"/>
+      <w:r>
+        <w:rPr>
+          <w:rFonts w:eastAsiaTheme="majorEastAsia"/>
+        </w:rPr>
+        <w:t>something</w:t>
+      </w:r>
+      <w:proofErr w:type="spellEnd"/>
+      <w:r>
+        <w:t>(</w:t>
+      </w:r>
+      <w:proofErr w:type="gramEnd"/>
+      <w:r>
+        <w:t>)</w:t>
       </w:r>
     </w:p>
     <w:p>
@@ -7652,7 +9190,15 @@
         <w:t>messages</w:t>
       </w:r>
       <w:r>
-        <w:t xml:space="preserve"> generated by .debug functions will not be saved to myapp.log.</w:t>
+        <w:t xml:space="preserve"> generated </w:t>
+      </w:r>
+      <w:proofErr w:type="gramStart"/>
+      <w:r>
+        <w:t>by .debug</w:t>
+      </w:r>
+      <w:proofErr w:type="gramEnd"/>
+      <w:r>
+        <w:t xml:space="preserve"> functions will not be saved to myapp.log.</w:t>
       </w:r>
     </w:p>
     <w:p/>
@@ -7669,11 +9215,14 @@
       <w:pPr>
         <w:pStyle w:val="Nadpis2"/>
       </w:pPr>
-      <w:bookmarkStart w:id="14" w:name="_Toc224131584"/>
-      <w:r>
-        <w:t>Storing and analyzing logs</w:t>
-      </w:r>
-      <w:bookmarkEnd w:id="14"/>
+      <w:bookmarkStart w:id="24" w:name="_Toc224309160"/>
+      <w:r>
+        <w:t>Storing</w:t>
+      </w:r>
+      <w:r>
+        <w:t xml:space="preserve"> logs</w:t>
+      </w:r>
+      <w:bookmarkEnd w:id="24"/>
     </w:p>
     <w:p>
       <w:r>
@@ -7682,7 +9231,15 @@
     </w:p>
     <w:p>
       <w:r>
-        <w:t xml:space="preserve">Large software projects generate a large number of logs. To give an example, the encyclopedic site Wikipedia receives 10 000 page views every second. If the site were to log </w:t>
+        <w:t xml:space="preserve">Large software projects generate </w:t>
+      </w:r>
+      <w:proofErr w:type="gramStart"/>
+      <w:r>
+        <w:t>a large number of</w:t>
+      </w:r>
+      <w:proofErr w:type="gramEnd"/>
+      <w:r>
+        <w:t xml:space="preserve"> logs. To give an example, the encyclopedic site Wikipedia receives 10 000 page views every second. If the site were to log </w:t>
       </w:r>
       <w:r>
         <w:t xml:space="preserve">just </w:t>
@@ -7693,7 +9250,15 @@
     </w:p>
     <w:p>
       <w:r>
-        <w:t xml:space="preserve">Many jurisdictions require logs to be stored for a prolonged period of time. European Central Bank requires the retention of </w:t>
+        <w:t xml:space="preserve">Many jurisdictions require logs to be stored for a prolonged </w:t>
+      </w:r>
+      <w:proofErr w:type="gramStart"/>
+      <w:r>
+        <w:t>period of time</w:t>
+      </w:r>
+      <w:proofErr w:type="gramEnd"/>
+      <w:r>
+        <w:t xml:space="preserve">. European Central Bank requires the retention of </w:t>
       </w:r>
       <w:r>
         <w:t xml:space="preserve">all IT logs including system, application and security </w:t>
@@ -7709,99 +9274,45 @@
       <w:r>
         <w:t>For companies affected by these requirements, this can cause tens of thousands of euros in additional expenses. For this reason, it is essential that great attention should be paid to the efficient storage of logs and other documents.</w:t>
       </w:r>
+    </w:p>
+    <w:p/>
+    <w:p>
+      <w:pPr>
+        <w:pStyle w:val="Nadpis2"/>
+      </w:pPr>
+      <w:bookmarkStart w:id="25" w:name="_Toc224309161"/>
+      <w:r>
+        <w:t>Analyzing logs</w:t>
+      </w:r>
+      <w:bookmarkEnd w:id="25"/>
     </w:p>
     <w:p/>
     <w:p/>
-    <w:p/>
     <w:p>
       <w:pPr>
         <w:pStyle w:val="Nadpis3"/>
       </w:pPr>
-      <w:bookmarkStart w:id="15" w:name="_Toc224131585"/>
-      <w:r>
-        <w:lastRenderedPageBreak/>
+      <w:bookmarkStart w:id="26" w:name="_Toc224309162"/>
+      <w:r>
         <w:t>System Logs</w:t>
       </w:r>
-      <w:bookmarkEnd w:id="15"/>
+      <w:bookmarkEnd w:id="26"/>
     </w:p>
     <w:p>
       <w:pPr>
         <w:pStyle w:val="Nadpis3"/>
       </w:pPr>
-      <w:bookmarkStart w:id="16" w:name="_Toc224131586"/>
+      <w:bookmarkStart w:id="27" w:name="_Toc224309163"/>
       <w:r>
         <w:t>Storage requirements and costs</w:t>
       </w:r>
-      <w:bookmarkEnd w:id="16"/>
-    </w:p>
-    <w:p>
-      <w:pPr>
-        <w:pStyle w:val="Nadpis2"/>
-      </w:pPr>
-      <w:bookmarkStart w:id="17" w:name="_Toc224131587"/>
-      <w:r>
-        <w:t>Monitoring</w:t>
-      </w:r>
-      <w:bookmarkEnd w:id="17"/>
-    </w:p>
-    <w:p>
-      <w:pPr>
-        <w:pStyle w:val="Nadpis3"/>
-      </w:pPr>
-      <w:bookmarkStart w:id="18" w:name="_Toc224131588"/>
-      <w:r>
-        <w:t>Real-time monitoring</w:t>
-      </w:r>
-      <w:bookmarkEnd w:id="18"/>
-    </w:p>
-    <w:p>
-      <w:pPr>
-        <w:pStyle w:val="Nadpis3"/>
-      </w:pPr>
-      <w:bookmarkStart w:id="19" w:name="_Toc224131589"/>
-      <w:r>
-        <w:t>Dashboards and Single Pane of Glass</w:t>
-      </w:r>
-      <w:bookmarkEnd w:id="19"/>
-    </w:p>
-    <w:p>
-      <w:pPr>
-        <w:pStyle w:val="Nadpis2"/>
-      </w:pPr>
-      <w:bookmarkStart w:id="20" w:name="_Toc224131590"/>
-      <w:r>
-        <w:t>Alerting</w:t>
-      </w:r>
-      <w:bookmarkEnd w:id="20"/>
-    </w:p>
-    <w:p>
-      <w:pPr>
-        <w:pStyle w:val="Nadpis3"/>
-      </w:pPr>
-      <w:bookmarkStart w:id="21" w:name="_Toc224131591"/>
-      <w:r>
-        <w:t>Methods of Alerting</w:t>
-      </w:r>
-      <w:bookmarkEnd w:id="21"/>
-    </w:p>
-    <w:p>
-      <w:pPr>
-        <w:pStyle w:val="Nadpis3"/>
-      </w:pPr>
-      <w:r>
-        <w:tab/>
-      </w:r>
-      <w:bookmarkStart w:id="22" w:name="_Toc224131592"/>
-      <w:r>
-        <w:t>Alert Fatigue</w:t>
-      </w:r>
-      <w:bookmarkEnd w:id="22"/>
+      <w:bookmarkEnd w:id="27"/>
     </w:p>
     <w:p>
       <w:pPr>
         <w:pStyle w:val="Nadpis1"/>
       </w:pPr>
-      <w:bookmarkStart w:id="23" w:name="_Toc224131593"/>
+      <w:bookmarkStart w:id="28" w:name="_Toc224309164"/>
       <w:r>
         <w:lastRenderedPageBreak/>
         <w:t>Application</w:t>
@@ -7809,80 +9320,80 @@
       <w:r>
         <w:t xml:space="preserve"> Implementation</w:t>
       </w:r>
-      <w:bookmarkEnd w:id="23"/>
+      <w:bookmarkEnd w:id="28"/>
     </w:p>
     <w:p>
       <w:pPr>
         <w:pStyle w:val="Nadpis2"/>
       </w:pPr>
-      <w:bookmarkStart w:id="24" w:name="_Toc224131594"/>
+      <w:bookmarkStart w:id="29" w:name="_Toc224309165"/>
       <w:r>
         <w:t>Requirements</w:t>
       </w:r>
-      <w:bookmarkEnd w:id="24"/>
+      <w:bookmarkEnd w:id="29"/>
     </w:p>
     <w:p>
       <w:pPr>
         <w:pStyle w:val="Nadpis2"/>
       </w:pPr>
-      <w:bookmarkStart w:id="25" w:name="_Toc224131595"/>
+      <w:bookmarkStart w:id="30" w:name="_Toc224309166"/>
       <w:r>
         <w:t>Specification</w:t>
       </w:r>
-      <w:bookmarkEnd w:id="25"/>
+      <w:bookmarkEnd w:id="30"/>
     </w:p>
     <w:p>
       <w:pPr>
         <w:pStyle w:val="Nadpis2"/>
       </w:pPr>
-      <w:bookmarkStart w:id="26" w:name="_Toc224131596"/>
+      <w:bookmarkStart w:id="31" w:name="_Toc224309167"/>
       <w:r>
         <w:t>Implementation</w:t>
       </w:r>
-      <w:bookmarkEnd w:id="26"/>
+      <w:bookmarkEnd w:id="31"/>
     </w:p>
     <w:p>
       <w:pPr>
         <w:pStyle w:val="Nadpis2"/>
       </w:pPr>
-      <w:bookmarkStart w:id="27" w:name="_Toc224131597"/>
+      <w:bookmarkStart w:id="32" w:name="_Toc224309168"/>
       <w:r>
         <w:t>Testing and CI/CD</w:t>
       </w:r>
-      <w:bookmarkEnd w:id="27"/>
+      <w:bookmarkEnd w:id="32"/>
     </w:p>
     <w:p>
       <w:pPr>
         <w:pStyle w:val="Nadpis1"/>
       </w:pPr>
-      <w:bookmarkStart w:id="28" w:name="_Toc224131598"/>
+      <w:bookmarkStart w:id="33" w:name="_Toc224309169"/>
       <w:r>
         <w:lastRenderedPageBreak/>
         <w:t>Discussion to implementation</w:t>
       </w:r>
-      <w:bookmarkEnd w:id="28"/>
+      <w:bookmarkEnd w:id="33"/>
     </w:p>
     <w:p>
       <w:pPr>
         <w:pStyle w:val="Nadpis1"/>
       </w:pPr>
-      <w:bookmarkStart w:id="29" w:name="_Toc224131599"/>
+      <w:bookmarkStart w:id="34" w:name="_Toc224309170"/>
       <w:r>
         <w:lastRenderedPageBreak/>
         <w:t>Conclusions</w:t>
       </w:r>
-      <w:bookmarkEnd w:id="29"/>
+      <w:bookmarkEnd w:id="34"/>
     </w:p>
     <w:p>
       <w:pPr>
         <w:pStyle w:val="Nadpis1"/>
       </w:pPr>
-      <w:bookmarkStart w:id="30" w:name="_Toc224131600"/>
+      <w:bookmarkStart w:id="35" w:name="_Toc224309171"/>
       <w:r>
         <w:lastRenderedPageBreak/>
         <w:t>List of references</w:t>
       </w:r>
-      <w:bookmarkEnd w:id="30"/>
+      <w:bookmarkEnd w:id="35"/>
     </w:p>
     <w:p>
       <w:r>
@@ -7974,12 +9485,56 @@
       </w:hyperlink>
     </w:p>
     <w:p/>
+    <w:p>
+      <w:pPr>
+        <w:tabs>
+          <w:tab w:val="left" w:pos="3750"/>
+        </w:tabs>
+      </w:pPr>
+      <w:r>
+        <w:t xml:space="preserve">Securities and Exchange Commission. (2013). </w:t>
+      </w:r>
+      <w:r>
+        <w:rPr>
+          <w:i/>
+          <w:iCs/>
+        </w:rPr>
+        <w:t>Order instituting administrative and cease-and-desist proceedings against Knight Capital Americas LLC</w:t>
+      </w:r>
+      <w:r>
+        <w:t xml:space="preserve">. </w:t>
+      </w:r>
+      <w:hyperlink r:id="rId20" w:history="1">
+        <w:r>
+          <w:rPr>
+            <w:rStyle w:val="Hypertextovodkaz"/>
+          </w:rPr>
+          <w:t>https://www.sec.gov/files/litigation/admin/2013/34-70694.pdf</w:t>
+        </w:r>
+      </w:hyperlink>
+    </w:p>
+    <w:p>
+      <w:pPr>
+        <w:tabs>
+          <w:tab w:val="left" w:pos="3750"/>
+        </w:tabs>
+        <w:rPr>
+          <w:lang w:val="cs-CZ"/>
+        </w:rPr>
+      </w:pPr>
+    </w:p>
+    <w:p>
+      <w:pPr>
+        <w:tabs>
+          <w:tab w:val="left" w:pos="3750"/>
+        </w:tabs>
+      </w:pPr>
+    </w:p>
     <w:p/>
-    <w:p/>
     <w:p>
       <w:pPr>
         <w:sectPr>
-          <w:footerReference w:type="default" r:id="rId20"/>
+          <w:footerReference w:type="default" r:id="rId21"/>
           <w:type w:val="continuous"/>
           <w:pgSz w:w="11906" w:h="16838" w:code="9"/>
           <w:pgMar w:top="1418" w:right="1418" w:bottom="1418" w:left="1418" w:header="709" w:footer="709" w:gutter="284"/>
@@ -7992,16 +9547,16 @@
       <w:pPr>
         <w:pStyle w:val="Nadpis1neslovan"/>
       </w:pPr>
-      <w:bookmarkStart w:id="31" w:name="_Toc224131601"/>
+      <w:bookmarkStart w:id="36" w:name="_Toc224309172"/>
       <w:r>
         <w:lastRenderedPageBreak/>
         <w:t>Appendices</w:t>
       </w:r>
-      <w:bookmarkEnd w:id="31"/>
+      <w:bookmarkEnd w:id="36"/>
     </w:p>
     <w:p/>
     <w:sectPr>
-      <w:footerReference w:type="first" r:id="rId21"/>
+      <w:footerReference w:type="first" r:id="rId22"/>
       <w:pgSz w:w="11906" w:h="16838" w:code="9"/>
       <w:pgMar w:top="1418" w:right="1418" w:bottom="1418" w:left="1418" w:header="709" w:footer="709" w:gutter="284"/>
       <w:pgNumType w:fmt="upperRoman" w:start="1"/>
@@ -9521,6 +11076,119 @@
     </w:lvl>
   </w:abstractNum>
   <w:abstractNum w:abstractNumId="13" w15:restartNumberingAfterBreak="0">
+    <w:nsid w:val="1CE5326B"/>
+    <w:multiLevelType w:val="hybridMultilevel"/>
+    <w:tmpl w:val="5E42842A"/>
+    <w:lvl w:ilvl="0" w:tplc="D542EEF8">
+      <w:start w:val="2"/>
+      <w:numFmt w:val="bullet"/>
+      <w:lvlText w:val="-"/>
+      <w:lvlJc w:val="left"/>
+      <w:pPr>
+        <w:ind w:left="720" w:hanging="360"/>
+      </w:pPr>
+      <w:rPr>
+        <w:rFonts w:ascii="Georgia" w:eastAsiaTheme="minorHAnsi" w:hAnsi="Georgia" w:cstheme="minorBidi" w:hint="default"/>
+      </w:rPr>
+    </w:lvl>
+    <w:lvl w:ilvl="1" w:tplc="04050003" w:tentative="1">
+      <w:start w:val="1"/>
+      <w:numFmt w:val="bullet"/>
+      <w:lvlText w:val="o"/>
+      <w:lvlJc w:val="left"/>
+      <w:pPr>
+        <w:ind w:left="1440" w:hanging="360"/>
+      </w:pPr>
+      <w:rPr>
+        <w:rFonts w:ascii="Courier New" w:hAnsi="Courier New" w:cs="Courier New" w:hint="default"/>
+      </w:rPr>
+    </w:lvl>
+    <w:lvl w:ilvl="2" w:tplc="04050005" w:tentative="1">
+      <w:start w:val="1"/>
+      <w:numFmt w:val="bullet"/>
+      <w:lvlText w:val=""/>
+      <w:lvlJc w:val="left"/>
+      <w:pPr>
+        <w:ind w:left="2160" w:hanging="360"/>
+      </w:pPr>
+      <w:rPr>
+        <w:rFonts w:ascii="Wingdings" w:hAnsi="Wingdings" w:hint="default"/>
+      </w:rPr>
+    </w:lvl>
+    <w:lvl w:ilvl="3" w:tplc="04050001" w:tentative="1">
+      <w:start w:val="1"/>
+      <w:numFmt w:val="bullet"/>
+      <w:lvlText w:val=""/>
+      <w:lvlJc w:val="left"/>
+      <w:pPr>
+        <w:ind w:left="2880" w:hanging="360"/>
+      </w:pPr>
+      <w:rPr>
+        <w:rFonts w:ascii="Symbol" w:hAnsi="Symbol" w:hint="default"/>
+      </w:rPr>
+    </w:lvl>
+    <w:lvl w:ilvl="4" w:tplc="04050003" w:tentative="1">
+      <w:start w:val="1"/>
+      <w:numFmt w:val="bullet"/>
+      <w:lvlText w:val="o"/>
+      <w:lvlJc w:val="left"/>
+      <w:pPr>
+        <w:ind w:left="3600" w:hanging="360"/>
+      </w:pPr>
+      <w:rPr>
+        <w:rFonts w:ascii="Courier New" w:hAnsi="Courier New" w:cs="Courier New" w:hint="default"/>
+      </w:rPr>
+    </w:lvl>
+    <w:lvl w:ilvl="5" w:tplc="04050005" w:tentative="1">
+      <w:start w:val="1"/>
+      <w:numFmt w:val="bullet"/>
+      <w:lvlText w:val=""/>
+      <w:lvlJc w:val="left"/>
+      <w:pPr>
+        <w:ind w:left="4320" w:hanging="360"/>
+      </w:pPr>
+      <w:rPr>
+        <w:rFonts w:ascii="Wingdings" w:hAnsi="Wingdings" w:hint="default"/>
+      </w:rPr>
+    </w:lvl>
+    <w:lvl w:ilvl="6" w:tplc="04050001" w:tentative="1">
+      <w:start w:val="1"/>
+      <w:numFmt w:val="bullet"/>
+      <w:lvlText w:val=""/>
+      <w:lvlJc w:val="left"/>
+      <w:pPr>
+        <w:ind w:left="5040" w:hanging="360"/>
+      </w:pPr>
+      <w:rPr>
+        <w:rFonts w:ascii="Symbol" w:hAnsi="Symbol" w:hint="default"/>
+      </w:rPr>
+    </w:lvl>
+    <w:lvl w:ilvl="7" w:tplc="04050003" w:tentative="1">
+      <w:start w:val="1"/>
+      <w:numFmt w:val="bullet"/>
+      <w:lvlText w:val="o"/>
+      <w:lvlJc w:val="left"/>
+      <w:pPr>
+        <w:ind w:left="5760" w:hanging="360"/>
+      </w:pPr>
+      <w:rPr>
+        <w:rFonts w:ascii="Courier New" w:hAnsi="Courier New" w:cs="Courier New" w:hint="default"/>
+      </w:rPr>
+    </w:lvl>
+    <w:lvl w:ilvl="8" w:tplc="04050005" w:tentative="1">
+      <w:start w:val="1"/>
+      <w:numFmt w:val="bullet"/>
+      <w:lvlText w:val=""/>
+      <w:lvlJc w:val="left"/>
+      <w:pPr>
+        <w:ind w:left="6480" w:hanging="360"/>
+      </w:pPr>
+      <w:rPr>
+        <w:rFonts w:ascii="Wingdings" w:hAnsi="Wingdings" w:hint="default"/>
+      </w:rPr>
+    </w:lvl>
+  </w:abstractNum>
+  <w:abstractNum w:abstractNumId="14" w15:restartNumberingAfterBreak="0">
     <w:nsid w:val="1DE8106F"/>
     <w:multiLevelType w:val="hybridMultilevel"/>
     <w:tmpl w:val="01AA4DDA"/>
@@ -9633,7 +11301,7 @@
       </w:rPr>
     </w:lvl>
   </w:abstractNum>
-  <w:abstractNum w:abstractNumId="14" w15:restartNumberingAfterBreak="0">
+  <w:abstractNum w:abstractNumId="15" w15:restartNumberingAfterBreak="0">
     <w:nsid w:val="250C7B49"/>
     <w:multiLevelType w:val="hybridMultilevel"/>
     <w:tmpl w:val="D5C8E642"/>
@@ -9746,7 +11414,7 @@
       </w:rPr>
     </w:lvl>
   </w:abstractNum>
-  <w:abstractNum w:abstractNumId="15" w15:restartNumberingAfterBreak="0">
+  <w:abstractNum w:abstractNumId="16" w15:restartNumberingAfterBreak="0">
     <w:nsid w:val="25F44B3F"/>
     <w:multiLevelType w:val="hybridMultilevel"/>
     <w:tmpl w:val="C44293AC"/>
@@ -9858,7 +11526,7 @@
       </w:rPr>
     </w:lvl>
   </w:abstractNum>
-  <w:abstractNum w:abstractNumId="16" w15:restartNumberingAfterBreak="0">
+  <w:abstractNum w:abstractNumId="17" w15:restartNumberingAfterBreak="0">
     <w:nsid w:val="28AC0914"/>
     <w:multiLevelType w:val="hybridMultilevel"/>
     <w:tmpl w:val="7E66A68C"/>
@@ -9971,7 +11639,7 @@
       </w:rPr>
     </w:lvl>
   </w:abstractNum>
-  <w:abstractNum w:abstractNumId="17" w15:restartNumberingAfterBreak="0">
+  <w:abstractNum w:abstractNumId="18" w15:restartNumberingAfterBreak="0">
     <w:nsid w:val="2A5E20FB"/>
     <w:multiLevelType w:val="hybridMultilevel"/>
     <w:tmpl w:val="4798295C"/>
@@ -10084,7 +11752,7 @@
       </w:rPr>
     </w:lvl>
   </w:abstractNum>
-  <w:abstractNum w:abstractNumId="18" w15:restartNumberingAfterBreak="0">
+  <w:abstractNum w:abstractNumId="19" w15:restartNumberingAfterBreak="0">
     <w:nsid w:val="2B372143"/>
     <w:multiLevelType w:val="hybridMultilevel"/>
     <w:tmpl w:val="5D68D098"/>
@@ -10173,7 +11841,7 @@
       </w:pPr>
     </w:lvl>
   </w:abstractNum>
-  <w:abstractNum w:abstractNumId="19" w15:restartNumberingAfterBreak="0">
+  <w:abstractNum w:abstractNumId="20" w15:restartNumberingAfterBreak="0">
     <w:nsid w:val="2E9C55DE"/>
     <w:multiLevelType w:val="hybridMultilevel"/>
     <w:tmpl w:val="D3AE6432"/>
@@ -10285,7 +11953,7 @@
       </w:rPr>
     </w:lvl>
   </w:abstractNum>
-  <w:abstractNum w:abstractNumId="20" w15:restartNumberingAfterBreak="0">
+  <w:abstractNum w:abstractNumId="21" w15:restartNumberingAfterBreak="0">
     <w:nsid w:val="2F4057E8"/>
     <w:multiLevelType w:val="hybridMultilevel"/>
     <w:tmpl w:val="4C9080DE"/>
@@ -10371,7 +12039,7 @@
       </w:pPr>
     </w:lvl>
   </w:abstractNum>
-  <w:abstractNum w:abstractNumId="21" w15:restartNumberingAfterBreak="0">
+  <w:abstractNum w:abstractNumId="22" w15:restartNumberingAfterBreak="0">
     <w:nsid w:val="324A72F7"/>
     <w:multiLevelType w:val="hybridMultilevel"/>
     <w:tmpl w:val="819EF9EE"/>
@@ -10484,7 +12152,7 @@
       </w:rPr>
     </w:lvl>
   </w:abstractNum>
-  <w:abstractNum w:abstractNumId="22" w15:restartNumberingAfterBreak="0">
+  <w:abstractNum w:abstractNumId="23" w15:restartNumberingAfterBreak="0">
     <w:nsid w:val="36093E53"/>
     <w:multiLevelType w:val="hybridMultilevel"/>
     <w:tmpl w:val="B0DC7B9C"/>
@@ -10596,7 +12264,7 @@
       </w:rPr>
     </w:lvl>
   </w:abstractNum>
-  <w:abstractNum w:abstractNumId="23" w15:restartNumberingAfterBreak="0">
+  <w:abstractNum w:abstractNumId="24" w15:restartNumberingAfterBreak="0">
     <w:nsid w:val="39953D46"/>
     <w:multiLevelType w:val="hybridMultilevel"/>
     <w:tmpl w:val="DD0CC1C8"/>
@@ -10709,7 +12377,7 @@
       </w:rPr>
     </w:lvl>
   </w:abstractNum>
-  <w:abstractNum w:abstractNumId="24" w15:restartNumberingAfterBreak="0">
+  <w:abstractNum w:abstractNumId="25" w15:restartNumberingAfterBreak="0">
     <w:nsid w:val="3A297E0E"/>
     <w:multiLevelType w:val="hybridMultilevel"/>
     <w:tmpl w:val="6F187ADE"/>
@@ -10822,7 +12490,7 @@
       </w:rPr>
     </w:lvl>
   </w:abstractNum>
-  <w:abstractNum w:abstractNumId="25" w15:restartNumberingAfterBreak="0">
+  <w:abstractNum w:abstractNumId="26" w15:restartNumberingAfterBreak="0">
     <w:nsid w:val="3F1C639D"/>
     <w:multiLevelType w:val="hybridMultilevel"/>
     <w:tmpl w:val="0EB23D7A"/>
@@ -10935,7 +12603,7 @@
       </w:rPr>
     </w:lvl>
   </w:abstractNum>
-  <w:abstractNum w:abstractNumId="26" w15:restartNumberingAfterBreak="0">
+  <w:abstractNum w:abstractNumId="27" w15:restartNumberingAfterBreak="0">
     <w:nsid w:val="3F764A25"/>
     <w:multiLevelType w:val="hybridMultilevel"/>
     <w:tmpl w:val="71E60104"/>
@@ -11047,7 +12715,7 @@
       </w:rPr>
     </w:lvl>
   </w:abstractNum>
-  <w:abstractNum w:abstractNumId="27" w15:restartNumberingAfterBreak="0">
+  <w:abstractNum w:abstractNumId="28" w15:restartNumberingAfterBreak="0">
     <w:nsid w:val="49A61E05"/>
     <w:multiLevelType w:val="multilevel"/>
     <w:tmpl w:val="68C8236A"/>
@@ -11162,7 +12830,7 @@
       </w:rPr>
     </w:lvl>
   </w:abstractNum>
-  <w:abstractNum w:abstractNumId="28" w15:restartNumberingAfterBreak="0">
+  <w:abstractNum w:abstractNumId="29" w15:restartNumberingAfterBreak="0">
     <w:nsid w:val="49E360DC"/>
     <w:multiLevelType w:val="hybridMultilevel"/>
     <w:tmpl w:val="650299C4"/>
@@ -11248,7 +12916,7 @@
       </w:pPr>
     </w:lvl>
   </w:abstractNum>
-  <w:abstractNum w:abstractNumId="29" w15:restartNumberingAfterBreak="0">
+  <w:abstractNum w:abstractNumId="30" w15:restartNumberingAfterBreak="0">
     <w:nsid w:val="4A084E4E"/>
     <w:multiLevelType w:val="hybridMultilevel"/>
     <w:tmpl w:val="DF5429E4"/>
@@ -11337,7 +13005,7 @@
       </w:pPr>
     </w:lvl>
   </w:abstractNum>
-  <w:abstractNum w:abstractNumId="30" w15:restartNumberingAfterBreak="0">
+  <w:abstractNum w:abstractNumId="31" w15:restartNumberingAfterBreak="0">
     <w:nsid w:val="5006429E"/>
     <w:multiLevelType w:val="hybridMultilevel"/>
     <w:tmpl w:val="B77EFC0C"/>
@@ -11426,7 +13094,7 @@
       </w:pPr>
     </w:lvl>
   </w:abstractNum>
-  <w:abstractNum w:abstractNumId="31" w15:restartNumberingAfterBreak="0">
+  <w:abstractNum w:abstractNumId="32" w15:restartNumberingAfterBreak="0">
     <w:nsid w:val="5A6B816F"/>
     <w:multiLevelType w:val="hybridMultilevel"/>
     <w:tmpl w:val="8674763E"/>
@@ -11540,7 +13208,7 @@
       </w:rPr>
     </w:lvl>
   </w:abstractNum>
-  <w:abstractNum w:abstractNumId="32" w15:restartNumberingAfterBreak="0">
+  <w:abstractNum w:abstractNumId="33" w15:restartNumberingAfterBreak="0">
     <w:nsid w:val="5DBC5132"/>
     <w:multiLevelType w:val="hybridMultilevel"/>
     <w:tmpl w:val="782EE7CA"/>
@@ -11653,7 +13321,7 @@
       </w:rPr>
     </w:lvl>
   </w:abstractNum>
-  <w:abstractNum w:abstractNumId="33" w15:restartNumberingAfterBreak="0">
+  <w:abstractNum w:abstractNumId="34" w15:restartNumberingAfterBreak="0">
     <w:nsid w:val="5F9226C4"/>
     <w:multiLevelType w:val="hybridMultilevel"/>
     <w:tmpl w:val="C1405086"/>
@@ -11739,7 +13407,7 @@
       </w:pPr>
     </w:lvl>
   </w:abstractNum>
-  <w:abstractNum w:abstractNumId="34" w15:restartNumberingAfterBreak="0">
+  <w:abstractNum w:abstractNumId="35" w15:restartNumberingAfterBreak="0">
     <w:nsid w:val="631F5680"/>
     <w:multiLevelType w:val="multilevel"/>
     <w:tmpl w:val="F08CAB9E"/>
@@ -11852,7 +13520,7 @@
       </w:rPr>
     </w:lvl>
   </w:abstractNum>
-  <w:abstractNum w:abstractNumId="35" w15:restartNumberingAfterBreak="0">
+  <w:abstractNum w:abstractNumId="36" w15:restartNumberingAfterBreak="0">
     <w:nsid w:val="63963E3C"/>
     <w:multiLevelType w:val="hybridMultilevel"/>
     <w:tmpl w:val="9970ECF8"/>
@@ -11941,7 +13609,7 @@
       </w:pPr>
     </w:lvl>
   </w:abstractNum>
-  <w:abstractNum w:abstractNumId="36" w15:restartNumberingAfterBreak="0">
+  <w:abstractNum w:abstractNumId="37" w15:restartNumberingAfterBreak="0">
     <w:nsid w:val="64560340"/>
     <w:multiLevelType w:val="hybridMultilevel"/>
     <w:tmpl w:val="A224F0FC"/>
@@ -12054,7 +13722,7 @@
       </w:rPr>
     </w:lvl>
   </w:abstractNum>
-  <w:abstractNum w:abstractNumId="37" w15:restartNumberingAfterBreak="0">
+  <w:abstractNum w:abstractNumId="38" w15:restartNumberingAfterBreak="0">
     <w:nsid w:val="66081024"/>
     <w:multiLevelType w:val="hybridMultilevel"/>
     <w:tmpl w:val="A9662508"/>
@@ -12166,7 +13834,7 @@
       </w:rPr>
     </w:lvl>
   </w:abstractNum>
-  <w:abstractNum w:abstractNumId="38" w15:restartNumberingAfterBreak="0">
+  <w:abstractNum w:abstractNumId="39" w15:restartNumberingAfterBreak="0">
     <w:nsid w:val="6AA21E91"/>
     <w:multiLevelType w:val="multilevel"/>
     <w:tmpl w:val="FFFA9DB4"/>
@@ -12291,7 +13959,7 @@
       </w:rPr>
     </w:lvl>
   </w:abstractNum>
-  <w:abstractNum w:abstractNumId="39" w15:restartNumberingAfterBreak="0">
+  <w:abstractNum w:abstractNumId="40" w15:restartNumberingAfterBreak="0">
     <w:nsid w:val="6C4D14B0"/>
     <w:multiLevelType w:val="hybridMultilevel"/>
     <w:tmpl w:val="38824C30"/>
@@ -12404,7 +14072,7 @@
       </w:rPr>
     </w:lvl>
   </w:abstractNum>
-  <w:abstractNum w:abstractNumId="40" w15:restartNumberingAfterBreak="0">
+  <w:abstractNum w:abstractNumId="41" w15:restartNumberingAfterBreak="0">
     <w:nsid w:val="6C931379"/>
     <w:multiLevelType w:val="hybridMultilevel"/>
     <w:tmpl w:val="0B2CFF74"/>
@@ -12493,7 +14161,7 @@
       </w:pPr>
     </w:lvl>
   </w:abstractNum>
-  <w:abstractNum w:abstractNumId="41" w15:restartNumberingAfterBreak="0">
+  <w:abstractNum w:abstractNumId="42" w15:restartNumberingAfterBreak="0">
     <w:nsid w:val="71482FE9"/>
     <w:multiLevelType w:val="hybridMultilevel"/>
     <w:tmpl w:val="E21E5CB6"/>
@@ -12582,7 +14250,7 @@
       </w:pPr>
     </w:lvl>
   </w:abstractNum>
-  <w:abstractNum w:abstractNumId="42" w15:restartNumberingAfterBreak="0">
+  <w:abstractNum w:abstractNumId="43" w15:restartNumberingAfterBreak="0">
     <w:nsid w:val="7551022D"/>
     <w:multiLevelType w:val="hybridMultilevel"/>
     <w:tmpl w:val="4FE6B7FC"/>
@@ -12670,7 +14338,7 @@
       </w:pPr>
     </w:lvl>
   </w:abstractNum>
-  <w:abstractNum w:abstractNumId="43" w15:restartNumberingAfterBreak="0">
+  <w:abstractNum w:abstractNumId="44" w15:restartNumberingAfterBreak="0">
     <w:nsid w:val="776F1C4E"/>
     <w:multiLevelType w:val="hybridMultilevel"/>
     <w:tmpl w:val="79BED6E8"/>
@@ -12783,7 +14451,7 @@
       </w:rPr>
     </w:lvl>
   </w:abstractNum>
-  <w:abstractNum w:abstractNumId="44" w15:restartNumberingAfterBreak="0">
+  <w:abstractNum w:abstractNumId="45" w15:restartNumberingAfterBreak="0">
     <w:nsid w:val="7A35285D"/>
     <w:multiLevelType w:val="hybridMultilevel"/>
     <w:tmpl w:val="18EC5B6E"/>
@@ -12874,7 +14542,7 @@
       </w:pPr>
     </w:lvl>
   </w:abstractNum>
-  <w:abstractNum w:abstractNumId="45" w15:restartNumberingAfterBreak="0">
+  <w:abstractNum w:abstractNumId="46" w15:restartNumberingAfterBreak="0">
     <w:nsid w:val="7FC56F47"/>
     <w:multiLevelType w:val="hybridMultilevel"/>
     <w:tmpl w:val="6FB60EBC"/>
@@ -12961,61 +14629,61 @@
     </w:lvl>
   </w:abstractNum>
   <w:num w:numId="1" w16cid:durableId="944732855">
-    <w:abstractNumId w:val="38"/>
+    <w:abstractNumId w:val="39"/>
   </w:num>
   <w:num w:numId="2" w16cid:durableId="136922467">
-    <w:abstractNumId w:val="34"/>
+    <w:abstractNumId w:val="35"/>
   </w:num>
   <w:num w:numId="3" w16cid:durableId="1191992487">
+    <w:abstractNumId w:val="28"/>
+  </w:num>
+  <w:num w:numId="4" w16cid:durableId="1589192832">
     <w:abstractNumId w:val="27"/>
   </w:num>
-  <w:num w:numId="4" w16cid:durableId="1589192832">
+  <w:num w:numId="5" w16cid:durableId="562180158">
     <w:abstractNumId w:val="26"/>
   </w:num>
-  <w:num w:numId="5" w16cid:durableId="562180158">
-    <w:abstractNumId w:val="25"/>
-  </w:num>
   <w:num w:numId="6" w16cid:durableId="1181777835">
-    <w:abstractNumId w:val="28"/>
+    <w:abstractNumId w:val="29"/>
   </w:num>
   <w:num w:numId="7" w16cid:durableId="418911056">
-    <w:abstractNumId w:val="43"/>
+    <w:abstractNumId w:val="44"/>
   </w:num>
   <w:num w:numId="8" w16cid:durableId="1196117197">
-    <w:abstractNumId w:val="19"/>
+    <w:abstractNumId w:val="20"/>
   </w:num>
   <w:num w:numId="9" w16cid:durableId="722606638">
-    <w:abstractNumId w:val="13"/>
+    <w:abstractNumId w:val="14"/>
   </w:num>
   <w:num w:numId="10" w16cid:durableId="1181358229">
     <w:abstractNumId w:val="8"/>
   </w:num>
   <w:num w:numId="11" w16cid:durableId="66197232">
-    <w:abstractNumId w:val="24"/>
+    <w:abstractNumId w:val="25"/>
   </w:num>
   <w:num w:numId="12" w16cid:durableId="54087011">
-    <w:abstractNumId w:val="36"/>
+    <w:abstractNumId w:val="37"/>
   </w:num>
   <w:num w:numId="13" w16cid:durableId="1495760012">
     <w:abstractNumId w:val="5"/>
   </w:num>
   <w:num w:numId="14" w16cid:durableId="1716347460">
-    <w:abstractNumId w:val="21"/>
+    <w:abstractNumId w:val="22"/>
   </w:num>
   <w:num w:numId="15" w16cid:durableId="1837114021">
     <w:abstractNumId w:val="10"/>
   </w:num>
   <w:num w:numId="16" w16cid:durableId="1523863412">
-    <w:abstractNumId w:val="23"/>
+    <w:abstractNumId w:val="24"/>
   </w:num>
   <w:num w:numId="17" w16cid:durableId="1214536231">
-    <w:abstractNumId w:val="31"/>
+    <w:abstractNumId w:val="32"/>
   </w:num>
   <w:num w:numId="18" w16cid:durableId="483859003">
-    <w:abstractNumId w:val="32"/>
+    <w:abstractNumId w:val="33"/>
   </w:num>
   <w:num w:numId="19" w16cid:durableId="57439879">
-    <w:abstractNumId w:val="16"/>
+    <w:abstractNumId w:val="17"/>
   </w:num>
   <w:num w:numId="20" w16cid:durableId="1958826030">
     <w:abstractNumId w:val="11"/>
@@ -13024,22 +14692,22 @@
     <w:abstractNumId w:val="1"/>
   </w:num>
   <w:num w:numId="22" w16cid:durableId="637537357">
-    <w:abstractNumId w:val="22"/>
+    <w:abstractNumId w:val="23"/>
   </w:num>
   <w:num w:numId="23" w16cid:durableId="63140882">
-    <w:abstractNumId w:val="17"/>
+    <w:abstractNumId w:val="18"/>
   </w:num>
   <w:num w:numId="24" w16cid:durableId="1632202433">
-    <w:abstractNumId w:val="37"/>
+    <w:abstractNumId w:val="38"/>
   </w:num>
   <w:num w:numId="25" w16cid:durableId="584460224">
-    <w:abstractNumId w:val="15"/>
+    <w:abstractNumId w:val="16"/>
   </w:num>
   <w:num w:numId="26" w16cid:durableId="1696954710">
-    <w:abstractNumId w:val="39"/>
+    <w:abstractNumId w:val="40"/>
   </w:num>
   <w:num w:numId="27" w16cid:durableId="1424034111">
-    <w:abstractNumId w:val="29"/>
+    <w:abstractNumId w:val="30"/>
   </w:num>
   <w:num w:numId="28" w16cid:durableId="823737647">
     <w:abstractNumId w:val="9"/>
@@ -13048,22 +14716,22 @@
     <w:abstractNumId w:val="2"/>
   </w:num>
   <w:num w:numId="30" w16cid:durableId="242301541">
-    <w:abstractNumId w:val="35"/>
+    <w:abstractNumId w:val="36"/>
   </w:num>
   <w:num w:numId="31" w16cid:durableId="974411067">
     <w:abstractNumId w:val="3"/>
   </w:num>
   <w:num w:numId="32" w16cid:durableId="479737047">
-    <w:abstractNumId w:val="44"/>
+    <w:abstractNumId w:val="45"/>
   </w:num>
   <w:num w:numId="33" w16cid:durableId="2021539256">
     <w:abstractNumId w:val="7"/>
   </w:num>
   <w:num w:numId="34" w16cid:durableId="483468373">
-    <w:abstractNumId w:val="42"/>
+    <w:abstractNumId w:val="43"/>
   </w:num>
   <w:num w:numId="35" w16cid:durableId="789666635">
-    <w:abstractNumId w:val="14"/>
+    <w:abstractNumId w:val="15"/>
   </w:num>
   <w:num w:numId="36" w16cid:durableId="559512824">
     <w:abstractNumId w:val="4"/>
@@ -13075,28 +14743,31 @@
     <w:abstractNumId w:val="6"/>
   </w:num>
   <w:num w:numId="39" w16cid:durableId="1122771933">
-    <w:abstractNumId w:val="45"/>
+    <w:abstractNumId w:val="46"/>
   </w:num>
   <w:num w:numId="40" w16cid:durableId="460266116">
-    <w:abstractNumId w:val="33"/>
+    <w:abstractNumId w:val="34"/>
   </w:num>
   <w:num w:numId="41" w16cid:durableId="1472207944">
-    <w:abstractNumId w:val="20"/>
+    <w:abstractNumId w:val="21"/>
   </w:num>
   <w:num w:numId="42" w16cid:durableId="1166900568">
-    <w:abstractNumId w:val="18"/>
+    <w:abstractNumId w:val="19"/>
   </w:num>
   <w:num w:numId="43" w16cid:durableId="308677812">
+    <w:abstractNumId w:val="42"/>
+  </w:num>
+  <w:num w:numId="44" w16cid:durableId="1075127388">
     <w:abstractNumId w:val="41"/>
   </w:num>
-  <w:num w:numId="44" w16cid:durableId="1075127388">
-    <w:abstractNumId w:val="40"/>
-  </w:num>
   <w:num w:numId="45" w16cid:durableId="833882237">
-    <w:abstractNumId w:val="30"/>
+    <w:abstractNumId w:val="31"/>
   </w:num>
   <w:num w:numId="46" w16cid:durableId="653070777">
     <w:abstractNumId w:val="12"/>
+  </w:num>
+  <w:num w:numId="47" w16cid:durableId="717168924">
+    <w:abstractNumId w:val="13"/>
   </w:num>
 </w:numbering>
 </file>

--- a/mitterpach_bp_en.docx
+++ b/mitterpach_bp_en.docx
@@ -632,7 +632,7 @@
             </w:rPr>
             <w:fldChar w:fldCharType="separate"/>
           </w:r>
-          <w:hyperlink w:anchor="_Toc224309138" w:history="1">
+          <w:hyperlink w:anchor="_Toc224314082" w:history="1">
             <w:r>
               <w:rPr>
                 <w:rStyle w:val="Hypertextovodkaz"/>
@@ -659,7 +659,7 @@
                 <w:noProof/>
                 <w:webHidden/>
               </w:rPr>
-              <w:instrText xml:space="preserve"> PAGEREF _Toc224309138 \h </w:instrText>
+              <w:instrText xml:space="preserve"> PAGEREF _Toc224314082 \h </w:instrText>
             </w:r>
             <w:r>
               <w:rPr>
@@ -707,7 +707,7 @@
               <w14:numForm w14:val="default"/>
             </w:rPr>
           </w:pPr>
-          <w:hyperlink w:anchor="_Toc224309139" w:history="1">
+          <w:hyperlink w:anchor="_Toc224314083" w:history="1">
             <w:r>
               <w:rPr>
                 <w:rStyle w:val="Hypertextovodkaz"/>
@@ -734,7 +734,7 @@
                 <w:noProof/>
                 <w:webHidden/>
               </w:rPr>
-              <w:instrText xml:space="preserve"> PAGEREF _Toc224309139 \h </w:instrText>
+              <w:instrText xml:space="preserve"> PAGEREF _Toc224314083 \h </w:instrText>
             </w:r>
             <w:r>
               <w:rPr>
@@ -782,7 +782,7 @@
               <w14:numForm w14:val="default"/>
             </w:rPr>
           </w:pPr>
-          <w:hyperlink w:anchor="_Toc224309140" w:history="1">
+          <w:hyperlink w:anchor="_Toc224314084" w:history="1">
             <w:r>
               <w:rPr>
                 <w:rStyle w:val="Hypertextovodkaz"/>
@@ -809,7 +809,7 @@
                 <w:noProof/>
                 <w:webHidden/>
               </w:rPr>
-              <w:instrText xml:space="preserve"> PAGEREF _Toc224309140 \h </w:instrText>
+              <w:instrText xml:space="preserve"> PAGEREF _Toc224314084 \h </w:instrText>
             </w:r>
             <w:r>
               <w:rPr>
@@ -857,7 +857,7 @@
               <w14:numForm w14:val="default"/>
             </w:rPr>
           </w:pPr>
-          <w:hyperlink w:anchor="_Toc224309141" w:history="1">
+          <w:hyperlink w:anchor="_Toc224314085" w:history="1">
             <w:r>
               <w:rPr>
                 <w:rStyle w:val="Hypertextovodkaz"/>
@@ -884,7 +884,7 @@
                 <w:noProof/>
                 <w:webHidden/>
               </w:rPr>
-              <w:instrText xml:space="preserve"> PAGEREF _Toc224309141 \h </w:instrText>
+              <w:instrText xml:space="preserve"> PAGEREF _Toc224314085 \h </w:instrText>
             </w:r>
             <w:r>
               <w:rPr>
@@ -932,7 +932,7 @@
               <w14:numForm w14:val="default"/>
             </w:rPr>
           </w:pPr>
-          <w:hyperlink w:anchor="_Toc224309142" w:history="1">
+          <w:hyperlink w:anchor="_Toc224314086" w:history="1">
             <w:r>
               <w:rPr>
                 <w:rStyle w:val="Hypertextovodkaz"/>
@@ -959,7 +959,7 @@
                 <w:noProof/>
                 <w:webHidden/>
               </w:rPr>
-              <w:instrText xml:space="preserve"> PAGEREF _Toc224309142 \h </w:instrText>
+              <w:instrText xml:space="preserve"> PAGEREF _Toc224314086 \h </w:instrText>
             </w:r>
             <w:r>
               <w:rPr>
@@ -1007,7 +1007,7 @@
               <w14:numForm w14:val="default"/>
             </w:rPr>
           </w:pPr>
-          <w:hyperlink w:anchor="_Toc224309143" w:history="1">
+          <w:hyperlink w:anchor="_Toc224314087" w:history="1">
             <w:r>
               <w:rPr>
                 <w:rStyle w:val="Hypertextovodkaz"/>
@@ -1034,7 +1034,7 @@
                 <w:noProof/>
                 <w:webHidden/>
               </w:rPr>
-              <w:instrText xml:space="preserve"> PAGEREF _Toc224309143 \h </w:instrText>
+              <w:instrText xml:space="preserve"> PAGEREF _Toc224314087 \h </w:instrText>
             </w:r>
             <w:r>
               <w:rPr>
@@ -1082,14 +1082,13 @@
               <w14:numForm w14:val="default"/>
             </w:rPr>
           </w:pPr>
-          <w:hyperlink w:anchor="_Toc224309144" w:history="1">
+          <w:hyperlink w:anchor="_Toc224314088" w:history="1">
             <w:r>
               <w:rPr>
                 <w:rStyle w:val="Hypertextovodkaz"/>
                 <w:noProof/>
-                <w:highlight w:val="yellow"/>
-              </w:rPr>
-              <w:t>1.3.1 Knight Capital implosion</w:t>
+              </w:rPr>
+              <w:t>1.3.1 Knight Capital</w:t>
             </w:r>
             <w:r>
               <w:rPr>
@@ -1110,7 +1109,7 @@
                 <w:noProof/>
                 <w:webHidden/>
               </w:rPr>
-              <w:instrText xml:space="preserve"> PAGEREF _Toc224309144 \h </w:instrText>
+              <w:instrText xml:space="preserve"> PAGEREF _Toc224314088 \h </w:instrText>
             </w:r>
             <w:r>
               <w:rPr>
@@ -1158,7 +1157,7 @@
               <w14:numForm w14:val="default"/>
             </w:rPr>
           </w:pPr>
-          <w:hyperlink w:anchor="_Toc224309145" w:history="1">
+          <w:hyperlink w:anchor="_Toc224314089" w:history="1">
             <w:r>
               <w:rPr>
                 <w:rStyle w:val="Hypertextovodkaz"/>
@@ -1186,7 +1185,7 @@
                 <w:noProof/>
                 <w:webHidden/>
               </w:rPr>
-              <w:instrText xml:space="preserve"> PAGEREF _Toc224309145 \h </w:instrText>
+              <w:instrText xml:space="preserve"> PAGEREF _Toc224314089 \h </w:instrText>
             </w:r>
             <w:r>
               <w:rPr>
@@ -1206,7 +1205,7 @@
                 <w:noProof/>
                 <w:webHidden/>
               </w:rPr>
-              <w:t>11</w:t>
+              <w:t>12</w:t>
             </w:r>
             <w:r>
               <w:rPr>
@@ -1234,7 +1233,7 @@
               <w14:numForm w14:val="default"/>
             </w:rPr>
           </w:pPr>
-          <w:hyperlink w:anchor="_Toc224309146" w:history="1">
+          <w:hyperlink w:anchor="_Toc224314090" w:history="1">
             <w:r>
               <w:rPr>
                 <w:rStyle w:val="Hypertextovodkaz"/>
@@ -1261,7 +1260,7 @@
                 <w:noProof/>
                 <w:webHidden/>
               </w:rPr>
-              <w:instrText xml:space="preserve"> PAGEREF _Toc224309146 \h </w:instrText>
+              <w:instrText xml:space="preserve"> PAGEREF _Toc224314090 \h </w:instrText>
             </w:r>
             <w:r>
               <w:rPr>
@@ -1281,7 +1280,7 @@
                 <w:noProof/>
                 <w:webHidden/>
               </w:rPr>
-              <w:t>12</w:t>
+              <w:t>13</w:t>
             </w:r>
             <w:r>
               <w:rPr>
@@ -1309,7 +1308,7 @@
               <w14:numForm w14:val="default"/>
             </w:rPr>
           </w:pPr>
-          <w:hyperlink w:anchor="_Toc224309147" w:history="1">
+          <w:hyperlink w:anchor="_Toc224314091" w:history="1">
             <w:r>
               <w:rPr>
                 <w:rStyle w:val="Hypertextovodkaz"/>
@@ -1336,7 +1335,7 @@
                 <w:noProof/>
                 <w:webHidden/>
               </w:rPr>
-              <w:instrText xml:space="preserve"> PAGEREF _Toc224309147 \h </w:instrText>
+              <w:instrText xml:space="preserve"> PAGEREF _Toc224314091 \h </w:instrText>
             </w:r>
             <w:r>
               <w:rPr>
@@ -1356,7 +1355,7 @@
                 <w:noProof/>
                 <w:webHidden/>
               </w:rPr>
-              <w:t>12</w:t>
+              <w:t>13</w:t>
             </w:r>
             <w:r>
               <w:rPr>
@@ -1384,7 +1383,7 @@
               <w14:numForm w14:val="default"/>
             </w:rPr>
           </w:pPr>
-          <w:hyperlink w:anchor="_Toc224309148" w:history="1">
+          <w:hyperlink w:anchor="_Toc224314092" w:history="1">
             <w:r>
               <w:rPr>
                 <w:rStyle w:val="Hypertextovodkaz"/>
@@ -1411,7 +1410,7 @@
                 <w:noProof/>
                 <w:webHidden/>
               </w:rPr>
-              <w:instrText xml:space="preserve"> PAGEREF _Toc224309148 \h </w:instrText>
+              <w:instrText xml:space="preserve"> PAGEREF _Toc224314092 \h </w:instrText>
             </w:r>
             <w:r>
               <w:rPr>
@@ -1431,7 +1430,7 @@
                 <w:noProof/>
                 <w:webHidden/>
               </w:rPr>
-              <w:t>12</w:t>
+              <w:t>13</w:t>
             </w:r>
             <w:r>
               <w:rPr>
@@ -1459,7 +1458,7 @@
               <w14:numForm w14:val="default"/>
             </w:rPr>
           </w:pPr>
-          <w:hyperlink w:anchor="_Toc224309149" w:history="1">
+          <w:hyperlink w:anchor="_Toc224314093" w:history="1">
             <w:r>
               <w:rPr>
                 <w:rStyle w:val="Hypertextovodkaz"/>
@@ -1486,7 +1485,7 @@
                 <w:noProof/>
                 <w:webHidden/>
               </w:rPr>
-              <w:instrText xml:space="preserve"> PAGEREF _Toc224309149 \h </w:instrText>
+              <w:instrText xml:space="preserve"> PAGEREF _Toc224314093 \h </w:instrText>
             </w:r>
             <w:r>
               <w:rPr>
@@ -1506,7 +1505,7 @@
                 <w:noProof/>
                 <w:webHidden/>
               </w:rPr>
-              <w:t>12</w:t>
+              <w:t>13</w:t>
             </w:r>
             <w:r>
               <w:rPr>
@@ -1534,7 +1533,7 @@
               <w14:numForm w14:val="default"/>
             </w:rPr>
           </w:pPr>
-          <w:hyperlink w:anchor="_Toc224309150" w:history="1">
+          <w:hyperlink w:anchor="_Toc224314094" w:history="1">
             <w:r>
               <w:rPr>
                 <w:rStyle w:val="Hypertextovodkaz"/>
@@ -1561,7 +1560,7 @@
                 <w:noProof/>
                 <w:webHidden/>
               </w:rPr>
-              <w:instrText xml:space="preserve"> PAGEREF _Toc224309150 \h </w:instrText>
+              <w:instrText xml:space="preserve"> PAGEREF _Toc224314094 \h </w:instrText>
             </w:r>
             <w:r>
               <w:rPr>
@@ -1581,7 +1580,7 @@
                 <w:noProof/>
                 <w:webHidden/>
               </w:rPr>
-              <w:t>12</w:t>
+              <w:t>13</w:t>
             </w:r>
             <w:r>
               <w:rPr>
@@ -1609,7 +1608,7 @@
               <w14:numForm w14:val="default"/>
             </w:rPr>
           </w:pPr>
-          <w:hyperlink w:anchor="_Toc224309151" w:history="1">
+          <w:hyperlink w:anchor="_Toc224314095" w:history="1">
             <w:r>
               <w:rPr>
                 <w:rStyle w:val="Hypertextovodkaz"/>
@@ -1636,7 +1635,7 @@
                 <w:noProof/>
                 <w:webHidden/>
               </w:rPr>
-              <w:instrText xml:space="preserve"> PAGEREF _Toc224309151 \h </w:instrText>
+              <w:instrText xml:space="preserve"> PAGEREF _Toc224314095 \h </w:instrText>
             </w:r>
             <w:r>
               <w:rPr>
@@ -1656,7 +1655,7 @@
                 <w:noProof/>
                 <w:webHidden/>
               </w:rPr>
-              <w:t>12</w:t>
+              <w:t>13</w:t>
             </w:r>
             <w:r>
               <w:rPr>
@@ -1684,7 +1683,7 @@
               <w14:numForm w14:val="default"/>
             </w:rPr>
           </w:pPr>
-          <w:hyperlink w:anchor="_Toc224309152" w:history="1">
+          <w:hyperlink w:anchor="_Toc224314096" w:history="1">
             <w:r>
               <w:rPr>
                 <w:rStyle w:val="Hypertextovodkaz"/>
@@ -1711,7 +1710,7 @@
                 <w:noProof/>
                 <w:webHidden/>
               </w:rPr>
-              <w:instrText xml:space="preserve"> PAGEREF _Toc224309152 \h </w:instrText>
+              <w:instrText xml:space="preserve"> PAGEREF _Toc224314096 \h </w:instrText>
             </w:r>
             <w:r>
               <w:rPr>
@@ -1731,7 +1730,7 @@
                 <w:noProof/>
                 <w:webHidden/>
               </w:rPr>
-              <w:t>12</w:t>
+              <w:t>13</w:t>
             </w:r>
             <w:r>
               <w:rPr>
@@ -1759,7 +1758,7 @@
               <w14:numForm w14:val="default"/>
             </w:rPr>
           </w:pPr>
-          <w:hyperlink w:anchor="_Toc224309153" w:history="1">
+          <w:hyperlink w:anchor="_Toc224314097" w:history="1">
             <w:r>
               <w:rPr>
                 <w:rStyle w:val="Hypertextovodkaz"/>
@@ -1786,7 +1785,7 @@
                 <w:noProof/>
                 <w:webHidden/>
               </w:rPr>
-              <w:instrText xml:space="preserve"> PAGEREF _Toc224309153 \h </w:instrText>
+              <w:instrText xml:space="preserve"> PAGEREF _Toc224314097 \h </w:instrText>
             </w:r>
             <w:r>
               <w:rPr>
@@ -1806,7 +1805,7 @@
                 <w:noProof/>
                 <w:webHidden/>
               </w:rPr>
-              <w:t>13</w:t>
+              <w:t>14</w:t>
             </w:r>
             <w:r>
               <w:rPr>
@@ -1834,7 +1833,7 @@
               <w14:numForm w14:val="default"/>
             </w:rPr>
           </w:pPr>
-          <w:hyperlink w:anchor="_Toc224309154" w:history="1">
+          <w:hyperlink w:anchor="_Toc224314098" w:history="1">
             <w:r>
               <w:rPr>
                 <w:rStyle w:val="Hypertextovodkaz"/>
@@ -1861,7 +1860,7 @@
                 <w:noProof/>
                 <w:webHidden/>
               </w:rPr>
-              <w:instrText xml:space="preserve"> PAGEREF _Toc224309154 \h </w:instrText>
+              <w:instrText xml:space="preserve"> PAGEREF _Toc224314098 \h </w:instrText>
             </w:r>
             <w:r>
               <w:rPr>
@@ -1881,7 +1880,7 @@
                 <w:noProof/>
                 <w:webHidden/>
               </w:rPr>
-              <w:t>14</w:t>
+              <w:t>15</w:t>
             </w:r>
             <w:r>
               <w:rPr>
@@ -1909,7 +1908,7 @@
               <w14:numForm w14:val="default"/>
             </w:rPr>
           </w:pPr>
-          <w:hyperlink w:anchor="_Toc224309155" w:history="1">
+          <w:hyperlink w:anchor="_Toc224314099" w:history="1">
             <w:r>
               <w:rPr>
                 <w:rStyle w:val="Hypertextovodkaz"/>
@@ -1936,7 +1935,7 @@
                 <w:noProof/>
                 <w:webHidden/>
               </w:rPr>
-              <w:instrText xml:space="preserve"> PAGEREF _Toc224309155 \h </w:instrText>
+              <w:instrText xml:space="preserve"> PAGEREF _Toc224314099 \h </w:instrText>
             </w:r>
             <w:r>
               <w:rPr>
@@ -1956,7 +1955,7 @@
                 <w:noProof/>
                 <w:webHidden/>
               </w:rPr>
-              <w:t>14</w:t>
+              <w:t>15</w:t>
             </w:r>
             <w:r>
               <w:rPr>
@@ -1984,7 +1983,7 @@
               <w14:numForm w14:val="default"/>
             </w:rPr>
           </w:pPr>
-          <w:hyperlink w:anchor="_Toc224309156" w:history="1">
+          <w:hyperlink w:anchor="_Toc224314100" w:history="1">
             <w:r>
               <w:rPr>
                 <w:rStyle w:val="Hypertextovodkaz"/>
@@ -2011,7 +2010,7 @@
                 <w:noProof/>
                 <w:webHidden/>
               </w:rPr>
-              <w:instrText xml:space="preserve"> PAGEREF _Toc224309156 \h </w:instrText>
+              <w:instrText xml:space="preserve"> PAGEREF _Toc224314100 \h </w:instrText>
             </w:r>
             <w:r>
               <w:rPr>
@@ -2031,7 +2030,7 @@
                 <w:noProof/>
                 <w:webHidden/>
               </w:rPr>
-              <w:t>15</w:t>
+              <w:t>16</w:t>
             </w:r>
             <w:r>
               <w:rPr>
@@ -2059,7 +2058,7 @@
               <w14:numForm w14:val="default"/>
             </w:rPr>
           </w:pPr>
-          <w:hyperlink w:anchor="_Toc224309157" w:history="1">
+          <w:hyperlink w:anchor="_Toc224314101" w:history="1">
             <w:r>
               <w:rPr>
                 <w:rStyle w:val="Hypertextovodkaz"/>
@@ -2086,7 +2085,7 @@
                 <w:noProof/>
                 <w:webHidden/>
               </w:rPr>
-              <w:instrText xml:space="preserve"> PAGEREF _Toc224309157 \h </w:instrText>
+              <w:instrText xml:space="preserve"> PAGEREF _Toc224314101 \h </w:instrText>
             </w:r>
             <w:r>
               <w:rPr>
@@ -2106,7 +2105,7 @@
                 <w:noProof/>
                 <w:webHidden/>
               </w:rPr>
-              <w:t>17</w:t>
+              <w:t>18</w:t>
             </w:r>
             <w:r>
               <w:rPr>
@@ -2134,7 +2133,7 @@
               <w14:numForm w14:val="default"/>
             </w:rPr>
           </w:pPr>
-          <w:hyperlink w:anchor="_Toc224309158" w:history="1">
+          <w:hyperlink w:anchor="_Toc224314102" w:history="1">
             <w:r>
               <w:rPr>
                 <w:rStyle w:val="Hypertextovodkaz"/>
@@ -2162,7 +2161,7 @@
                 <w:noProof/>
                 <w:webHidden/>
               </w:rPr>
-              <w:instrText xml:space="preserve"> PAGEREF _Toc224309158 \h </w:instrText>
+              <w:instrText xml:space="preserve"> PAGEREF _Toc224314102 \h </w:instrText>
             </w:r>
             <w:r>
               <w:rPr>
@@ -2182,7 +2181,7 @@
                 <w:noProof/>
                 <w:webHidden/>
               </w:rPr>
-              <w:t>20</w:t>
+              <w:t>21</w:t>
             </w:r>
             <w:r>
               <w:rPr>
@@ -2210,7 +2209,7 @@
               <w14:numForm w14:val="default"/>
             </w:rPr>
           </w:pPr>
-          <w:hyperlink w:anchor="_Toc224309159" w:history="1">
+          <w:hyperlink w:anchor="_Toc224314103" w:history="1">
             <w:r>
               <w:rPr>
                 <w:rStyle w:val="Hypertextovodkaz"/>
@@ -2237,7 +2236,7 @@
                 <w:noProof/>
                 <w:webHidden/>
               </w:rPr>
-              <w:instrText xml:space="preserve"> PAGEREF _Toc224309159 \h </w:instrText>
+              <w:instrText xml:space="preserve"> PAGEREF _Toc224314103 \h </w:instrText>
             </w:r>
             <w:r>
               <w:rPr>
@@ -2257,7 +2256,7 @@
                 <w:noProof/>
                 <w:webHidden/>
               </w:rPr>
-              <w:t>20</w:t>
+              <w:t>21</w:t>
             </w:r>
             <w:r>
               <w:rPr>
@@ -2285,7 +2284,7 @@
               <w14:numForm w14:val="default"/>
             </w:rPr>
           </w:pPr>
-          <w:hyperlink w:anchor="_Toc224309160" w:history="1">
+          <w:hyperlink w:anchor="_Toc224314104" w:history="1">
             <w:r>
               <w:rPr>
                 <w:rStyle w:val="Hypertextovodkaz"/>
@@ -2312,7 +2311,7 @@
                 <w:noProof/>
                 <w:webHidden/>
               </w:rPr>
-              <w:instrText xml:space="preserve"> PAGEREF _Toc224309160 \h </w:instrText>
+              <w:instrText xml:space="preserve"> PAGEREF _Toc224314104 \h </w:instrText>
             </w:r>
             <w:r>
               <w:rPr>
@@ -2332,7 +2331,7 @@
                 <w:noProof/>
                 <w:webHidden/>
               </w:rPr>
-              <w:t>22</w:t>
+              <w:t>23</w:t>
             </w:r>
             <w:r>
               <w:rPr>
@@ -2360,7 +2359,7 @@
               <w14:numForm w14:val="default"/>
             </w:rPr>
           </w:pPr>
-          <w:hyperlink w:anchor="_Toc224309161" w:history="1">
+          <w:hyperlink w:anchor="_Toc224314105" w:history="1">
             <w:r>
               <w:rPr>
                 <w:rStyle w:val="Hypertextovodkaz"/>
@@ -2387,7 +2386,7 @@
                 <w:noProof/>
                 <w:webHidden/>
               </w:rPr>
-              <w:instrText xml:space="preserve"> PAGEREF _Toc224309161 \h </w:instrText>
+              <w:instrText xml:space="preserve"> PAGEREF _Toc224314105 \h </w:instrText>
             </w:r>
             <w:r>
               <w:rPr>
@@ -2407,7 +2406,7 @@
                 <w:noProof/>
                 <w:webHidden/>
               </w:rPr>
-              <w:t>22</w:t>
+              <w:t>23</w:t>
             </w:r>
             <w:r>
               <w:rPr>
@@ -2435,7 +2434,7 @@
               <w14:numForm w14:val="default"/>
             </w:rPr>
           </w:pPr>
-          <w:hyperlink w:anchor="_Toc224309162" w:history="1">
+          <w:hyperlink w:anchor="_Toc224314106" w:history="1">
             <w:r>
               <w:rPr>
                 <w:rStyle w:val="Hypertextovodkaz"/>
@@ -2462,7 +2461,7 @@
                 <w:noProof/>
                 <w:webHidden/>
               </w:rPr>
-              <w:instrText xml:space="preserve"> PAGEREF _Toc224309162 \h </w:instrText>
+              <w:instrText xml:space="preserve"> PAGEREF _Toc224314106 \h </w:instrText>
             </w:r>
             <w:r>
               <w:rPr>
@@ -2482,7 +2481,7 @@
                 <w:noProof/>
                 <w:webHidden/>
               </w:rPr>
-              <w:t>22</w:t>
+              <w:t>23</w:t>
             </w:r>
             <w:r>
               <w:rPr>
@@ -2510,7 +2509,7 @@
               <w14:numForm w14:val="default"/>
             </w:rPr>
           </w:pPr>
-          <w:hyperlink w:anchor="_Toc224309163" w:history="1">
+          <w:hyperlink w:anchor="_Toc224314107" w:history="1">
             <w:r>
               <w:rPr>
                 <w:rStyle w:val="Hypertextovodkaz"/>
@@ -2537,7 +2536,7 @@
                 <w:noProof/>
                 <w:webHidden/>
               </w:rPr>
-              <w:instrText xml:space="preserve"> PAGEREF _Toc224309163 \h </w:instrText>
+              <w:instrText xml:space="preserve"> PAGEREF _Toc224314107 \h </w:instrText>
             </w:r>
             <w:r>
               <w:rPr>
@@ -2557,7 +2556,7 @@
                 <w:noProof/>
                 <w:webHidden/>
               </w:rPr>
-              <w:t>22</w:t>
+              <w:t>23</w:t>
             </w:r>
             <w:r>
               <w:rPr>
@@ -2585,7 +2584,7 @@
               <w14:numForm w14:val="default"/>
             </w:rPr>
           </w:pPr>
-          <w:hyperlink w:anchor="_Toc224309164" w:history="1">
+          <w:hyperlink w:anchor="_Toc224314108" w:history="1">
             <w:r>
               <w:rPr>
                 <w:rStyle w:val="Hypertextovodkaz"/>
@@ -2612,7 +2611,7 @@
                 <w:noProof/>
                 <w:webHidden/>
               </w:rPr>
-              <w:instrText xml:space="preserve"> PAGEREF _Toc224309164 \h </w:instrText>
+              <w:instrText xml:space="preserve"> PAGEREF _Toc224314108 \h </w:instrText>
             </w:r>
             <w:r>
               <w:rPr>
@@ -2632,7 +2631,7 @@
                 <w:noProof/>
                 <w:webHidden/>
               </w:rPr>
-              <w:t>23</w:t>
+              <w:t>24</w:t>
             </w:r>
             <w:r>
               <w:rPr>
@@ -2660,7 +2659,7 @@
               <w14:numForm w14:val="default"/>
             </w:rPr>
           </w:pPr>
-          <w:hyperlink w:anchor="_Toc224309165" w:history="1">
+          <w:hyperlink w:anchor="_Toc224314109" w:history="1">
             <w:r>
               <w:rPr>
                 <w:rStyle w:val="Hypertextovodkaz"/>
@@ -2687,7 +2686,7 @@
                 <w:noProof/>
                 <w:webHidden/>
               </w:rPr>
-              <w:instrText xml:space="preserve"> PAGEREF _Toc224309165 \h </w:instrText>
+              <w:instrText xml:space="preserve"> PAGEREF _Toc224314109 \h </w:instrText>
             </w:r>
             <w:r>
               <w:rPr>
@@ -2707,7 +2706,7 @@
                 <w:noProof/>
                 <w:webHidden/>
               </w:rPr>
-              <w:t>23</w:t>
+              <w:t>24</w:t>
             </w:r>
             <w:r>
               <w:rPr>
@@ -2735,7 +2734,7 @@
               <w14:numForm w14:val="default"/>
             </w:rPr>
           </w:pPr>
-          <w:hyperlink w:anchor="_Toc224309166" w:history="1">
+          <w:hyperlink w:anchor="_Toc224314110" w:history="1">
             <w:r>
               <w:rPr>
                 <w:rStyle w:val="Hypertextovodkaz"/>
@@ -2762,7 +2761,7 @@
                 <w:noProof/>
                 <w:webHidden/>
               </w:rPr>
-              <w:instrText xml:space="preserve"> PAGEREF _Toc224309166 \h </w:instrText>
+              <w:instrText xml:space="preserve"> PAGEREF _Toc224314110 \h </w:instrText>
             </w:r>
             <w:r>
               <w:rPr>
@@ -2782,7 +2781,7 @@
                 <w:noProof/>
                 <w:webHidden/>
               </w:rPr>
-              <w:t>23</w:t>
+              <w:t>24</w:t>
             </w:r>
             <w:r>
               <w:rPr>
@@ -2810,7 +2809,7 @@
               <w14:numForm w14:val="default"/>
             </w:rPr>
           </w:pPr>
-          <w:hyperlink w:anchor="_Toc224309167" w:history="1">
+          <w:hyperlink w:anchor="_Toc224314111" w:history="1">
             <w:r>
               <w:rPr>
                 <w:rStyle w:val="Hypertextovodkaz"/>
@@ -2837,7 +2836,7 @@
                 <w:noProof/>
                 <w:webHidden/>
               </w:rPr>
-              <w:instrText xml:space="preserve"> PAGEREF _Toc224309167 \h </w:instrText>
+              <w:instrText xml:space="preserve"> PAGEREF _Toc224314111 \h </w:instrText>
             </w:r>
             <w:r>
               <w:rPr>
@@ -2857,7 +2856,7 @@
                 <w:noProof/>
                 <w:webHidden/>
               </w:rPr>
-              <w:t>23</w:t>
+              <w:t>24</w:t>
             </w:r>
             <w:r>
               <w:rPr>
@@ -2885,7 +2884,7 @@
               <w14:numForm w14:val="default"/>
             </w:rPr>
           </w:pPr>
-          <w:hyperlink w:anchor="_Toc224309168" w:history="1">
+          <w:hyperlink w:anchor="_Toc224314112" w:history="1">
             <w:r>
               <w:rPr>
                 <w:rStyle w:val="Hypertextovodkaz"/>
@@ -2912,7 +2911,7 @@
                 <w:noProof/>
                 <w:webHidden/>
               </w:rPr>
-              <w:instrText xml:space="preserve"> PAGEREF _Toc224309168 \h </w:instrText>
+              <w:instrText xml:space="preserve"> PAGEREF _Toc224314112 \h </w:instrText>
             </w:r>
             <w:r>
               <w:rPr>
@@ -2932,7 +2931,7 @@
                 <w:noProof/>
                 <w:webHidden/>
               </w:rPr>
-              <w:t>23</w:t>
+              <w:t>24</w:t>
             </w:r>
             <w:r>
               <w:rPr>
@@ -2960,7 +2959,7 @@
               <w14:numForm w14:val="default"/>
             </w:rPr>
           </w:pPr>
-          <w:hyperlink w:anchor="_Toc224309169" w:history="1">
+          <w:hyperlink w:anchor="_Toc224314113" w:history="1">
             <w:r>
               <w:rPr>
                 <w:rStyle w:val="Hypertextovodkaz"/>
@@ -2987,7 +2986,7 @@
                 <w:noProof/>
                 <w:webHidden/>
               </w:rPr>
-              <w:instrText xml:space="preserve"> PAGEREF _Toc224309169 \h </w:instrText>
+              <w:instrText xml:space="preserve"> PAGEREF _Toc224314113 \h </w:instrText>
             </w:r>
             <w:r>
               <w:rPr>
@@ -3007,7 +3006,7 @@
                 <w:noProof/>
                 <w:webHidden/>
               </w:rPr>
-              <w:t>24</w:t>
+              <w:t>25</w:t>
             </w:r>
             <w:r>
               <w:rPr>
@@ -3035,7 +3034,7 @@
               <w14:numForm w14:val="default"/>
             </w:rPr>
           </w:pPr>
-          <w:hyperlink w:anchor="_Toc224309170" w:history="1">
+          <w:hyperlink w:anchor="_Toc224314114" w:history="1">
             <w:r>
               <w:rPr>
                 <w:rStyle w:val="Hypertextovodkaz"/>
@@ -3062,7 +3061,7 @@
                 <w:noProof/>
                 <w:webHidden/>
               </w:rPr>
-              <w:instrText xml:space="preserve"> PAGEREF _Toc224309170 \h </w:instrText>
+              <w:instrText xml:space="preserve"> PAGEREF _Toc224314114 \h </w:instrText>
             </w:r>
             <w:r>
               <w:rPr>
@@ -3082,7 +3081,7 @@
                 <w:noProof/>
                 <w:webHidden/>
               </w:rPr>
-              <w:t>25</w:t>
+              <w:t>26</w:t>
             </w:r>
             <w:r>
               <w:rPr>
@@ -3110,7 +3109,7 @@
               <w14:numForm w14:val="default"/>
             </w:rPr>
           </w:pPr>
-          <w:hyperlink w:anchor="_Toc224309171" w:history="1">
+          <w:hyperlink w:anchor="_Toc224314115" w:history="1">
             <w:r>
               <w:rPr>
                 <w:rStyle w:val="Hypertextovodkaz"/>
@@ -3137,7 +3136,7 @@
                 <w:noProof/>
                 <w:webHidden/>
               </w:rPr>
-              <w:instrText xml:space="preserve"> PAGEREF _Toc224309171 \h </w:instrText>
+              <w:instrText xml:space="preserve"> PAGEREF _Toc224314115 \h </w:instrText>
             </w:r>
             <w:r>
               <w:rPr>
@@ -3157,7 +3156,7 @@
                 <w:noProof/>
                 <w:webHidden/>
               </w:rPr>
-              <w:t>26</w:t>
+              <w:t>27</w:t>
             </w:r>
             <w:r>
               <w:rPr>
@@ -3185,7 +3184,7 @@
               <w14:numForm w14:val="default"/>
             </w:rPr>
           </w:pPr>
-          <w:hyperlink w:anchor="_Toc224309172" w:history="1">
+          <w:hyperlink w:anchor="_Toc224314116" w:history="1">
             <w:r>
               <w:rPr>
                 <w:rStyle w:val="Hypertextovodkaz"/>
@@ -3212,7 +3211,7 @@
                 <w:noProof/>
                 <w:webHidden/>
               </w:rPr>
-              <w:instrText xml:space="preserve"> PAGEREF _Toc224309172 \h </w:instrText>
+              <w:instrText xml:space="preserve"> PAGEREF _Toc224314116 \h </w:instrText>
             </w:r>
             <w:r>
               <w:rPr>
@@ -3413,7 +3412,7 @@
       <w:pPr>
         <w:pStyle w:val="Nadpis1neslovan"/>
       </w:pPr>
-      <w:bookmarkStart w:id="0" w:name="_Toc224309138"/>
+      <w:bookmarkStart w:id="0" w:name="_Toc224314082"/>
       <w:r>
         <w:lastRenderedPageBreak/>
         <w:t>Introduction</w:t>
@@ -3499,7 +3498,7 @@
       <w:pPr>
         <w:pStyle w:val="Nadpis1"/>
       </w:pPr>
-      <w:bookmarkStart w:id="1" w:name="_Toc224309139"/>
+      <w:bookmarkStart w:id="1" w:name="_Toc224314083"/>
       <w:r>
         <w:lastRenderedPageBreak/>
         <w:t>Observability</w:t>
@@ -3510,7 +3509,7 @@
       <w:pPr>
         <w:pStyle w:val="Nadpis2"/>
       </w:pPr>
-      <w:bookmarkStart w:id="2" w:name="_Toc224309140"/>
+      <w:bookmarkStart w:id="2" w:name="_Toc224314084"/>
       <w:r>
         <w:t>Definition</w:t>
       </w:r>
@@ -3664,7 +3663,7 @@
       <w:pPr>
         <w:pStyle w:val="Nadpis2"/>
       </w:pPr>
-      <w:bookmarkStart w:id="3" w:name="_Toc224309141"/>
+      <w:bookmarkStart w:id="3" w:name="_Toc224314085"/>
       <w:r>
         <w:t>Costs and Benefits</w:t>
       </w:r>
@@ -3815,7 +3814,7 @@
       <w:pPr>
         <w:pStyle w:val="Nadpis3"/>
       </w:pPr>
-      <w:bookmarkStart w:id="4" w:name="_Toc224309142"/>
+      <w:bookmarkStart w:id="4" w:name="_Toc224314086"/>
       <w:r>
         <w:t>S</w:t>
       </w:r>
@@ -3959,7 +3958,7 @@
       <w:pPr>
         <w:pStyle w:val="Nadpis2"/>
       </w:pPr>
-      <w:bookmarkStart w:id="5" w:name="_Toc224309143"/>
+      <w:bookmarkStart w:id="5" w:name="_Toc224314087"/>
       <w:r>
         <w:t>Outages</w:t>
       </w:r>
@@ -4031,7 +4030,7 @@
       <w:pPr>
         <w:pStyle w:val="Nadpis3"/>
       </w:pPr>
-      <w:bookmarkStart w:id="6" w:name="_Toc224309144"/>
+      <w:bookmarkStart w:id="6" w:name="_Toc224314088"/>
       <w:r>
         <w:t>Knight Capital</w:t>
       </w:r>
@@ -4213,18 +4212,183 @@
     <w:p>
       <w:pPr>
         <w:pStyle w:val="Nadpis3"/>
-        <w:rPr>
-          <w:highlight w:val="yellow"/>
-        </w:rPr>
-      </w:pPr>
-      <w:bookmarkStart w:id="7" w:name="_Toc224309145"/>
-      <w:r>
-        <w:rPr>
-          <w:highlight w:val="yellow"/>
-        </w:rPr>
+      </w:pPr>
+      <w:bookmarkStart w:id="7" w:name="_Toc224314089"/>
+      <w:r>
         <w:t>CrowdStrike Outage</w:t>
       </w:r>
       <w:bookmarkEnd w:id="7"/>
+    </w:p>
+    <w:p>
+      <w:r>
+        <w:t xml:space="preserve">On July 19, 2024, a faulty software update by a cybersecurity giant CrowdStrike resulted in a global outage of 8.5 million Windows </w:t>
+      </w:r>
+      <w:r>
+        <w:t>devices,</w:t>
+      </w:r>
+      <w:r>
+        <w:t xml:space="preserve"> causing major disruptions across critical infrastructure. Over 75% of Fortune 500 companies were affected and estimated losses of this event approach $100 billion dollars</w:t>
+      </w:r>
+      <w:r>
+        <w:t>.</w:t>
+      </w:r>
+    </w:p>
+    <w:p>
+      <w:r>
+        <w:t>The economic impact was widespread – 6500 flights had been grounded at peak, New York Stock Exchange lost the ability to execute trades for nearly 3 hours, healthcare administrators reported average downtime of 4 hours in critical surgery units, governments averaged 2-6 hours of downtime for critical digital services. The crisis caused by this update lasted for two days after the update was deployed</w:t>
+      </w:r>
+      <w:r>
+        <w:t xml:space="preserve">, as all affected devices had to be manually accessed by the system administrators and the configuration file had to be located and deleted </w:t>
+      </w:r>
+      <w:r>
+        <w:t>(Dr. A.</w:t>
+      </w:r>
+      <w:r>
+        <w:t xml:space="preserve"> </w:t>
+      </w:r>
+      <w:r>
+        <w:t>Shaji George, 2024)</w:t>
+      </w:r>
+      <w:r>
+        <w:t>.</w:t>
+      </w:r>
+    </w:p>
+    <w:p>
+      <w:r>
+        <w:t xml:space="preserve">This crash was caused by an incorrect regex (regular expression) wildcard search, which was expected to load </w:t>
+      </w:r>
+      <w:r>
+        <w:t>21 elements into the program from a configuration</w:t>
+      </w:r>
+      <w:r>
+        <w:t>. However,</w:t>
+      </w:r>
+      <w:r>
+        <w:t xml:space="preserve"> the configuration </w:t>
+      </w:r>
+      <w:r>
+        <w:t>provided to the program</w:t>
+      </w:r>
+      <w:r>
+        <w:t xml:space="preserve"> was incorrect and one of the elements expected was missing. This meant that</w:t>
+      </w:r>
+      <w:r>
+        <w:t xml:space="preserve"> the regex expression </w:t>
+      </w:r>
+      <w:r>
+        <w:t xml:space="preserve">was able to only </w:t>
+      </w:r>
+      <w:r>
+        <w:t xml:space="preserve">find 20 elements. Upon attempting to load the expected twenty first element in the configuration, the program performed an out-of-bounds access, leading to a system crash </w:t>
+      </w:r>
+      <w:r>
+        <w:t>(CrowdStrike Holdings, Inc., 2024)</w:t>
+      </w:r>
+      <w:r>
+        <w:t xml:space="preserve">. </w:t>
+      </w:r>
+      <w:r>
+        <w:t xml:space="preserve"> </w:t>
+      </w:r>
+    </w:p>
+    <w:p>
+      <w:r>
+        <w:t>CrowdStrike has been heavily criticized for its insufficient testing process and the weak, fragile deployment process</w:t>
+      </w:r>
+      <w:r>
+        <w:t xml:space="preserve">. It has been recommended for CrowdStrike to adopt sandboxed rollouts, meaning the software is not released immediately for all customers, instead being initially released for small, contained test groups. </w:t>
+      </w:r>
+      <w:r>
+        <w:t>(Dr. A.</w:t>
+      </w:r>
+      <w:r>
+        <w:t xml:space="preserve"> </w:t>
+      </w:r>
+      <w:r>
+        <w:t>Shaji George, 2024)</w:t>
+      </w:r>
+      <w:r>
+        <w:t>.</w:t>
+      </w:r>
+    </w:p>
+    <w:p>
+      <w:r>
+        <w:t xml:space="preserve">There is much to be learned from these outages, which were entirely preventable, had corners not been cut and deployment, monitoring and alerting systems been sufficiently set up and invested in. </w:t>
+      </w:r>
+    </w:p>
+    <w:p>
+      <w:pPr>
+        <w:pStyle w:val="Nadpis1"/>
+      </w:pPr>
+      <w:bookmarkStart w:id="8" w:name="_Toc224314090"/>
+      <w:r>
+        <w:lastRenderedPageBreak/>
+        <w:t>Monitoring</w:t>
+      </w:r>
+      <w:bookmarkEnd w:id="8"/>
+    </w:p>
+    <w:p>
+      <w:pPr>
+        <w:pStyle w:val="Nadpis2"/>
+      </w:pPr>
+      <w:bookmarkStart w:id="9" w:name="_Toc224314091"/>
+      <w:r>
+        <w:t>Monitoring</w:t>
+      </w:r>
+      <w:bookmarkEnd w:id="9"/>
+    </w:p>
+    <w:p>
+      <w:pPr>
+        <w:pStyle w:val="Nadpis3"/>
+      </w:pPr>
+      <w:bookmarkStart w:id="10" w:name="_Toc224314092"/>
+      <w:r>
+        <w:t>Real-time monitoring</w:t>
+      </w:r>
+      <w:bookmarkEnd w:id="10"/>
+    </w:p>
+    <w:p>
+      <w:pPr>
+        <w:pStyle w:val="Nadpis3"/>
+      </w:pPr>
+      <w:bookmarkStart w:id="11" w:name="_Toc224314093"/>
+      <w:r>
+        <w:t>Dashboards and Single Pane of Glass</w:t>
+      </w:r>
+      <w:bookmarkEnd w:id="11"/>
+    </w:p>
+    <w:p>
+      <w:pPr>
+        <w:pStyle w:val="Nadpis2"/>
+      </w:pPr>
+      <w:bookmarkStart w:id="12" w:name="_Toc224314094"/>
+      <w:r>
+        <w:t>Alerting</w:t>
+      </w:r>
+      <w:bookmarkEnd w:id="12"/>
+    </w:p>
+    <w:p>
+      <w:pPr>
+        <w:pStyle w:val="Nadpis3"/>
+      </w:pPr>
+      <w:bookmarkStart w:id="13" w:name="_Toc224314095"/>
+      <w:r>
+        <w:t>Methods of Alerting</w:t>
+      </w:r>
+      <w:bookmarkEnd w:id="13"/>
+    </w:p>
+    <w:p>
+      <w:pPr>
+        <w:pStyle w:val="Nadpis3"/>
+      </w:pPr>
+      <w:r>
+        <w:tab/>
+      </w:r>
+      <w:bookmarkStart w:id="14" w:name="_Toc224314096"/>
+      <w:r>
+        <w:t>Alert Fatigue</w:t>
+      </w:r>
+      <w:bookmarkEnd w:id="14"/>
     </w:p>
     <w:p>
       <w:pPr>
@@ -4236,87 +4400,7 @@
       <w:pPr>
         <w:pStyle w:val="Nadpis1"/>
       </w:pPr>
-      <w:bookmarkStart w:id="8" w:name="_Toc224309146"/>
-      <w:r>
-        <w:lastRenderedPageBreak/>
-        <w:t>Monitoring</w:t>
-      </w:r>
-      <w:bookmarkEnd w:id="8"/>
-    </w:p>
-    <w:p>
-      <w:pPr>
-        <w:pStyle w:val="Nadpis2"/>
-      </w:pPr>
-      <w:bookmarkStart w:id="9" w:name="_Toc224309147"/>
-      <w:r>
-        <w:t>Monitoring</w:t>
-      </w:r>
-      <w:bookmarkEnd w:id="9"/>
-    </w:p>
-    <w:p>
-      <w:pPr>
-        <w:pStyle w:val="Nadpis3"/>
-      </w:pPr>
-      <w:bookmarkStart w:id="10" w:name="_Toc224309148"/>
-      <w:r>
-        <w:t>Real-time monitoring</w:t>
-      </w:r>
-      <w:bookmarkEnd w:id="10"/>
-    </w:p>
-    <w:p>
-      <w:pPr>
-        <w:pStyle w:val="Nadpis3"/>
-      </w:pPr>
-      <w:bookmarkStart w:id="11" w:name="_Toc224309149"/>
-      <w:r>
-        <w:t>Dashboards and Single Pane of Glass</w:t>
-      </w:r>
-      <w:bookmarkEnd w:id="11"/>
-    </w:p>
-    <w:p>
-      <w:pPr>
-        <w:pStyle w:val="Nadpis2"/>
-      </w:pPr>
-      <w:bookmarkStart w:id="12" w:name="_Toc224309150"/>
-      <w:r>
-        <w:t>Alerting</w:t>
-      </w:r>
-      <w:bookmarkEnd w:id="12"/>
-    </w:p>
-    <w:p>
-      <w:pPr>
-        <w:pStyle w:val="Nadpis3"/>
-      </w:pPr>
-      <w:bookmarkStart w:id="13" w:name="_Toc224309151"/>
-      <w:r>
-        <w:t>Methods of Alerting</w:t>
-      </w:r>
-      <w:bookmarkEnd w:id="13"/>
-    </w:p>
-    <w:p>
-      <w:pPr>
-        <w:pStyle w:val="Nadpis3"/>
-      </w:pPr>
-      <w:r>
-        <w:tab/>
-      </w:r>
-      <w:bookmarkStart w:id="14" w:name="_Toc224309152"/>
-      <w:r>
-        <w:t>Alert Fatigue</w:t>
-      </w:r>
-      <w:bookmarkEnd w:id="14"/>
-    </w:p>
-    <w:p>
-      <w:pPr>
-        <w:spacing w:after="160" w:line="259" w:lineRule="auto"/>
-        <w:jc w:val="left"/>
-      </w:pPr>
-    </w:p>
-    <w:p>
-      <w:pPr>
-        <w:pStyle w:val="Nadpis1"/>
-      </w:pPr>
-      <w:bookmarkStart w:id="15" w:name="_Toc224309153"/>
+      <w:bookmarkStart w:id="15" w:name="_Toc224314097"/>
       <w:r>
         <w:lastRenderedPageBreak/>
         <w:t>Logging</w:t>
@@ -4495,7 +4579,7 @@
       <w:pPr>
         <w:pStyle w:val="Nadpis2"/>
       </w:pPr>
-      <w:bookmarkStart w:id="16" w:name="_Toc224309154"/>
+      <w:bookmarkStart w:id="16" w:name="_Toc224314098"/>
       <w:r>
         <w:t>Logging Formats</w:t>
       </w:r>
@@ -4540,7 +4624,7 @@
       <w:pPr>
         <w:pStyle w:val="Nadpis3"/>
       </w:pPr>
-      <w:bookmarkStart w:id="17" w:name="_Toc224309155"/>
+      <w:bookmarkStart w:id="17" w:name="_Toc224314099"/>
       <w:r>
         <w:t>JSON</w:t>
       </w:r>
@@ -5144,7 +5228,7 @@
       <w:pPr>
         <w:pStyle w:val="Nadpis3"/>
       </w:pPr>
-      <w:bookmarkStart w:id="20" w:name="_Toc224309156"/>
+      <w:bookmarkStart w:id="20" w:name="_Toc224314100"/>
       <w:r>
         <w:t>X</w:t>
       </w:r>
@@ -5928,7 +6012,7 @@
       <w:pPr>
         <w:pStyle w:val="Nadpis3"/>
       </w:pPr>
-      <w:bookmarkStart w:id="21" w:name="_Toc224309157"/>
+      <w:bookmarkStart w:id="21" w:name="_Toc224314101"/>
       <w:r>
         <w:t>S</w:t>
       </w:r>
@@ -8162,7 +8246,7 @@
           <w:highlight w:val="yellow"/>
         </w:rPr>
       </w:pPr>
-      <w:bookmarkStart w:id="22" w:name="_Toc224309158"/>
+      <w:bookmarkStart w:id="22" w:name="_Toc224314102"/>
       <w:r>
         <w:rPr>
           <w:highlight w:val="yellow"/>
@@ -8176,7 +8260,7 @@
       <w:pPr>
         <w:pStyle w:val="Nadpis2"/>
       </w:pPr>
-      <w:bookmarkStart w:id="23" w:name="_Toc224309159"/>
+      <w:bookmarkStart w:id="23" w:name="_Toc224314103"/>
       <w:r>
         <w:t>Creating logs</w:t>
       </w:r>
@@ -9215,7 +9299,7 @@
       <w:pPr>
         <w:pStyle w:val="Nadpis2"/>
       </w:pPr>
-      <w:bookmarkStart w:id="24" w:name="_Toc224309160"/>
+      <w:bookmarkStart w:id="24" w:name="_Toc224314104"/>
       <w:r>
         <w:t>Storing</w:t>
       </w:r>
@@ -9280,7 +9364,7 @@
       <w:pPr>
         <w:pStyle w:val="Nadpis2"/>
       </w:pPr>
-      <w:bookmarkStart w:id="25" w:name="_Toc224309161"/>
+      <w:bookmarkStart w:id="25" w:name="_Toc224314105"/>
       <w:r>
         <w:t>Analyzing logs</w:t>
       </w:r>
@@ -9292,7 +9376,7 @@
       <w:pPr>
         <w:pStyle w:val="Nadpis3"/>
       </w:pPr>
-      <w:bookmarkStart w:id="26" w:name="_Toc224309162"/>
+      <w:bookmarkStart w:id="26" w:name="_Toc224314106"/>
       <w:r>
         <w:t>System Logs</w:t>
       </w:r>
@@ -9302,7 +9386,7 @@
       <w:pPr>
         <w:pStyle w:val="Nadpis3"/>
       </w:pPr>
-      <w:bookmarkStart w:id="27" w:name="_Toc224309163"/>
+      <w:bookmarkStart w:id="27" w:name="_Toc224314107"/>
       <w:r>
         <w:t>Storage requirements and costs</w:t>
       </w:r>
@@ -9312,7 +9396,7 @@
       <w:pPr>
         <w:pStyle w:val="Nadpis1"/>
       </w:pPr>
-      <w:bookmarkStart w:id="28" w:name="_Toc224309164"/>
+      <w:bookmarkStart w:id="28" w:name="_Toc224314108"/>
       <w:r>
         <w:lastRenderedPageBreak/>
         <w:t>Application</w:t>
@@ -9326,7 +9410,7 @@
       <w:pPr>
         <w:pStyle w:val="Nadpis2"/>
       </w:pPr>
-      <w:bookmarkStart w:id="29" w:name="_Toc224309165"/>
+      <w:bookmarkStart w:id="29" w:name="_Toc224314109"/>
       <w:r>
         <w:t>Requirements</w:t>
       </w:r>
@@ -9336,7 +9420,7 @@
       <w:pPr>
         <w:pStyle w:val="Nadpis2"/>
       </w:pPr>
-      <w:bookmarkStart w:id="30" w:name="_Toc224309166"/>
+      <w:bookmarkStart w:id="30" w:name="_Toc224314110"/>
       <w:r>
         <w:t>Specification</w:t>
       </w:r>
@@ -9346,7 +9430,7 @@
       <w:pPr>
         <w:pStyle w:val="Nadpis2"/>
       </w:pPr>
-      <w:bookmarkStart w:id="31" w:name="_Toc224309167"/>
+      <w:bookmarkStart w:id="31" w:name="_Toc224314111"/>
       <w:r>
         <w:t>Implementation</w:t>
       </w:r>
@@ -9356,7 +9440,7 @@
       <w:pPr>
         <w:pStyle w:val="Nadpis2"/>
       </w:pPr>
-      <w:bookmarkStart w:id="32" w:name="_Toc224309168"/>
+      <w:bookmarkStart w:id="32" w:name="_Toc224314112"/>
       <w:r>
         <w:t>Testing and CI/CD</w:t>
       </w:r>
@@ -9366,7 +9450,7 @@
       <w:pPr>
         <w:pStyle w:val="Nadpis1"/>
       </w:pPr>
-      <w:bookmarkStart w:id="33" w:name="_Toc224309169"/>
+      <w:bookmarkStart w:id="33" w:name="_Toc224314113"/>
       <w:r>
         <w:lastRenderedPageBreak/>
         <w:t>Discussion to implementation</w:t>
@@ -9377,7 +9461,7 @@
       <w:pPr>
         <w:pStyle w:val="Nadpis1"/>
       </w:pPr>
-      <w:bookmarkStart w:id="34" w:name="_Toc224309170"/>
+      <w:bookmarkStart w:id="34" w:name="_Toc224314114"/>
       <w:r>
         <w:lastRenderedPageBreak/>
         <w:t>Conclusions</w:t>
@@ -9388,7 +9472,7 @@
       <w:pPr>
         <w:pStyle w:val="Nadpis1"/>
       </w:pPr>
-      <w:bookmarkStart w:id="35" w:name="_Toc224309171"/>
+      <w:bookmarkStart w:id="35" w:name="_Toc224314115"/>
       <w:r>
         <w:lastRenderedPageBreak/>
         <w:t>List of references</w:t>
@@ -9547,7 +9631,7 @@
       <w:pPr>
         <w:pStyle w:val="Nadpis1neslovan"/>
       </w:pPr>
-      <w:bookmarkStart w:id="36" w:name="_Toc224309172"/>
+      <w:bookmarkStart w:id="36" w:name="_Toc224314116"/>
       <w:r>
         <w:lastRenderedPageBreak/>
         <w:t>Appendices</w:t>
